--- a/courts/fifth-circuit/louisiana/federal/western-district/complaint/usage/OUTPUT-complaint.docx
+++ b/courts/fifth-circuit/louisiana/federal/western-district/complaint/usage/OUTPUT-complaint.docx
@@ -4,7 +4,9 @@
   <w:body>
     <w:p>
       <w:pPr>
-        <w:pStyle w:val="SingleCentered"/>
+        <w:spacing w:before="0" w:after="0" w:line="276" w:lineRule="exact"/>
+        <w:ind w:left="0" w:firstLine="0"/>
+        <w:jc w:val="center"/>
       </w:pPr>
       <w:r>
         <w:t xml:space="preserve">UNITED STATES DISTRICT COURT</w:t>
@@ -12,7 +14,9 @@
     </w:p>
     <w:p>
       <w:pPr>
-        <w:pStyle w:val="SingleCentered"/>
+        <w:spacing w:before="0" w:after="0" w:line="276" w:lineRule="exact"/>
+        <w:ind w:left="0" w:firstLine="0"/>
+        <w:jc w:val="center"/>
       </w:pPr>
       <w:r>
         <w:t xml:space="preserve">WESTERN DISTRICT OF LOUISIANA</w:t>
@@ -20,34 +24,25 @@
     </w:p>
     <w:p>
       <w:pPr>
-        <w:pStyle w:val="SingleCentered"/>
+        <w:spacing w:before="0" w:after="480" w:line="276" w:lineRule="exact"/>
+        <w:ind w:left="0" w:firstLine="0"/>
+        <w:jc w:val="center"/>
       </w:pPr>
       <w:r>
         <w:t xml:space="preserve">LAFAYETTE DIVISION</w:t>
       </w:r>
-    </w:p>
-    <w:p>
-      <w:pPr>
-        <w:pStyle w:val="Normal"/>
-      </w:pPr>
     </w:p>
     <w:tbl>
       <w:tblPr>
         <w:tblW w:w="9360" w:type="dxa"/>
-        <w:tblBorders>
-          <w:top w:val="nil"/>
-          <w:left w:val="nil"/>
-          <w:bottom w:val="nil"/>
-          <w:right w:val="nil"/>
-          <w:insideH w:val="nil"/>
-          <w:insideV w:val="nil"/>
-        </w:tblBorders>
         <w:tblLayout w:type="fixed"/>
         <w:tblCellMar>
+          <w:top w:w="0" w:type="dxa"/>
           <w:left w:w="0" w:type="dxa"/>
+          <w:bottom w:w="0" w:type="dxa"/>
           <w:right w:w="0" w:type="dxa"/>
         </w:tblCellMar>
-        <w:tblLook w:val="0000"/>
+        <w:tblLook w:val="0000" w:firstRow="0" w:lastRow="0" w:firstColumn="0" w:lastColumn="0" w:noHBand="0" w:noVBand="0"/>
       </w:tblPr>
       <w:tblGrid>
         <w:gridCol w:w="4752"/>
@@ -55,22 +50,82 @@
         <w:gridCol w:w="4176"/>
       </w:tblGrid>
       <w:tr>
+        <w:trPr>
+          <w:cantSplit/>
+        </w:trPr>
         <w:tc>
           <w:tcPr>
             <w:tcW w:w="4752" w:type="dxa"/>
           </w:tcPr>
           <w:p>
             <w:pPr>
-              <w:pStyle w:val="SingleSpaced"/>
+              <w:spacing w:before="0" w:after="0" w:line="276" w:lineRule="exact"/>
+              <w:ind w:left="0" w:firstLine="0"/>
+              <w:jc w:val="left"/>
             </w:pPr>
             <w:r>
-              <w:t xml:space="preserve">LOUISIANA DENTAL IMPLANT LAB, LLC, a Louisiana limited liability company,</w:t>
+              <w:t xml:space="preserve">LOUISIANA</w:t>
+            </w:r>
+            <w:r>
+              <w:t xml:space="preserve"> </w:t>
+            </w:r>
+            <w:r>
+              <w:t xml:space="preserve">DENTAL</w:t>
+            </w:r>
+            <w:r>
+              <w:t xml:space="preserve"> </w:t>
+            </w:r>
+            <w:r>
+              <w:t xml:space="preserve">IMPLANT</w:t>
+            </w:r>
+            <w:r>
+              <w:t xml:space="preserve"> </w:t>
+            </w:r>
+            <w:r>
+              <w:t xml:space="preserve">LAB,</w:t>
+            </w:r>
+            <w:r>
+              <w:t xml:space="preserve"> </w:t>
+            </w:r>
+            <w:r>
+              <w:t xml:space="preserve">LLC,</w:t>
+            </w:r>
+            <w:r>
+              <w:t xml:space="preserve"> </w:t>
+            </w:r>
+            <w:r>
+              <w:t xml:space="preserve">a</w:t>
+            </w:r>
+            <w:r>
+              <w:t xml:space="preserve"> </w:t>
+            </w:r>
+            <w:r>
+              <w:t xml:space="preserve">Louisiana</w:t>
+            </w:r>
+            <w:r>
+              <w:t xml:space="preserve"> </w:t>
+            </w:r>
+            <w:r>
+              <w:t xml:space="preserve">limited</w:t>
+            </w:r>
+            <w:r>
+              <w:t xml:space="preserve"> </w:t>
+            </w:r>
+            <w:r>
+              <w:t xml:space="preserve">liability</w:t>
+            </w:r>
+            <w:r>
+              <w:t xml:space="preserve"> </w:t>
+            </w:r>
+            <w:r>
+              <w:t xml:space="preserve">company,</w:t>
             </w:r>
           </w:p>
           <w:p>
             <w:pPr>
-              <w:pStyle w:val="SingleSpaced"/>
+              <w:spacing w:before="0" w:after="0" w:line="276" w:lineRule="exact"/>
               <w:ind w:left="2160" w:firstLine="0"/>
+              <w:jc w:val="left"/>
             </w:pPr>
             <w:r>
               <w:t xml:space="preserve">Plaintiff,</w:t>
@@ -78,7 +133,9 @@
           </w:p>
           <w:p>
             <w:pPr>
-              <w:pStyle w:val="SingleSpaced"/>
+              <w:spacing w:before="0" w:after="0" w:line="276" w:lineRule="exact"/>
+              <w:ind w:left="0" w:firstLine="0"/>
+              <w:jc w:val="left"/>
             </w:pPr>
             <w:r>
               <w:t xml:space="preserve">v.</w:t>
@@ -86,21 +143,25 @@
           </w:p>
           <w:p>
             <w:pPr>
-              <w:pStyle w:val="SingleSpaced"/>
+              <w:spacing w:before="276" w:after="0" w:line="276" w:lineRule="exact"/>
+              <w:ind w:left="0" w:firstLine="0"/>
+              <w:jc w:val="left"/>
             </w:pPr>
+            <w:r>
+              <w:t xml:space="preserve">JDENTALCARE</w:t>
+            </w:r>
+            <w:r>
+              <w:t xml:space="preserve"> </w:t>
+            </w:r>
+            <w:r>
+              <w:t xml:space="preserve">SRL</w:t>
+            </w:r>
           </w:p>
           <w:p>
             <w:pPr>
-              <w:pStyle w:val="SingleSpaced"/>
-            </w:pPr>
-            <w:r>
-              <w:t xml:space="preserve">JDENTALCARE SRL</w:t>
-            </w:r>
-          </w:p>
-          <w:p>
-            <w:pPr>
-              <w:pStyle w:val="SingleSpaced"/>
+              <w:spacing w:before="0" w:after="0" w:line="276" w:lineRule="exact"/>
               <w:ind w:left="2160" w:firstLine="0"/>
+              <w:jc w:val="left"/>
             </w:pPr>
             <w:r>
               <w:t xml:space="preserve">Defendant.</w:t>
@@ -113,58 +174,72 @@
           </w:tcPr>
           <w:p>
             <w:pPr>
-              <w:pStyle w:val="SingleCentered"/>
+              <w:spacing w:before="0" w:after="0" w:line="276" w:lineRule="exact"/>
+              <w:ind w:left="0" w:firstLine="0"/>
+              <w:jc w:val="center"/>
             </w:pPr>
             <w:r>
-              <w:t>*</w:t>
+              <w:t xml:space="preserve">*</w:t>
             </w:r>
           </w:p>
           <w:p>
             <w:pPr>
-              <w:pStyle w:val="SingleCentered"/>
+              <w:spacing w:before="0" w:after="0" w:line="276" w:lineRule="exact"/>
+              <w:ind w:left="0" w:firstLine="0"/>
+              <w:jc w:val="center"/>
             </w:pPr>
             <w:r>
-              <w:t>*</w:t>
+              <w:t xml:space="preserve">*</w:t>
             </w:r>
           </w:p>
           <w:p>
             <w:pPr>
-              <w:pStyle w:val="SingleCentered"/>
+              <w:spacing w:before="0" w:after="0" w:line="276" w:lineRule="exact"/>
+              <w:ind w:left="0" w:firstLine="0"/>
+              <w:jc w:val="center"/>
             </w:pPr>
             <w:r>
-              <w:t>*</w:t>
+              <w:t xml:space="preserve">*</w:t>
             </w:r>
           </w:p>
           <w:p>
             <w:pPr>
-              <w:pStyle w:val="SingleCentered"/>
+              <w:spacing w:before="0" w:after="0" w:line="276" w:lineRule="exact"/>
+              <w:ind w:left="0" w:firstLine="0"/>
+              <w:jc w:val="center"/>
             </w:pPr>
             <w:r>
-              <w:t>*</w:t>
+              <w:t xml:space="preserve">*</w:t>
             </w:r>
           </w:p>
           <w:p>
             <w:pPr>
-              <w:pStyle w:val="SingleCentered"/>
+              <w:spacing w:before="0" w:after="0" w:line="276" w:lineRule="exact"/>
+              <w:ind w:left="0" w:firstLine="0"/>
+              <w:jc w:val="center"/>
             </w:pPr>
             <w:r>
-              <w:t>*</w:t>
+              <w:t xml:space="preserve">*</w:t>
             </w:r>
           </w:p>
           <w:p>
             <w:pPr>
-              <w:pStyle w:val="SingleCentered"/>
+              <w:spacing w:before="0" w:after="0" w:line="276" w:lineRule="exact"/>
+              <w:ind w:left="0" w:firstLine="0"/>
+              <w:jc w:val="center"/>
             </w:pPr>
             <w:r>
-              <w:t>*</w:t>
+              <w:t xml:space="preserve">*</w:t>
             </w:r>
           </w:p>
           <w:p>
             <w:pPr>
-              <w:pStyle w:val="SingleCentered"/>
+              <w:spacing w:before="0" w:after="0" w:line="276" w:lineRule="exact"/>
+              <w:ind w:left="0" w:firstLine="0"/>
+              <w:jc w:val="center"/>
             </w:pPr>
             <w:r>
-              <w:t>*</w:t>
+              <w:t xml:space="preserve">*</w:t>
             </w:r>
           </w:p>
         </w:tc>
@@ -174,41 +249,34 @@
           </w:tcPr>
           <w:p>
             <w:pPr>
-              <w:pStyle w:val="SingleSpaced"/>
+              <w:spacing w:before="0" w:after="0" w:line="276" w:lineRule="exact"/>
+              <w:ind w:left="0" w:firstLine="0"/>
+              <w:jc w:val="left"/>
             </w:pPr>
             <w:r>
-              <w:t xml:space="preserve">CIVIL ACTION NO. </w:t>
-            </w:r>
-            <w:r>
-              <w:t xml:space="preserve">6:26-cv-00025</w:t>
+              <w:t xml:space="preserve">CIVIL ACTION NO. 6:26-cv</w:t>
+              <w:noBreakHyphen/>
+              <w:t xml:space="preserve">00025</w:t>
             </w:r>
           </w:p>
           <w:p>
             <w:pPr>
-              <w:pStyle w:val="SingleSpaced"/>
+              <w:spacing w:before="0" w:after="0" w:line="276" w:lineRule="exact"/>
+              <w:ind w:left="0" w:firstLine="0"/>
+              <w:jc w:val="left"/>
             </w:pPr>
             <w:r>
-              <w:t xml:space="preserve">JUDGE </w:t>
-            </w:r>
-            <w:r>
-              <w:rPr>
-                <w:u w:val="single"/>
-              </w:rPr>
-              <w:t xml:space="preserve">                                        </w:t>
+              <w:t xml:space="preserve">JUDGE _______________________</w:t>
             </w:r>
           </w:p>
           <w:p>
             <w:pPr>
-              <w:pStyle w:val="SingleSpaced"/>
+              <w:spacing w:before="0" w:after="0" w:line="276" w:lineRule="exact"/>
+              <w:ind w:left="0" w:firstLine="0"/>
+              <w:jc w:val="left"/>
             </w:pPr>
             <w:r>
-              <w:t xml:space="preserve">MAGISTRATE JUDGE </w:t>
-            </w:r>
-            <w:r>
-              <w:rPr>
-                <w:u w:val="single"/>
-              </w:rPr>
-              <w:t xml:space="preserve">                                        </w:t>
+              <w:t xml:space="preserve">MAGISTRATE JUDGE _______________________</w:t>
             </w:r>
           </w:p>
         </w:tc>
@@ -216,69 +284,543 @@
     </w:tbl>
     <w:p>
       <w:pPr>
-        <w:pStyle w:val="Normal"/>
+        <w:spacing w:before="480" w:after="480" w:line="276" w:lineRule="exact"/>
+        <w:ind w:left="0" w:firstLine="0"/>
+        <w:jc w:val="center"/>
       </w:pPr>
+      <w:r>
+        <w:rPr>
+          <w:b/>
+          <w:bCs/>
+        </w:rPr>
+        <w:t xml:space="preserve">COMPLAINT FOR DESIGN PATENT INFRINGEMENT AND DEMAND FOR JURY TRIAL</w:t>
+      </w:r>
     </w:p>
     <w:p>
       <w:pPr>
-        <w:pStyle w:val="SingleCentered"/>
+        <w:spacing w:before="0" w:after="0" w:line="480" w:lineRule="exact"/>
+        <w:ind w:left="0" w:firstLine="720"/>
+        <w:jc w:val="left"/>
       </w:pPr>
       <w:r>
-        <w:rPr>
-          <w:b/>
-        </w:rPr>
-        <w:t xml:space="preserve">COMPLAINT FOR DESIGN PATENT INFRINGEMENT AND DEMAND FOR JURY TRIAL</w:t>
+        <w:t xml:space="preserve">NOW</w:t>
+      </w:r>
+      <w:r>
+        <w:t xml:space="preserve"> </w:t>
+      </w:r>
+      <w:r>
+        <w:t xml:space="preserve">COMES</w:t>
+      </w:r>
+      <w:r>
+        <w:t xml:space="preserve"> </w:t>
+      </w:r>
+      <w:r>
+        <w:t xml:space="preserve">Louisiana</w:t>
+      </w:r>
+      <w:r>
+        <w:t xml:space="preserve"> </w:t>
+      </w:r>
+      <w:r>
+        <w:t xml:space="preserve">Dental</w:t>
+      </w:r>
+      <w:r>
+        <w:t xml:space="preserve"> </w:t>
+      </w:r>
+      <w:r>
+        <w:t xml:space="preserve">Implant</w:t>
+      </w:r>
+      <w:r>
+        <w:t xml:space="preserve"> </w:t>
+      </w:r>
+      <w:r>
+        <w:t xml:space="preserve">Lab,</w:t>
+      </w:r>
+      <w:r>
+        <w:t xml:space="preserve"> </w:t>
+      </w:r>
+      <w:r>
+        <w:t xml:space="preserve">LLC</w:t>
+      </w:r>
+      <w:r>
+        <w:t xml:space="preserve"> </w:t>
+      </w:r>
+      <w:r>
+        <w:t xml:space="preserve">(“Plaintiff”</w:t>
+      </w:r>
+      <w:r>
+        <w:t xml:space="preserve"> </w:t>
+      </w:r>
+      <w:r>
+        <w:t xml:space="preserve">or</w:t>
+      </w:r>
+      <w:r>
+        <w:t xml:space="preserve"> </w:t>
+      </w:r>
+      <w:r>
+        <w:t xml:space="preserve">“Louisiana</w:t>
+      </w:r>
+      <w:r>
+        <w:t xml:space="preserve"> </w:t>
+      </w:r>
+      <w:r>
+        <w:t xml:space="preserve">Dental”),</w:t>
+      </w:r>
+      <w:r>
+        <w:t xml:space="preserve"> </w:t>
+      </w:r>
+      <w:r>
+        <w:t xml:space="preserve">by</w:t>
+      </w:r>
+      <w:r>
+        <w:t xml:space="preserve"> </w:t>
+      </w:r>
+      <w:r>
+        <w:t xml:space="preserve">and</w:t>
+      </w:r>
+      <w:r>
+        <w:t xml:space="preserve"> </w:t>
+      </w:r>
+      <w:r>
+        <w:t xml:space="preserve">through</w:t>
+      </w:r>
+      <w:r>
+        <w:t xml:space="preserve"> </w:t>
+      </w:r>
+      <w:r>
+        <w:t xml:space="preserve">its</w:t>
+      </w:r>
+      <w:r>
+        <w:t xml:space="preserve"> </w:t>
+      </w:r>
+      <w:r>
+        <w:t xml:space="preserve">attorneys</w:t>
+      </w:r>
+      <w:r>
+        <w:t xml:space="preserve"> </w:t>
+      </w:r>
+      <w:r>
+        <w:t xml:space="preserve">and</w:t>
+      </w:r>
+      <w:r>
+        <w:t xml:space="preserve"> </w:t>
+      </w:r>
+      <w:r>
+        <w:t xml:space="preserve">for</w:t>
+      </w:r>
+      <w:r>
+        <w:t xml:space="preserve"> </w:t>
+      </w:r>
+      <w:r>
+        <w:t xml:space="preserve">its</w:t>
+      </w:r>
+      <w:r>
+        <w:t xml:space="preserve"> </w:t>
+      </w:r>
+      <w:r>
+        <w:t xml:space="preserve">Complaint</w:t>
+      </w:r>
+      <w:r>
+        <w:t xml:space="preserve"> </w:t>
+      </w:r>
+      <w:r>
+        <w:t xml:space="preserve">against</w:t>
+      </w:r>
+      <w:r>
+        <w:t xml:space="preserve"> </w:t>
+      </w:r>
+      <w:r>
+        <w:t xml:space="preserve">JDENTALCARE</w:t>
+      </w:r>
+      <w:r>
+        <w:t xml:space="preserve"> </w:t>
+      </w:r>
+      <w:r>
+        <w:t xml:space="preserve">SRL</w:t>
+      </w:r>
+      <w:r>
+        <w:t xml:space="preserve"> </w:t>
+      </w:r>
+      <w:r>
+        <w:t xml:space="preserve">(“Defendant”</w:t>
+      </w:r>
+      <w:r>
+        <w:t xml:space="preserve"> </w:t>
+      </w:r>
+      <w:r>
+        <w:t xml:space="preserve">or</w:t>
+      </w:r>
+      <w:r>
+        <w:t xml:space="preserve"> </w:t>
+      </w:r>
+      <w:r>
+        <w:t xml:space="preserve">“JDC”),</w:t>
+      </w:r>
+      <w:r>
+        <w:t xml:space="preserve"> </w:t>
+      </w:r>
+      <w:r>
+        <w:t xml:space="preserve">states</w:t>
+      </w:r>
+      <w:r>
+        <w:t xml:space="preserve"> </w:t>
+      </w:r>
+      <w:r>
+        <w:t xml:space="preserve">as</w:t>
+      </w:r>
+      <w:r>
+        <w:t xml:space="preserve"> </w:t>
+      </w:r>
+      <w:r>
+        <w:t xml:space="preserve">follows:</w:t>
       </w:r>
     </w:p>
     <w:p>
       <w:pPr>
-        <w:pStyle w:val="Normal"/>
+        <w:keepNext/>
+        <w:keepLines/>
+        <w:spacing w:before="480" w:after="0" w:line="480" w:lineRule="exact"/>
+        <w:ind w:left="0" w:firstLine="0"/>
+        <w:jc w:val="center"/>
       </w:pPr>
+      <w:r>
+        <w:rPr>
+          <w:b/>
+          <w:bCs/>
+        </w:rPr>
+        <w:t xml:space="preserve">NATURE</w:t>
+      </w:r>
+      <w:r>
+        <w:rPr>
+          <w:b/>
+          <w:bCs/>
+        </w:rPr>
+        <w:t xml:space="preserve"> </w:t>
+      </w:r>
+      <w:r>
+        <w:rPr>
+          <w:b/>
+          <w:bCs/>
+        </w:rPr>
+        <w:t xml:space="preserve">OF</w:t>
+      </w:r>
+      <w:r>
+        <w:rPr>
+          <w:b/>
+          <w:bCs/>
+        </w:rPr>
+        <w:t xml:space="preserve"> </w:t>
+      </w:r>
+      <w:r>
+        <w:rPr>
+          <w:b/>
+          <w:bCs/>
+        </w:rPr>
+        <w:t xml:space="preserve">THE</w:t>
+      </w:r>
+      <w:r>
+        <w:rPr>
+          <w:b/>
+          <w:bCs/>
+        </w:rPr>
+        <w:t xml:space="preserve"> </w:t>
+      </w:r>
+      <w:r>
+        <w:rPr>
+          <w:b/>
+          <w:bCs/>
+        </w:rPr>
+        <w:t xml:space="preserve">ACTION</w:t>
+      </w:r>
     </w:p>
     <w:p>
       <w:pPr>
-        <w:pStyle w:val="FirstParagraph"/>
+        <w:tabs>
+          <w:tab w:val="left" w:pos="1440"/>
+        </w:tabs>
+        <w:spacing w:before="0" w:after="0" w:line="480" w:lineRule="exact"/>
+        <w:ind w:left="0" w:firstLine="720"/>
+        <w:jc w:val="left"/>
       </w:pPr>
       <w:r>
-        <w:t xml:space="preserve">NOW COMES Louisiana Dental Implant Lab, LLC (“Plaintiff” or “Louisiana Dental”), by and through its attorneys and for its Complaint against JDENTALCARE SRL (“Defendant” or “JDC”), states as follows:</w:t>
-      </w:r>
-    </w:p>
-    <w:bookmarkStart w:id="20" w:name="nature-of-the-action"/>
-    <w:p>
-      <w:pPr>
-        <w:pStyle w:val="Heading1"/>
-      </w:pPr>
-      <w:r>
-        <w:t xml:space="preserve">NATURE OF THE ACTION</w:t>
+        <w:t xml:space="preserve">1.</w:t>
+      </w:r>
+      <w:r>
+        <w:tab/>
+      </w:r>
+      <w:r>
+        <w:t xml:space="preserve">This</w:t>
+      </w:r>
+      <w:r>
+        <w:t xml:space="preserve"> </w:t>
+      </w:r>
+      <w:r>
+        <w:t xml:space="preserve">is</w:t>
+      </w:r>
+      <w:r>
+        <w:t xml:space="preserve"> </w:t>
+      </w:r>
+      <w:r>
+        <w:t xml:space="preserve">an</w:t>
+      </w:r>
+      <w:r>
+        <w:t xml:space="preserve"> </w:t>
+      </w:r>
+      <w:r>
+        <w:t xml:space="preserve">action</w:t>
+      </w:r>
+      <w:r>
+        <w:t xml:space="preserve"> </w:t>
+      </w:r>
+      <w:r>
+        <w:t xml:space="preserve">for</w:t>
+      </w:r>
+      <w:r>
+        <w:t xml:space="preserve"> </w:t>
+      </w:r>
+      <w:r>
+        <w:t xml:space="preserve">design</w:t>
+      </w:r>
+      <w:r>
+        <w:t xml:space="preserve"> </w:t>
+      </w:r>
+      <w:r>
+        <w:t xml:space="preserve">patent</w:t>
+      </w:r>
+      <w:r>
+        <w:t xml:space="preserve"> </w:t>
+      </w:r>
+      <w:r>
+        <w:t xml:space="preserve">infringement</w:t>
+      </w:r>
+      <w:r>
+        <w:t xml:space="preserve"> </w:t>
+      </w:r>
+      <w:r>
+        <w:t xml:space="preserve">under</w:t>
+      </w:r>
+      <w:r>
+        <w:t xml:space="preserve"> </w:t>
+      </w:r>
+      <w:r>
+        <w:t xml:space="preserve">35</w:t>
+      </w:r>
+      <w:r>
+        <w:t xml:space="preserve"> </w:t>
+      </w:r>
+      <w:r>
+        <w:t xml:space="preserve">U.S.C.</w:t>
+      </w:r>
+      <w:r>
+        <w:t xml:space="preserve"> </w:t>
+      </w:r>
+      <w:r>
+        <w:t xml:space="preserve">§§</w:t>
+      </w:r>
+      <w:r>
+        <w:t xml:space="preserve"> </w:t>
+      </w:r>
+      <w:r>
+        <w:t xml:space="preserve">271,</w:t>
+      </w:r>
+      <w:r>
+        <w:t xml:space="preserve"> </w:t>
+      </w:r>
+      <w:r>
+        <w:t xml:space="preserve">281,</w:t>
+      </w:r>
+      <w:r>
+        <w:t xml:space="preserve"> </w:t>
+      </w:r>
+      <w:r>
+        <w:t xml:space="preserve">283–285</w:t>
+      </w:r>
+      <w:r>
+        <w:t xml:space="preserve"> </w:t>
+      </w:r>
+      <w:r>
+        <w:t xml:space="preserve">and</w:t>
+      </w:r>
+      <w:r>
+        <w:t xml:space="preserve"> </w:t>
+      </w:r>
+      <w:r>
+        <w:t xml:space="preserve">289,</w:t>
+      </w:r>
+      <w:r>
+        <w:t xml:space="preserve"> </w:t>
+      </w:r>
+      <w:r>
+        <w:t xml:space="preserve">arising</w:t>
+      </w:r>
+      <w:r>
+        <w:t xml:space="preserve"> </w:t>
+      </w:r>
+      <w:r>
+        <w:t xml:space="preserve">from</w:t>
+      </w:r>
+      <w:r>
+        <w:t xml:space="preserve"> </w:t>
+      </w:r>
+      <w:r>
+        <w:t xml:space="preserve">Defendant’s</w:t>
+      </w:r>
+      <w:r>
+        <w:t xml:space="preserve"> </w:t>
+      </w:r>
+      <w:r>
+        <w:t xml:space="preserve">unauthorized</w:t>
+      </w:r>
+      <w:r>
+        <w:t xml:space="preserve"> </w:t>
+      </w:r>
+      <w:r>
+        <w:t xml:space="preserve">manufacture,</w:t>
+      </w:r>
+      <w:r>
+        <w:t xml:space="preserve"> </w:t>
+      </w:r>
+      <w:r>
+        <w:t xml:space="preserve">use,</w:t>
+      </w:r>
+      <w:r>
+        <w:t xml:space="preserve"> </w:t>
+      </w:r>
+      <w:r>
+        <w:t xml:space="preserve">offer</w:t>
+      </w:r>
+      <w:r>
+        <w:t xml:space="preserve"> </w:t>
+      </w:r>
+      <w:r>
+        <w:t xml:space="preserve">to</w:t>
+      </w:r>
+      <w:r>
+        <w:t xml:space="preserve"> </w:t>
+      </w:r>
+      <w:r>
+        <w:t xml:space="preserve">sell,</w:t>
+      </w:r>
+      <w:r>
+        <w:t xml:space="preserve"> </w:t>
+      </w:r>
+      <w:r>
+        <w:t xml:space="preserve">sale,</w:t>
+      </w:r>
+      <w:r>
+        <w:t xml:space="preserve"> </w:t>
+      </w:r>
+      <w:r>
+        <w:t xml:space="preserve">and/​or</w:t>
+      </w:r>
+      <w:r>
+        <w:t xml:space="preserve"> </w:t>
+      </w:r>
+      <w:r>
+        <w:t xml:space="preserve">importation</w:t>
+      </w:r>
+      <w:r>
+        <w:t xml:space="preserve"> </w:t>
+      </w:r>
+      <w:r>
+        <w:t xml:space="preserve">of</w:t>
+      </w:r>
+      <w:r>
+        <w:t xml:space="preserve"> </w:t>
+      </w:r>
+      <w:r>
+        <w:t xml:space="preserve">a</w:t>
+      </w:r>
+      <w:r>
+        <w:t xml:space="preserve"> </w:t>
+      </w:r>
+      <w:r>
+        <w:t xml:space="preserve">product</w:t>
+      </w:r>
+      <w:r>
+        <w:t xml:space="preserve"> </w:t>
+      </w:r>
+      <w:r>
+        <w:t xml:space="preserve">that</w:t>
+      </w:r>
+      <w:r>
+        <w:t xml:space="preserve"> </w:t>
+      </w:r>
+      <w:r>
+        <w:t xml:space="preserve">infringes</w:t>
+      </w:r>
+      <w:r>
+        <w:t xml:space="preserve"> </w:t>
+      </w:r>
+      <w:r>
+        <w:t xml:space="preserve">U.S.</w:t>
+      </w:r>
+      <w:r>
+        <w:t xml:space="preserve"> </w:t>
+      </w:r>
+      <w:r>
+        <w:t xml:space="preserve">Design</w:t>
+      </w:r>
+      <w:r>
+        <w:t xml:space="preserve"> </w:t>
+      </w:r>
+      <w:r>
+        <w:t xml:space="preserve">Patent</w:t>
+      </w:r>
+      <w:r>
+        <w:t xml:space="preserve"> </w:t>
+      </w:r>
+      <w:r>
+        <w:t xml:space="preserve">No.</w:t>
+      </w:r>
+      <w:r>
+        <w:t xml:space="preserve"> </w:t>
+      </w:r>
+      <w:r>
+        <w:t xml:space="preserve">D1,046,155</w:t>
+      </w:r>
+      <w:r>
+        <w:t xml:space="preserve"> </w:t>
+      </w:r>
+      <w:r>
+        <w:t xml:space="preserve">(the</w:t>
+      </w:r>
+      <w:r>
+        <w:t xml:space="preserve"> </w:t>
+      </w:r>
+      <w:r>
+        <w:t xml:space="preserve">“’155</w:t>
+      </w:r>
+      <w:r>
+        <w:t xml:space="preserve"> </w:t>
+      </w:r>
+      <w:r>
+        <w:t xml:space="preserve">Patent”).</w:t>
       </w:r>
     </w:p>
     <w:p>
       <w:pPr>
-        <w:pStyle w:val="NumberedParagraph"/>
+        <w:keepNext/>
+        <w:keepLines/>
+        <w:spacing w:before="480" w:after="0" w:line="480" w:lineRule="exact"/>
+        <w:ind w:left="0" w:firstLine="0"/>
+        <w:jc w:val="center"/>
       </w:pPr>
       <w:r>
-        <w:t xml:space="preserve">1.</w:t>
-      </w:r>
-      <w:r>
-        <w:tab/>
-      </w:r>
-      <w:r>
-        <w:t xml:space="preserve">This is an action for design patent infringement under 35 U.S.C. §§ 271, 281, 283–285 and 289, arising from Defendant’s unauthorized manufacture, use, offer to sell, sale, and/or importation of a product that infringes U.S. Design Patent No. D1,046,155 (the “’155 Patent”).</w:t>
-      </w:r>
-    </w:p>
-    <w:bookmarkEnd w:id="20"/>
-    <w:bookmarkStart w:id="21" w:name="parties"/>
-    <w:p>
-      <w:pPr>
-        <w:pStyle w:val="Heading1"/>
-      </w:pPr>
-      <w:r>
+        <w:rPr>
+          <w:b/>
+          <w:bCs/>
+        </w:rPr>
         <w:t xml:space="preserve">PARTIES</w:t>
       </w:r>
     </w:p>
     <w:p>
       <w:pPr>
-        <w:pStyle w:val="NumberedParagraph"/>
+        <w:tabs>
+          <w:tab w:val="left" w:pos="1440"/>
+        </w:tabs>
+        <w:spacing w:before="0" w:after="0" w:line="480" w:lineRule="exact"/>
+        <w:ind w:left="0" w:firstLine="720"/>
+        <w:jc w:val="left"/>
       </w:pPr>
       <w:r>
         <w:t xml:space="preserve">2.</w:t>
@@ -287,12 +829,305 @@
         <w:tab/>
       </w:r>
       <w:r>
-        <w:t xml:space="preserve">Plaintiff Louisiana Dental Implant Lab is a limited liability company organized and existing under the laws of Louisiana, with its principal place of business at 425 Settlers Trace Blvd., Suite 202, Lafayette, Louisiana 70508. Louisiana Dental is the owner of all right, title, and interests in the ‘155 Patent.</w:t>
+        <w:t xml:space="preserve">Plaintiff</w:t>
+      </w:r>
+      <w:r>
+        <w:t xml:space="preserve"> </w:t>
+      </w:r>
+      <w:r>
+        <w:t xml:space="preserve">Louisiana</w:t>
+      </w:r>
+      <w:r>
+        <w:t xml:space="preserve"> </w:t>
+      </w:r>
+      <w:r>
+        <w:t xml:space="preserve">Dental</w:t>
+      </w:r>
+      <w:r>
+        <w:t xml:space="preserve"> </w:t>
+      </w:r>
+      <w:r>
+        <w:t xml:space="preserve">Implant</w:t>
+      </w:r>
+      <w:r>
+        <w:t xml:space="preserve"> </w:t>
+      </w:r>
+      <w:r>
+        <w:t xml:space="preserve">Lab</w:t>
+      </w:r>
+      <w:r>
+        <w:t xml:space="preserve"> </w:t>
+      </w:r>
+      <w:r>
+        <w:t xml:space="preserve">is</w:t>
+      </w:r>
+      <w:r>
+        <w:t xml:space="preserve"> </w:t>
+      </w:r>
+      <w:r>
+        <w:t xml:space="preserve">a</w:t>
+      </w:r>
+      <w:r>
+        <w:t xml:space="preserve"> </w:t>
+      </w:r>
+      <w:r>
+        <w:t xml:space="preserve">limited</w:t>
+      </w:r>
+      <w:r>
+        <w:t xml:space="preserve"> </w:t>
+      </w:r>
+      <w:r>
+        <w:t xml:space="preserve">liability</w:t>
+      </w:r>
+      <w:r>
+        <w:t xml:space="preserve"> </w:t>
+      </w:r>
+      <w:r>
+        <w:t xml:space="preserve">company</w:t>
+      </w:r>
+      <w:r>
+        <w:t xml:space="preserve"> </w:t>
+      </w:r>
+      <w:r>
+        <w:t xml:space="preserve">organized</w:t>
+      </w:r>
+      <w:r>
+        <w:t xml:space="preserve"> </w:t>
+      </w:r>
+      <w:r>
+        <w:t xml:space="preserve">and</w:t>
+      </w:r>
+      <w:r>
+        <w:t xml:space="preserve"> </w:t>
+      </w:r>
+      <w:r>
+        <w:t xml:space="preserve">existing</w:t>
+      </w:r>
+      <w:r>
+        <w:t xml:space="preserve"> </w:t>
+      </w:r>
+      <w:r>
+        <w:t xml:space="preserve">under</w:t>
+      </w:r>
+      <w:r>
+        <w:t xml:space="preserve"> </w:t>
+      </w:r>
+      <w:r>
+        <w:t xml:space="preserve">the</w:t>
+      </w:r>
+      <w:r>
+        <w:t xml:space="preserve"> </w:t>
+      </w:r>
+      <w:r>
+        <w:t xml:space="preserve">laws</w:t>
+      </w:r>
+      <w:r>
+        <w:t xml:space="preserve"> </w:t>
+      </w:r>
+      <w:r>
+        <w:t xml:space="preserve">of</w:t>
+      </w:r>
+      <w:r>
+        <w:t xml:space="preserve"> </w:t>
+      </w:r>
+      <w:r>
+        <w:t xml:space="preserve">Louisiana,</w:t>
+      </w:r>
+      <w:r>
+        <w:t xml:space="preserve"> </w:t>
+      </w:r>
+      <w:r>
+        <w:t xml:space="preserve">with</w:t>
+      </w:r>
+      <w:r>
+        <w:t xml:space="preserve"> </w:t>
+      </w:r>
+      <w:r>
+        <w:t xml:space="preserve">its</w:t>
+      </w:r>
+      <w:r>
+        <w:t xml:space="preserve"> </w:t>
+      </w:r>
+      <w:r>
+        <w:t xml:space="preserve">principal</w:t>
+      </w:r>
+      <w:r>
+        <w:t xml:space="preserve"> </w:t>
+      </w:r>
+      <w:r>
+        <w:t xml:space="preserve">place</w:t>
+      </w:r>
+      <w:r>
+        <w:t xml:space="preserve"> </w:t>
+      </w:r>
+      <w:r>
+        <w:t xml:space="preserve">of</w:t>
+      </w:r>
+      <w:r>
+        <w:t xml:space="preserve"> </w:t>
+      </w:r>
+      <w:r>
+        <w:t xml:space="preserve">business</w:t>
+      </w:r>
+      <w:r>
+        <w:t xml:space="preserve"> </w:t>
+      </w:r>
+      <w:r>
+        <w:t xml:space="preserve">at</w:t>
+      </w:r>
+      <w:r>
+        <w:t xml:space="preserve"> </w:t>
+      </w:r>
+      <w:r>
+        <w:t xml:space="preserve">425</w:t>
+      </w:r>
+      <w:r>
+        <w:t xml:space="preserve"> </w:t>
+      </w:r>
+      <w:r>
+        <w:t xml:space="preserve">Settlers</w:t>
+      </w:r>
+      <w:r>
+        <w:t xml:space="preserve"> </w:t>
+      </w:r>
+      <w:r>
+        <w:t xml:space="preserve">Trace</w:t>
+      </w:r>
+      <w:r>
+        <w:t xml:space="preserve"> </w:t>
+      </w:r>
+      <w:r>
+        <w:t xml:space="preserve">Blvd.,</w:t>
+      </w:r>
+      <w:r>
+        <w:t xml:space="preserve"> </w:t>
+      </w:r>
+      <w:r>
+        <w:t xml:space="preserve">Suite</w:t>
+      </w:r>
+      <w:r>
+        <w:t xml:space="preserve"> </w:t>
+      </w:r>
+      <w:r>
+        <w:t xml:space="preserve">202,</w:t>
+      </w:r>
+      <w:r>
+        <w:t xml:space="preserve"> </w:t>
+      </w:r>
+      <w:r>
+        <w:t xml:space="preserve">Lafayette,</w:t>
+      </w:r>
+      <w:r>
+        <w:t xml:space="preserve"> </w:t>
+      </w:r>
+      <w:r>
+        <w:t xml:space="preserve">Louisiana</w:t>
+      </w:r>
+      <w:r>
+        <w:t xml:space="preserve"> </w:t>
+      </w:r>
+      <w:r>
+        <w:t xml:space="preserve">70508.</w:t>
+      </w:r>
+      <w:r>
+        <w:t xml:space="preserve"> </w:t>
+      </w:r>
+      <w:r>
+        <w:t xml:space="preserve">Louisiana</w:t>
+      </w:r>
+      <w:r>
+        <w:t xml:space="preserve"> </w:t>
+      </w:r>
+      <w:r>
+        <w:t xml:space="preserve">Dental</w:t>
+      </w:r>
+      <w:r>
+        <w:t xml:space="preserve"> </w:t>
+      </w:r>
+      <w:r>
+        <w:t xml:space="preserve">is</w:t>
+      </w:r>
+      <w:r>
+        <w:t xml:space="preserve"> </w:t>
+      </w:r>
+      <w:r>
+        <w:t xml:space="preserve">the</w:t>
+      </w:r>
+      <w:r>
+        <w:t xml:space="preserve"> </w:t>
+      </w:r>
+      <w:r>
+        <w:t xml:space="preserve">owner</w:t>
+      </w:r>
+      <w:r>
+        <w:t xml:space="preserve"> </w:t>
+      </w:r>
+      <w:r>
+        <w:t xml:space="preserve">of</w:t>
+      </w:r>
+      <w:r>
+        <w:t xml:space="preserve"> </w:t>
+      </w:r>
+      <w:r>
+        <w:t xml:space="preserve">all</w:t>
+      </w:r>
+      <w:r>
+        <w:t xml:space="preserve"> </w:t>
+      </w:r>
+      <w:r>
+        <w:t xml:space="preserve">right,</w:t>
+      </w:r>
+      <w:r>
+        <w:t xml:space="preserve"> </w:t>
+      </w:r>
+      <w:r>
+        <w:t xml:space="preserve">title,</w:t>
+      </w:r>
+      <w:r>
+        <w:t xml:space="preserve"> </w:t>
+      </w:r>
+      <w:r>
+        <w:t xml:space="preserve">and</w:t>
+      </w:r>
+      <w:r>
+        <w:t xml:space="preserve"> </w:t>
+      </w:r>
+      <w:r>
+        <w:t xml:space="preserve">interests</w:t>
+      </w:r>
+      <w:r>
+        <w:t xml:space="preserve"> </w:t>
+      </w:r>
+      <w:r>
+        <w:t xml:space="preserve">in</w:t>
+      </w:r>
+      <w:r>
+        <w:t xml:space="preserve"> </w:t>
+      </w:r>
+      <w:r>
+        <w:t xml:space="preserve">the</w:t>
+      </w:r>
+      <w:r>
+        <w:t xml:space="preserve"> </w:t>
+      </w:r>
+      <w:r>
+        <w:t xml:space="preserve">‘155</w:t>
+      </w:r>
+      <w:r>
+        <w:t xml:space="preserve"> </w:t>
+      </w:r>
+      <w:r>
+        <w:t xml:space="preserve">Patent.</w:t>
       </w:r>
     </w:p>
     <w:p>
       <w:pPr>
-        <w:pStyle w:val="NumberedParagraph"/>
+        <w:tabs>
+          <w:tab w:val="left" w:pos="1440"/>
+        </w:tabs>
+        <w:spacing w:before="0" w:after="0" w:line="480" w:lineRule="exact"/>
+        <w:ind w:left="0" w:firstLine="720"/>
+        <w:jc w:val="left"/>
       </w:pPr>
       <w:r>
         <w:t xml:space="preserve">3.</w:t>
@@ -301,278 +1136,4007 @@
         <w:tab/>
       </w:r>
       <w:r>
-        <w:t xml:space="preserve">Based on information and belief, Defendant is a company organized under the laws of Italy with its principal place of business at Via Dino Campana 2, 41123 Modena, Italy.</w:t>
-      </w:r>
-    </w:p>
-    <w:bookmarkEnd w:id="21"/>
-    <w:bookmarkStart w:id="22" w:name="jurisdiction-and-venue"/>
-    <w:p>
-      <w:pPr>
-        <w:pStyle w:val="Heading1"/>
-      </w:pPr>
-      <w:r>
-        <w:t xml:space="preserve">JURISDICTION AND VENUE</w:t>
+        <w:t xml:space="preserve">Based</w:t>
+      </w:r>
+      <w:r>
+        <w:t xml:space="preserve"> </w:t>
+      </w:r>
+      <w:r>
+        <w:t xml:space="preserve">on</w:t>
+      </w:r>
+      <w:r>
+        <w:t xml:space="preserve"> </w:t>
+      </w:r>
+      <w:r>
+        <w:t xml:space="preserve">information</w:t>
+      </w:r>
+      <w:r>
+        <w:t xml:space="preserve"> </w:t>
+      </w:r>
+      <w:r>
+        <w:t xml:space="preserve">and</w:t>
+      </w:r>
+      <w:r>
+        <w:t xml:space="preserve"> </w:t>
+      </w:r>
+      <w:r>
+        <w:t xml:space="preserve">belief,</w:t>
+      </w:r>
+      <w:r>
+        <w:t xml:space="preserve"> </w:t>
+      </w:r>
+      <w:r>
+        <w:t xml:space="preserve">Defendant</w:t>
+      </w:r>
+      <w:r>
+        <w:t xml:space="preserve"> </w:t>
+      </w:r>
+      <w:r>
+        <w:t xml:space="preserve">is</w:t>
+      </w:r>
+      <w:r>
+        <w:t xml:space="preserve"> </w:t>
+      </w:r>
+      <w:r>
+        <w:t xml:space="preserve">a</w:t>
+      </w:r>
+      <w:r>
+        <w:t xml:space="preserve"> </w:t>
+      </w:r>
+      <w:r>
+        <w:t xml:space="preserve">company</w:t>
+      </w:r>
+      <w:r>
+        <w:t xml:space="preserve"> </w:t>
+      </w:r>
+      <w:r>
+        <w:t xml:space="preserve">organized</w:t>
+      </w:r>
+      <w:r>
+        <w:t xml:space="preserve"> </w:t>
+      </w:r>
+      <w:r>
+        <w:t xml:space="preserve">under</w:t>
+      </w:r>
+      <w:r>
+        <w:t xml:space="preserve"> </w:t>
+      </w:r>
+      <w:r>
+        <w:t xml:space="preserve">the</w:t>
+      </w:r>
+      <w:r>
+        <w:t xml:space="preserve"> </w:t>
+      </w:r>
+      <w:r>
+        <w:t xml:space="preserve">laws</w:t>
+      </w:r>
+      <w:r>
+        <w:t xml:space="preserve"> </w:t>
+      </w:r>
+      <w:r>
+        <w:t xml:space="preserve">of</w:t>
+      </w:r>
+      <w:r>
+        <w:t xml:space="preserve"> </w:t>
+      </w:r>
+      <w:r>
+        <w:t xml:space="preserve">Italy</w:t>
+      </w:r>
+      <w:r>
+        <w:t xml:space="preserve"> </w:t>
+      </w:r>
+      <w:r>
+        <w:t xml:space="preserve">with</w:t>
+      </w:r>
+      <w:r>
+        <w:t xml:space="preserve"> </w:t>
+      </w:r>
+      <w:r>
+        <w:t xml:space="preserve">its</w:t>
+      </w:r>
+      <w:r>
+        <w:t xml:space="preserve"> </w:t>
+      </w:r>
+      <w:r>
+        <w:t xml:space="preserve">principal</w:t>
+      </w:r>
+      <w:r>
+        <w:t xml:space="preserve"> </w:t>
+      </w:r>
+      <w:r>
+        <w:t xml:space="preserve">place</w:t>
+      </w:r>
+      <w:r>
+        <w:t xml:space="preserve"> </w:t>
+      </w:r>
+      <w:r>
+        <w:t xml:space="preserve">of</w:t>
+      </w:r>
+      <w:r>
+        <w:t xml:space="preserve"> </w:t>
+      </w:r>
+      <w:r>
+        <w:t xml:space="preserve">business</w:t>
+      </w:r>
+      <w:r>
+        <w:t xml:space="preserve"> </w:t>
+      </w:r>
+      <w:r>
+        <w:t xml:space="preserve">at</w:t>
+      </w:r>
+      <w:r>
+        <w:t xml:space="preserve"> </w:t>
+      </w:r>
+      <w:r>
+        <w:t xml:space="preserve">Via</w:t>
+      </w:r>
+      <w:r>
+        <w:t xml:space="preserve"> </w:t>
+      </w:r>
+      <w:r>
+        <w:t xml:space="preserve">Dino</w:t>
+      </w:r>
+      <w:r>
+        <w:t xml:space="preserve"> </w:t>
+      </w:r>
+      <w:r>
+        <w:t xml:space="preserve">Campana</w:t>
+      </w:r>
+      <w:r>
+        <w:t xml:space="preserve"> </w:t>
+      </w:r>
+      <w:r>
+        <w:t xml:space="preserve">2,</w:t>
+      </w:r>
+      <w:r>
+        <w:t xml:space="preserve"> </w:t>
+      </w:r>
+      <w:r>
+        <w:t xml:space="preserve">41123</w:t>
+      </w:r>
+      <w:r>
+        <w:t xml:space="preserve"> </w:t>
+      </w:r>
+      <w:r>
+        <w:t xml:space="preserve">Modena,</w:t>
+      </w:r>
+      <w:r>
+        <w:t xml:space="preserve"> </w:t>
+      </w:r>
+      <w:r>
+        <w:t xml:space="preserve">Italy.</w:t>
       </w:r>
     </w:p>
     <w:p>
       <w:pPr>
-        <w:pStyle w:val="NumberedParagraph"/>
+        <w:keepNext/>
+        <w:keepLines/>
+        <w:spacing w:before="480" w:after="0" w:line="480" w:lineRule="exact"/>
+        <w:ind w:left="0" w:firstLine="0"/>
+        <w:jc w:val="center"/>
       </w:pPr>
       <w:r>
-        <w:t xml:space="preserve">4.</w:t>
-      </w:r>
-      <w:r>
-        <w:tab/>
-      </w:r>
-      <w:r>
-        <w:t xml:space="preserve">This Court has original subject matter jurisdiction over the claims in this action pursuant to 28 U.S.C. § 1331 (federal question), § 1332 (diversity), and § 1338(a) (patents).</w:t>
+        <w:rPr>
+          <w:b/>
+          <w:bCs/>
+        </w:rPr>
+        <w:t xml:space="preserve">JURISDICTION</w:t>
+      </w:r>
+      <w:r>
+        <w:rPr>
+          <w:b/>
+          <w:bCs/>
+        </w:rPr>
+        <w:t xml:space="preserve"> </w:t>
+      </w:r>
+      <w:r>
+        <w:rPr>
+          <w:b/>
+          <w:bCs/>
+        </w:rPr>
+        <w:t xml:space="preserve">AND</w:t>
+      </w:r>
+      <w:r>
+        <w:rPr>
+          <w:b/>
+          <w:bCs/>
+        </w:rPr>
+        <w:t xml:space="preserve"> </w:t>
+      </w:r>
+      <w:r>
+        <w:rPr>
+          <w:b/>
+          <w:bCs/>
+        </w:rPr>
+        <w:t xml:space="preserve">VENUE</w:t>
       </w:r>
     </w:p>
     <w:p>
       <w:pPr>
-        <w:pStyle w:val="NumberedParagraph"/>
+        <w:tabs>
+          <w:tab w:val="left" w:pos="1440"/>
+        </w:tabs>
+        <w:spacing w:before="0" w:after="0" w:line="480" w:lineRule="exact"/>
+        <w:ind w:left="0" w:firstLine="720"/>
+        <w:jc w:val="left"/>
       </w:pPr>
       <w:r>
-        <w:t xml:space="preserve">5.</w:t>
+        <w:t xml:space="preserve">4.</w:t>
       </w:r>
       <w:r>
         <w:tab/>
       </w:r>
       <w:r>
-        <w:t xml:space="preserve">This Court has personal jurisdiction over Defendant under Fed. R. Civ. P. 4(k)(2).</w:t>
+        <w:t xml:space="preserve">This</w:t>
+      </w:r>
+      <w:r>
+        <w:t xml:space="preserve"> </w:t>
+      </w:r>
+      <w:r>
+        <w:t xml:space="preserve">Court</w:t>
+      </w:r>
+      <w:r>
+        <w:t xml:space="preserve"> </w:t>
+      </w:r>
+      <w:r>
+        <w:t xml:space="preserve">has</w:t>
+      </w:r>
+      <w:r>
+        <w:t xml:space="preserve"> </w:t>
+      </w:r>
+      <w:r>
+        <w:t xml:space="preserve">original</w:t>
+      </w:r>
+      <w:r>
+        <w:t xml:space="preserve"> </w:t>
+      </w:r>
+      <w:r>
+        <w:t xml:space="preserve">subject</w:t>
+      </w:r>
+      <w:r>
+        <w:t xml:space="preserve"> </w:t>
+      </w:r>
+      <w:r>
+        <w:t xml:space="preserve">matter</w:t>
+      </w:r>
+      <w:r>
+        <w:t xml:space="preserve"> </w:t>
+      </w:r>
+      <w:r>
+        <w:t xml:space="preserve">jurisdiction</w:t>
+      </w:r>
+      <w:r>
+        <w:t xml:space="preserve"> </w:t>
+      </w:r>
+      <w:r>
+        <w:t xml:space="preserve">over</w:t>
+      </w:r>
+      <w:r>
+        <w:t xml:space="preserve"> </w:t>
+      </w:r>
+      <w:r>
+        <w:t xml:space="preserve">the</w:t>
+      </w:r>
+      <w:r>
+        <w:t xml:space="preserve"> </w:t>
+      </w:r>
+      <w:r>
+        <w:t xml:space="preserve">claims</w:t>
+      </w:r>
+      <w:r>
+        <w:t xml:space="preserve"> </w:t>
+      </w:r>
+      <w:r>
+        <w:t xml:space="preserve">in</w:t>
+      </w:r>
+      <w:r>
+        <w:t xml:space="preserve"> </w:t>
+      </w:r>
+      <w:r>
+        <w:t xml:space="preserve">this</w:t>
+      </w:r>
+      <w:r>
+        <w:t xml:space="preserve"> </w:t>
+      </w:r>
+      <w:r>
+        <w:t xml:space="preserve">action</w:t>
+      </w:r>
+      <w:r>
+        <w:t xml:space="preserve"> </w:t>
+      </w:r>
+      <w:r>
+        <w:t xml:space="preserve">pursuant</w:t>
+      </w:r>
+      <w:r>
+        <w:t xml:space="preserve"> </w:t>
+      </w:r>
+      <w:r>
+        <w:t xml:space="preserve">to</w:t>
+      </w:r>
+      <w:r>
+        <w:t xml:space="preserve"> </w:t>
+      </w:r>
+      <w:r>
+        <w:t xml:space="preserve">28</w:t>
+      </w:r>
+      <w:r>
+        <w:t xml:space="preserve"> </w:t>
+      </w:r>
+      <w:r>
+        <w:t xml:space="preserve">U.S.C.</w:t>
+      </w:r>
+      <w:r>
+        <w:t xml:space="preserve"> </w:t>
+      </w:r>
+      <w:r>
+        <w:t xml:space="preserve">§</w:t>
+      </w:r>
+      <w:r>
+        <w:t xml:space="preserve"> </w:t>
+      </w:r>
+      <w:r>
+        <w:t xml:space="preserve">1331</w:t>
+      </w:r>
+      <w:r>
+        <w:t xml:space="preserve"> </w:t>
+      </w:r>
+      <w:r>
+        <w:t xml:space="preserve">(federal</w:t>
+      </w:r>
+      <w:r>
+        <w:t xml:space="preserve"> </w:t>
+      </w:r>
+      <w:r>
+        <w:t xml:space="preserve">question),</w:t>
+      </w:r>
+      <w:r>
+        <w:t xml:space="preserve"> </w:t>
+      </w:r>
+      <w:r>
+        <w:t xml:space="preserve">§</w:t>
+      </w:r>
+      <w:r>
+        <w:t xml:space="preserve"> </w:t>
+      </w:r>
+      <w:r>
+        <w:t xml:space="preserve">1332</w:t>
+      </w:r>
+      <w:r>
+        <w:t xml:space="preserve"> </w:t>
+      </w:r>
+      <w:r>
+        <w:t xml:space="preserve">(diversity),</w:t>
+      </w:r>
+      <w:r>
+        <w:t xml:space="preserve"> </w:t>
+      </w:r>
+      <w:r>
+        <w:t xml:space="preserve">and</w:t>
+      </w:r>
+      <w:r>
+        <w:t xml:space="preserve"> </w:t>
+      </w:r>
+      <w:r>
+        <w:t xml:space="preserve">§</w:t>
+      </w:r>
+      <w:r>
+        <w:t xml:space="preserve"> </w:t>
+      </w:r>
+      <w:r>
+        <w:t xml:space="preserve">1338(a)</w:t>
+      </w:r>
+      <w:r>
+        <w:t xml:space="preserve"> </w:t>
+      </w:r>
+      <w:r>
+        <w:t xml:space="preserve">(patents).</w:t>
       </w:r>
     </w:p>
     <w:p>
       <w:pPr>
-        <w:pStyle w:val="LetteredItem"/>
+        <w:tabs>
+          <w:tab w:val="left" w:pos="1440"/>
+        </w:tabs>
+        <w:spacing w:before="0" w:after="0" w:line="480" w:lineRule="exact"/>
+        <w:ind w:left="0" w:firstLine="720"/>
+        <w:jc w:val="left"/>
       </w:pPr>
       <w:r>
-        <w:t xml:space="preserve">a.</w:t>
+        <w:t xml:space="preserve">5.</w:t>
       </w:r>
       <w:r>
         <w:tab/>
       </w:r>
       <w:r>
-        <w:t xml:space="preserve">On information and belief, Defendant is not subject to personal jurisdiction in any state of the United States.</w:t>
+        <w:t xml:space="preserve">This</w:t>
+      </w:r>
+      <w:r>
+        <w:t xml:space="preserve"> </w:t>
+      </w:r>
+      <w:r>
+        <w:t xml:space="preserve">Court</w:t>
+      </w:r>
+      <w:r>
+        <w:t xml:space="preserve"> </w:t>
+      </w:r>
+      <w:r>
+        <w:t xml:space="preserve">has</w:t>
+      </w:r>
+      <w:r>
+        <w:t xml:space="preserve"> </w:t>
+      </w:r>
+      <w:r>
+        <w:t xml:space="preserve">personal</w:t>
+      </w:r>
+      <w:r>
+        <w:t xml:space="preserve"> </w:t>
+      </w:r>
+      <w:r>
+        <w:t xml:space="preserve">jurisdiction</w:t>
+      </w:r>
+      <w:r>
+        <w:t xml:space="preserve"> </w:t>
+      </w:r>
+      <w:r>
+        <w:t xml:space="preserve">over</w:t>
+      </w:r>
+      <w:r>
+        <w:t xml:space="preserve"> </w:t>
+      </w:r>
+      <w:r>
+        <w:t xml:space="preserve">Defendant</w:t>
+      </w:r>
+      <w:r>
+        <w:t xml:space="preserve"> </w:t>
+      </w:r>
+      <w:r>
+        <w:t xml:space="preserve">under</w:t>
+      </w:r>
+      <w:r>
+        <w:t xml:space="preserve"> </w:t>
+      </w:r>
+      <w:r>
+        <w:t xml:space="preserve">Fed.</w:t>
+      </w:r>
+      <w:r>
+        <w:t xml:space="preserve"> </w:t>
+      </w:r>
+      <w:r>
+        <w:t xml:space="preserve">R.</w:t>
+      </w:r>
+      <w:r>
+        <w:t xml:space="preserve"> </w:t>
+      </w:r>
+      <w:r>
+        <w:t xml:space="preserve">Civ.</w:t>
+      </w:r>
+      <w:r>
+        <w:t xml:space="preserve"> </w:t>
+      </w:r>
+      <w:r>
+        <w:t xml:space="preserve">P.</w:t>
+      </w:r>
+      <w:r>
+        <w:t xml:space="preserve"> </w:t>
+      </w:r>
+      <w:r>
+        <w:t xml:space="preserve">4(k)⁠(2).</w:t>
       </w:r>
     </w:p>
     <w:p>
       <w:pPr>
-        <w:pStyle w:val="LetteredItem"/>
+        <w:spacing w:before="0" w:after="0" w:line="480" w:lineRule="exact"/>
+        <w:ind w:left="1440" w:hanging="720"/>
+        <w:jc w:val="left"/>
       </w:pPr>
       <w:r>
-        <w:t xml:space="preserve">b.</w:t>
+        <w:t xml:space="preserve">a.</w:t>
       </w:r>
       <w:r>
         <w:tab/>
       </w:r>
       <w:r>
-        <w:t xml:space="preserve">Based on the information that is readily available to the Plaintiff and its counsel, Defendant has no place of business or agent for service of process located in any state of the United States.</w:t>
+        <w:t xml:space="preserve">On</w:t>
+      </w:r>
+      <w:r>
+        <w:t xml:space="preserve"> </w:t>
+      </w:r>
+      <w:r>
+        <w:t xml:space="preserve">information</w:t>
+      </w:r>
+      <w:r>
+        <w:t xml:space="preserve"> </w:t>
+      </w:r>
+      <w:r>
+        <w:t xml:space="preserve">and</w:t>
+      </w:r>
+      <w:r>
+        <w:t xml:space="preserve"> </w:t>
+      </w:r>
+      <w:r>
+        <w:t xml:space="preserve">belief,</w:t>
+      </w:r>
+      <w:r>
+        <w:t xml:space="preserve"> </w:t>
+      </w:r>
+      <w:r>
+        <w:t xml:space="preserve">Defendant</w:t>
+      </w:r>
+      <w:r>
+        <w:t xml:space="preserve"> </w:t>
+      </w:r>
+      <w:r>
+        <w:t xml:space="preserve">is</w:t>
+      </w:r>
+      <w:r>
+        <w:t xml:space="preserve"> </w:t>
+      </w:r>
+      <w:r>
+        <w:t xml:space="preserve">not</w:t>
+      </w:r>
+      <w:r>
+        <w:t xml:space="preserve"> </w:t>
+      </w:r>
+      <w:r>
+        <w:t xml:space="preserve">subject</w:t>
+      </w:r>
+      <w:r>
+        <w:t xml:space="preserve"> </w:t>
+      </w:r>
+      <w:r>
+        <w:t xml:space="preserve">to</w:t>
+      </w:r>
+      <w:r>
+        <w:t xml:space="preserve"> </w:t>
+      </w:r>
+      <w:r>
+        <w:t xml:space="preserve">personal</w:t>
+      </w:r>
+      <w:r>
+        <w:t xml:space="preserve"> </w:t>
+      </w:r>
+      <w:r>
+        <w:t xml:space="preserve">jurisdiction</w:t>
+      </w:r>
+      <w:r>
+        <w:t xml:space="preserve"> </w:t>
+      </w:r>
+      <w:r>
+        <w:t xml:space="preserve">in</w:t>
+      </w:r>
+      <w:r>
+        <w:t xml:space="preserve"> </w:t>
+      </w:r>
+      <w:r>
+        <w:t xml:space="preserve">any</w:t>
+      </w:r>
+      <w:r>
+        <w:t xml:space="preserve"> </w:t>
+      </w:r>
+      <w:r>
+        <w:t xml:space="preserve">state</w:t>
+      </w:r>
+      <w:r>
+        <w:t xml:space="preserve"> </w:t>
+      </w:r>
+      <w:r>
+        <w:t xml:space="preserve">of</w:t>
+      </w:r>
+      <w:r>
+        <w:t xml:space="preserve"> </w:t>
+      </w:r>
+      <w:r>
+        <w:t xml:space="preserve">the</w:t>
+      </w:r>
+      <w:r>
+        <w:t xml:space="preserve"> </w:t>
+      </w:r>
+      <w:r>
+        <w:t xml:space="preserve">United</w:t>
+      </w:r>
+      <w:r>
+        <w:t xml:space="preserve"> </w:t>
+      </w:r>
+      <w:r>
+        <w:t xml:space="preserve">States.</w:t>
       </w:r>
     </w:p>
     <w:p>
       <w:pPr>
-        <w:pStyle w:val="LetteredItem"/>
+        <w:spacing w:before="0" w:after="0" w:line="480" w:lineRule="exact"/>
+        <w:ind w:left="1440" w:hanging="720"/>
+        <w:jc w:val="left"/>
       </w:pPr>
       <w:r>
-        <w:t xml:space="preserve">c.</w:t>
+        <w:t xml:space="preserve">b.</w:t>
       </w:r>
       <w:r>
         <w:tab/>
       </w:r>
       <w:r>
-        <w:t xml:space="preserve">Defendant operates an internet website at &lt;jdentalcare.com&gt; through which it offers to sell, and accepts orders for, the accused EVS112 product.</w:t>
+        <w:t xml:space="preserve">Based</w:t>
+      </w:r>
+      <w:r>
+        <w:t xml:space="preserve"> </w:t>
+      </w:r>
+      <w:r>
+        <w:t xml:space="preserve">on</w:t>
+      </w:r>
+      <w:r>
+        <w:t xml:space="preserve"> </w:t>
+      </w:r>
+      <w:r>
+        <w:t xml:space="preserve">the</w:t>
+      </w:r>
+      <w:r>
+        <w:t xml:space="preserve"> </w:t>
+      </w:r>
+      <w:r>
+        <w:t xml:space="preserve">information</w:t>
+      </w:r>
+      <w:r>
+        <w:t xml:space="preserve"> </w:t>
+      </w:r>
+      <w:r>
+        <w:t xml:space="preserve">that</w:t>
+      </w:r>
+      <w:r>
+        <w:t xml:space="preserve"> </w:t>
+      </w:r>
+      <w:r>
+        <w:t xml:space="preserve">is</w:t>
+      </w:r>
+      <w:r>
+        <w:t xml:space="preserve"> </w:t>
+      </w:r>
+      <w:r>
+        <w:t xml:space="preserve">readily</w:t>
+      </w:r>
+      <w:r>
+        <w:t xml:space="preserve"> </w:t>
+      </w:r>
+      <w:r>
+        <w:t xml:space="preserve">available</w:t>
+      </w:r>
+      <w:r>
+        <w:t xml:space="preserve"> </w:t>
+      </w:r>
+      <w:r>
+        <w:t xml:space="preserve">to</w:t>
+      </w:r>
+      <w:r>
+        <w:t xml:space="preserve"> </w:t>
+      </w:r>
+      <w:r>
+        <w:t xml:space="preserve">the</w:t>
+      </w:r>
+      <w:r>
+        <w:t xml:space="preserve"> </w:t>
+      </w:r>
+      <w:r>
+        <w:t xml:space="preserve">Plaintiff</w:t>
+      </w:r>
+      <w:r>
+        <w:t xml:space="preserve"> </w:t>
+      </w:r>
+      <w:r>
+        <w:t xml:space="preserve">and</w:t>
+      </w:r>
+      <w:r>
+        <w:t xml:space="preserve"> </w:t>
+      </w:r>
+      <w:r>
+        <w:t xml:space="preserve">its</w:t>
+      </w:r>
+      <w:r>
+        <w:t xml:space="preserve"> </w:t>
+      </w:r>
+      <w:r>
+        <w:t xml:space="preserve">counsel,</w:t>
+      </w:r>
+      <w:r>
+        <w:t xml:space="preserve"> </w:t>
+      </w:r>
+      <w:r>
+        <w:t xml:space="preserve">Defendant</w:t>
+      </w:r>
+      <w:r>
+        <w:t xml:space="preserve"> </w:t>
+      </w:r>
+      <w:r>
+        <w:t xml:space="preserve">has</w:t>
+      </w:r>
+      <w:r>
+        <w:t xml:space="preserve"> </w:t>
+      </w:r>
+      <w:r>
+        <w:t xml:space="preserve">no</w:t>
+      </w:r>
+      <w:r>
+        <w:t xml:space="preserve"> </w:t>
+      </w:r>
+      <w:r>
+        <w:t xml:space="preserve">place</w:t>
+      </w:r>
+      <w:r>
+        <w:t xml:space="preserve"> </w:t>
+      </w:r>
+      <w:r>
+        <w:t xml:space="preserve">of</w:t>
+      </w:r>
+      <w:r>
+        <w:t xml:space="preserve"> </w:t>
+      </w:r>
+      <w:r>
+        <w:t xml:space="preserve">business</w:t>
+      </w:r>
+      <w:r>
+        <w:t xml:space="preserve"> </w:t>
+      </w:r>
+      <w:r>
+        <w:t xml:space="preserve">or</w:t>
+      </w:r>
+      <w:r>
+        <w:t xml:space="preserve"> </w:t>
+      </w:r>
+      <w:r>
+        <w:t xml:space="preserve">agent</w:t>
+      </w:r>
+      <w:r>
+        <w:t xml:space="preserve"> </w:t>
+      </w:r>
+      <w:r>
+        <w:t xml:space="preserve">for</w:t>
+      </w:r>
+      <w:r>
+        <w:t xml:space="preserve"> </w:t>
+      </w:r>
+      <w:r>
+        <w:t xml:space="preserve">service</w:t>
+      </w:r>
+      <w:r>
+        <w:t xml:space="preserve"> </w:t>
+      </w:r>
+      <w:r>
+        <w:t xml:space="preserve">of</w:t>
+      </w:r>
+      <w:r>
+        <w:t xml:space="preserve"> </w:t>
+      </w:r>
+      <w:r>
+        <w:t xml:space="preserve">process</w:t>
+      </w:r>
+      <w:r>
+        <w:t xml:space="preserve"> </w:t>
+      </w:r>
+      <w:r>
+        <w:t xml:space="preserve">located</w:t>
+      </w:r>
+      <w:r>
+        <w:t xml:space="preserve"> </w:t>
+      </w:r>
+      <w:r>
+        <w:t xml:space="preserve">in</w:t>
+      </w:r>
+      <w:r>
+        <w:t xml:space="preserve"> </w:t>
+      </w:r>
+      <w:r>
+        <w:t xml:space="preserve">any</w:t>
+      </w:r>
+      <w:r>
+        <w:t xml:space="preserve"> </w:t>
+      </w:r>
+      <w:r>
+        <w:t xml:space="preserve">state</w:t>
+      </w:r>
+      <w:r>
+        <w:t xml:space="preserve"> </w:t>
+      </w:r>
+      <w:r>
+        <w:t xml:space="preserve">of</w:t>
+      </w:r>
+      <w:r>
+        <w:t xml:space="preserve"> </w:t>
+      </w:r>
+      <w:r>
+        <w:t xml:space="preserve">the</w:t>
+      </w:r>
+      <w:r>
+        <w:t xml:space="preserve"> </w:t>
+      </w:r>
+      <w:r>
+        <w:t xml:space="preserve">United</w:t>
+      </w:r>
+      <w:r>
+        <w:t xml:space="preserve"> </w:t>
+      </w:r>
+      <w:r>
+        <w:t xml:space="preserve">States.</w:t>
       </w:r>
     </w:p>
     <w:p>
       <w:pPr>
-        <w:pStyle w:val="LetteredItem"/>
+        <w:spacing w:before="0" w:after="0" w:line="480" w:lineRule="exact"/>
+        <w:ind w:left="1440" w:hanging="720"/>
+        <w:jc w:val="left"/>
       </w:pPr>
       <w:r>
-        <w:t xml:space="preserve">d.</w:t>
+        <w:t xml:space="preserve">c.</w:t>
       </w:r>
       <w:r>
         <w:tab/>
       </w:r>
       <w:r>
-        <w:t xml:space="preserve">Defendant’s sales of the EVS112 product into the US market have cost Plaintiff sales of its product made under the ‘155 Patent and depressed the price that Plaintiff can receive.</w:t>
+        <w:t xml:space="preserve">Defendant</w:t>
+      </w:r>
+      <w:r>
+        <w:t xml:space="preserve"> </w:t>
+      </w:r>
+      <w:r>
+        <w:t xml:space="preserve">operates</w:t>
+      </w:r>
+      <w:r>
+        <w:t xml:space="preserve"> </w:t>
+      </w:r>
+      <w:r>
+        <w:t xml:space="preserve">an</w:t>
+      </w:r>
+      <w:r>
+        <w:t xml:space="preserve"> </w:t>
+      </w:r>
+      <w:r>
+        <w:t xml:space="preserve">internet</w:t>
+      </w:r>
+      <w:r>
+        <w:t xml:space="preserve"> </w:t>
+      </w:r>
+      <w:r>
+        <w:t xml:space="preserve">website</w:t>
+      </w:r>
+      <w:r>
+        <w:t xml:space="preserve"> </w:t>
+      </w:r>
+      <w:r>
+        <w:t xml:space="preserve">at</w:t>
+      </w:r>
+      <w:r>
+        <w:t xml:space="preserve"> </w:t>
+      </w:r>
+      <w:r>
+        <w:t xml:space="preserve">&lt;jdentalcare.com&gt;</w:t>
+      </w:r>
+      <w:r>
+        <w:t xml:space="preserve"> </w:t>
+      </w:r>
+      <w:r>
+        <w:t xml:space="preserve">through</w:t>
+      </w:r>
+      <w:r>
+        <w:t xml:space="preserve"> </w:t>
+      </w:r>
+      <w:r>
+        <w:t xml:space="preserve">which</w:t>
+      </w:r>
+      <w:r>
+        <w:t xml:space="preserve"> </w:t>
+      </w:r>
+      <w:r>
+        <w:t xml:space="preserve">it</w:t>
+      </w:r>
+      <w:r>
+        <w:t xml:space="preserve"> </w:t>
+      </w:r>
+      <w:r>
+        <w:t xml:space="preserve">offers</w:t>
+      </w:r>
+      <w:r>
+        <w:t xml:space="preserve"> </w:t>
+      </w:r>
+      <w:r>
+        <w:t xml:space="preserve">to</w:t>
+      </w:r>
+      <w:r>
+        <w:t xml:space="preserve"> </w:t>
+      </w:r>
+      <w:r>
+        <w:t xml:space="preserve">sell,</w:t>
+      </w:r>
+      <w:r>
+        <w:t xml:space="preserve"> </w:t>
+      </w:r>
+      <w:r>
+        <w:t xml:space="preserve">and</w:t>
+      </w:r>
+      <w:r>
+        <w:t xml:space="preserve"> </w:t>
+      </w:r>
+      <w:r>
+        <w:t xml:space="preserve">accepts</w:t>
+      </w:r>
+      <w:r>
+        <w:t xml:space="preserve"> </w:t>
+      </w:r>
+      <w:r>
+        <w:t xml:space="preserve">orders</w:t>
+      </w:r>
+      <w:r>
+        <w:t xml:space="preserve"> </w:t>
+      </w:r>
+      <w:r>
+        <w:t xml:space="preserve">for,</w:t>
+      </w:r>
+      <w:r>
+        <w:t xml:space="preserve"> </w:t>
+      </w:r>
+      <w:r>
+        <w:t xml:space="preserve">the</w:t>
+      </w:r>
+      <w:r>
+        <w:t xml:space="preserve"> </w:t>
+      </w:r>
+      <w:r>
+        <w:t xml:space="preserve">accused</w:t>
+      </w:r>
+      <w:r>
+        <w:t xml:space="preserve"> </w:t>
+      </w:r>
+      <w:r>
+        <w:t xml:space="preserve">EVS112</w:t>
+      </w:r>
+      <w:r>
+        <w:t xml:space="preserve"> </w:t>
+      </w:r>
+      <w:r>
+        <w:t xml:space="preserve">product.</w:t>
       </w:r>
     </w:p>
     <w:p>
       <w:pPr>
-        <w:pStyle w:val="LetteredItem"/>
+        <w:spacing w:before="0" w:after="0" w:line="480" w:lineRule="exact"/>
+        <w:ind w:left="1440" w:hanging="720"/>
+        <w:jc w:val="left"/>
       </w:pPr>
       <w:r>
-        <w:t xml:space="preserve">e.</w:t>
+        <w:t xml:space="preserve">d.</w:t>
       </w:r>
       <w:r>
         <w:tab/>
       </w:r>
       <w:r>
-        <w:t xml:space="preserve">On information and belief based on its pattern of promotional activities, Defendant intended to engage in offers to sell and sales of the infringing products to buyers for substantial fees by exporting the products from Italy to customers in the United States. Prior licensing discussions with Plaintiff have reflected an intention to continue selling the infringing product in the United States.</w:t>
+        <w:t xml:space="preserve">Defendant’s</w:t>
+      </w:r>
+      <w:r>
+        <w:t xml:space="preserve"> </w:t>
+      </w:r>
+      <w:r>
+        <w:t xml:space="preserve">sales</w:t>
+      </w:r>
+      <w:r>
+        <w:t xml:space="preserve"> </w:t>
+      </w:r>
+      <w:r>
+        <w:t xml:space="preserve">of</w:t>
+      </w:r>
+      <w:r>
+        <w:t xml:space="preserve"> </w:t>
+      </w:r>
+      <w:r>
+        <w:t xml:space="preserve">the</w:t>
+      </w:r>
+      <w:r>
+        <w:t xml:space="preserve"> </w:t>
+      </w:r>
+      <w:r>
+        <w:t xml:space="preserve">EVS112</w:t>
+      </w:r>
+      <w:r>
+        <w:t xml:space="preserve"> </w:t>
+      </w:r>
+      <w:r>
+        <w:t xml:space="preserve">product</w:t>
+      </w:r>
+      <w:r>
+        <w:t xml:space="preserve"> </w:t>
+      </w:r>
+      <w:r>
+        <w:t xml:space="preserve">into</w:t>
+      </w:r>
+      <w:r>
+        <w:t xml:space="preserve"> </w:t>
+      </w:r>
+      <w:r>
+        <w:t xml:space="preserve">the</w:t>
+      </w:r>
+      <w:r>
+        <w:t xml:space="preserve"> </w:t>
+      </w:r>
+      <w:r>
+        <w:t xml:space="preserve">US</w:t>
+      </w:r>
+      <w:r>
+        <w:t xml:space="preserve"> </w:t>
+      </w:r>
+      <w:r>
+        <w:t xml:space="preserve">market</w:t>
+      </w:r>
+      <w:r>
+        <w:t xml:space="preserve"> </w:t>
+      </w:r>
+      <w:r>
+        <w:t xml:space="preserve">have</w:t>
+      </w:r>
+      <w:r>
+        <w:t xml:space="preserve"> </w:t>
+      </w:r>
+      <w:r>
+        <w:t xml:space="preserve">cost</w:t>
+      </w:r>
+      <w:r>
+        <w:t xml:space="preserve"> </w:t>
+      </w:r>
+      <w:r>
+        <w:t xml:space="preserve">Plaintiff</w:t>
+      </w:r>
+      <w:r>
+        <w:t xml:space="preserve"> </w:t>
+      </w:r>
+      <w:r>
+        <w:t xml:space="preserve">sales</w:t>
+      </w:r>
+      <w:r>
+        <w:t xml:space="preserve"> </w:t>
+      </w:r>
+      <w:r>
+        <w:t xml:space="preserve">of</w:t>
+      </w:r>
+      <w:r>
+        <w:t xml:space="preserve"> </w:t>
+      </w:r>
+      <w:r>
+        <w:t xml:space="preserve">its</w:t>
+      </w:r>
+      <w:r>
+        <w:t xml:space="preserve"> </w:t>
+      </w:r>
+      <w:r>
+        <w:t xml:space="preserve">product</w:t>
+      </w:r>
+      <w:r>
+        <w:t xml:space="preserve"> </w:t>
+      </w:r>
+      <w:r>
+        <w:t xml:space="preserve">made</w:t>
+      </w:r>
+      <w:r>
+        <w:t xml:space="preserve"> </w:t>
+      </w:r>
+      <w:r>
+        <w:t xml:space="preserve">under</w:t>
+      </w:r>
+      <w:r>
+        <w:t xml:space="preserve"> </w:t>
+      </w:r>
+      <w:r>
+        <w:t xml:space="preserve">the</w:t>
+      </w:r>
+      <w:r>
+        <w:t xml:space="preserve"> </w:t>
+      </w:r>
+      <w:r>
+        <w:t xml:space="preserve">‘155</w:t>
+      </w:r>
+      <w:r>
+        <w:t xml:space="preserve"> </w:t>
+      </w:r>
+      <w:r>
+        <w:t xml:space="preserve">Patent</w:t>
+      </w:r>
+      <w:r>
+        <w:t xml:space="preserve"> </w:t>
+      </w:r>
+      <w:r>
+        <w:t xml:space="preserve">and</w:t>
+      </w:r>
+      <w:r>
+        <w:t xml:space="preserve"> </w:t>
+      </w:r>
+      <w:r>
+        <w:t xml:space="preserve">depressed</w:t>
+      </w:r>
+      <w:r>
+        <w:t xml:space="preserve"> </w:t>
+      </w:r>
+      <w:r>
+        <w:t xml:space="preserve">the</w:t>
+      </w:r>
+      <w:r>
+        <w:t xml:space="preserve"> </w:t>
+      </w:r>
+      <w:r>
+        <w:t xml:space="preserve">price</w:t>
+      </w:r>
+      <w:r>
+        <w:t xml:space="preserve"> </w:t>
+      </w:r>
+      <w:r>
+        <w:t xml:space="preserve">that</w:t>
+      </w:r>
+      <w:r>
+        <w:t xml:space="preserve"> </w:t>
+      </w:r>
+      <w:r>
+        <w:t xml:space="preserve">Plaintiff</w:t>
+      </w:r>
+      <w:r>
+        <w:t xml:space="preserve"> </w:t>
+      </w:r>
+      <w:r>
+        <w:t xml:space="preserve">can</w:t>
+      </w:r>
+      <w:r>
+        <w:t xml:space="preserve"> </w:t>
+      </w:r>
+      <w:r>
+        <w:t xml:space="preserve">receive.</w:t>
       </w:r>
     </w:p>
     <w:p>
       <w:pPr>
-        <w:pStyle w:val="LetteredItem"/>
+        <w:spacing w:before="0" w:after="0" w:line="480" w:lineRule="exact"/>
+        <w:ind w:left="1440" w:hanging="720"/>
+        <w:jc w:val="left"/>
       </w:pPr>
       <w:r>
-        <w:t xml:space="preserve">f.</w:t>
+        <w:t xml:space="preserve">e.</w:t>
       </w:r>
       <w:r>
         <w:tab/>
       </w:r>
       <w:r>
-        <w:t xml:space="preserve">Defendant has engaged in regular and systematic promotional efforts directed at the United States market and specifically targeted United States customers, as its web site provided specific ordering information for United States customers.</w:t>
+        <w:t xml:space="preserve">On</w:t>
+      </w:r>
+      <w:r>
+        <w:t xml:space="preserve"> </w:t>
+      </w:r>
+      <w:r>
+        <w:t xml:space="preserve">information</w:t>
+      </w:r>
+      <w:r>
+        <w:t xml:space="preserve"> </w:t>
+      </w:r>
+      <w:r>
+        <w:t xml:space="preserve">and</w:t>
+      </w:r>
+      <w:r>
+        <w:t xml:space="preserve"> </w:t>
+      </w:r>
+      <w:r>
+        <w:t xml:space="preserve">belief</w:t>
+      </w:r>
+      <w:r>
+        <w:t xml:space="preserve"> </w:t>
+      </w:r>
+      <w:r>
+        <w:t xml:space="preserve">based</w:t>
+      </w:r>
+      <w:r>
+        <w:t xml:space="preserve"> </w:t>
+      </w:r>
+      <w:r>
+        <w:t xml:space="preserve">on</w:t>
+      </w:r>
+      <w:r>
+        <w:t xml:space="preserve"> </w:t>
+      </w:r>
+      <w:r>
+        <w:t xml:space="preserve">its</w:t>
+      </w:r>
+      <w:r>
+        <w:t xml:space="preserve"> </w:t>
+      </w:r>
+      <w:r>
+        <w:t xml:space="preserve">pattern</w:t>
+      </w:r>
+      <w:r>
+        <w:t xml:space="preserve"> </w:t>
+      </w:r>
+      <w:r>
+        <w:t xml:space="preserve">of</w:t>
+      </w:r>
+      <w:r>
+        <w:t xml:space="preserve"> </w:t>
+      </w:r>
+      <w:r>
+        <w:t xml:space="preserve">promotional</w:t>
+      </w:r>
+      <w:r>
+        <w:t xml:space="preserve"> </w:t>
+      </w:r>
+      <w:r>
+        <w:t xml:space="preserve">activities,</w:t>
+      </w:r>
+      <w:r>
+        <w:t xml:space="preserve"> </w:t>
+      </w:r>
+      <w:r>
+        <w:t xml:space="preserve">Defendant</w:t>
+      </w:r>
+      <w:r>
+        <w:t xml:space="preserve"> </w:t>
+      </w:r>
+      <w:r>
+        <w:t xml:space="preserve">intended</w:t>
+      </w:r>
+      <w:r>
+        <w:t xml:space="preserve"> </w:t>
+      </w:r>
+      <w:r>
+        <w:t xml:space="preserve">to</w:t>
+      </w:r>
+      <w:r>
+        <w:t xml:space="preserve"> </w:t>
+      </w:r>
+      <w:r>
+        <w:t xml:space="preserve">engage</w:t>
+      </w:r>
+      <w:r>
+        <w:t xml:space="preserve"> </w:t>
+      </w:r>
+      <w:r>
+        <w:t xml:space="preserve">in</w:t>
+      </w:r>
+      <w:r>
+        <w:t xml:space="preserve"> </w:t>
+      </w:r>
+      <w:r>
+        <w:t xml:space="preserve">offers</w:t>
+      </w:r>
+      <w:r>
+        <w:t xml:space="preserve"> </w:t>
+      </w:r>
+      <w:r>
+        <w:t xml:space="preserve">to</w:t>
+      </w:r>
+      <w:r>
+        <w:t xml:space="preserve"> </w:t>
+      </w:r>
+      <w:r>
+        <w:t xml:space="preserve">sell</w:t>
+      </w:r>
+      <w:r>
+        <w:t xml:space="preserve"> </w:t>
+      </w:r>
+      <w:r>
+        <w:t xml:space="preserve">and</w:t>
+      </w:r>
+      <w:r>
+        <w:t xml:space="preserve"> </w:t>
+      </w:r>
+      <w:r>
+        <w:t xml:space="preserve">sales</w:t>
+      </w:r>
+      <w:r>
+        <w:t xml:space="preserve"> </w:t>
+      </w:r>
+      <w:r>
+        <w:t xml:space="preserve">of</w:t>
+      </w:r>
+      <w:r>
+        <w:t xml:space="preserve"> </w:t>
+      </w:r>
+      <w:r>
+        <w:t xml:space="preserve">the</w:t>
+      </w:r>
+      <w:r>
+        <w:t xml:space="preserve"> </w:t>
+      </w:r>
+      <w:r>
+        <w:t xml:space="preserve">infringing</w:t>
+      </w:r>
+      <w:r>
+        <w:t xml:space="preserve"> </w:t>
+      </w:r>
+      <w:r>
+        <w:t xml:space="preserve">products</w:t>
+      </w:r>
+      <w:r>
+        <w:t xml:space="preserve"> </w:t>
+      </w:r>
+      <w:r>
+        <w:t xml:space="preserve">to</w:t>
+      </w:r>
+      <w:r>
+        <w:t xml:space="preserve"> </w:t>
+      </w:r>
+      <w:r>
+        <w:t xml:space="preserve">buyers</w:t>
+      </w:r>
+      <w:r>
+        <w:t xml:space="preserve"> </w:t>
+      </w:r>
+      <w:r>
+        <w:t xml:space="preserve">for</w:t>
+      </w:r>
+      <w:r>
+        <w:t xml:space="preserve"> </w:t>
+      </w:r>
+      <w:r>
+        <w:t xml:space="preserve">substantial</w:t>
+      </w:r>
+      <w:r>
+        <w:t xml:space="preserve"> </w:t>
+      </w:r>
+      <w:r>
+        <w:t xml:space="preserve">fees</w:t>
+      </w:r>
+      <w:r>
+        <w:t xml:space="preserve"> </w:t>
+      </w:r>
+      <w:r>
+        <w:t xml:space="preserve">by</w:t>
+      </w:r>
+      <w:r>
+        <w:t xml:space="preserve"> </w:t>
+      </w:r>
+      <w:r>
+        <w:t xml:space="preserve">exporting</w:t>
+      </w:r>
+      <w:r>
+        <w:t xml:space="preserve"> </w:t>
+      </w:r>
+      <w:r>
+        <w:t xml:space="preserve">the</w:t>
+      </w:r>
+      <w:r>
+        <w:t xml:space="preserve"> </w:t>
+      </w:r>
+      <w:r>
+        <w:t xml:space="preserve">products</w:t>
+      </w:r>
+      <w:r>
+        <w:t xml:space="preserve"> </w:t>
+      </w:r>
+      <w:r>
+        <w:t xml:space="preserve">from</w:t>
+      </w:r>
+      <w:r>
+        <w:t xml:space="preserve"> </w:t>
+      </w:r>
+      <w:r>
+        <w:t xml:space="preserve">Italy</w:t>
+      </w:r>
+      <w:r>
+        <w:t xml:space="preserve"> </w:t>
+      </w:r>
+      <w:r>
+        <w:t xml:space="preserve">to</w:t>
+      </w:r>
+      <w:r>
+        <w:t xml:space="preserve"> </w:t>
+      </w:r>
+      <w:r>
+        <w:t xml:space="preserve">customers</w:t>
+      </w:r>
+      <w:r>
+        <w:t xml:space="preserve"> </w:t>
+      </w:r>
+      <w:r>
+        <w:t xml:space="preserve">in</w:t>
+      </w:r>
+      <w:r>
+        <w:t xml:space="preserve"> </w:t>
+      </w:r>
+      <w:r>
+        <w:t xml:space="preserve">the</w:t>
+      </w:r>
+      <w:r>
+        <w:t xml:space="preserve"> </w:t>
+      </w:r>
+      <w:r>
+        <w:t xml:space="preserve">United</w:t>
+      </w:r>
+      <w:r>
+        <w:t xml:space="preserve"> </w:t>
+      </w:r>
+      <w:r>
+        <w:t xml:space="preserve">States.</w:t>
+      </w:r>
+      <w:r>
+        <w:t xml:space="preserve"> </w:t>
+      </w:r>
+      <w:r>
+        <w:t xml:space="preserve">Prior</w:t>
+      </w:r>
+      <w:r>
+        <w:t xml:space="preserve"> </w:t>
+      </w:r>
+      <w:r>
+        <w:t xml:space="preserve">licensing</w:t>
+      </w:r>
+      <w:r>
+        <w:t xml:space="preserve"> </w:t>
+      </w:r>
+      <w:r>
+        <w:t xml:space="preserve">discussions</w:t>
+      </w:r>
+      <w:r>
+        <w:t xml:space="preserve"> </w:t>
+      </w:r>
+      <w:r>
+        <w:t xml:space="preserve">with</w:t>
+      </w:r>
+      <w:r>
+        <w:t xml:space="preserve"> </w:t>
+      </w:r>
+      <w:r>
+        <w:t xml:space="preserve">Plaintiff</w:t>
+      </w:r>
+      <w:r>
+        <w:t xml:space="preserve"> </w:t>
+      </w:r>
+      <w:r>
+        <w:t xml:space="preserve">have</w:t>
+      </w:r>
+      <w:r>
+        <w:t xml:space="preserve"> </w:t>
+      </w:r>
+      <w:r>
+        <w:t xml:space="preserve">reflected</w:t>
+      </w:r>
+      <w:r>
+        <w:t xml:space="preserve"> </w:t>
+      </w:r>
+      <w:r>
+        <w:t xml:space="preserve">an</w:t>
+      </w:r>
+      <w:r>
+        <w:t xml:space="preserve"> </w:t>
+      </w:r>
+      <w:r>
+        <w:t xml:space="preserve">intention</w:t>
+      </w:r>
+      <w:r>
+        <w:t xml:space="preserve"> </w:t>
+      </w:r>
+      <w:r>
+        <w:t xml:space="preserve">to</w:t>
+      </w:r>
+      <w:r>
+        <w:t xml:space="preserve"> </w:t>
+      </w:r>
+      <w:r>
+        <w:t xml:space="preserve">continue</w:t>
+      </w:r>
+      <w:r>
+        <w:t xml:space="preserve"> </w:t>
+      </w:r>
+      <w:r>
+        <w:t xml:space="preserve">selling</w:t>
+      </w:r>
+      <w:r>
+        <w:t xml:space="preserve"> </w:t>
+      </w:r>
+      <w:r>
+        <w:t xml:space="preserve">the</w:t>
+      </w:r>
+      <w:r>
+        <w:t xml:space="preserve"> </w:t>
+      </w:r>
+      <w:r>
+        <w:t xml:space="preserve">infringing</w:t>
+      </w:r>
+      <w:r>
+        <w:t xml:space="preserve"> </w:t>
+      </w:r>
+      <w:r>
+        <w:t xml:space="preserve">product</w:t>
+      </w:r>
+      <w:r>
+        <w:t xml:space="preserve"> </w:t>
+      </w:r>
+      <w:r>
+        <w:t xml:space="preserve">in</w:t>
+      </w:r>
+      <w:r>
+        <w:t xml:space="preserve"> </w:t>
+      </w:r>
+      <w:r>
+        <w:t xml:space="preserve">the</w:t>
+      </w:r>
+      <w:r>
+        <w:t xml:space="preserve"> </w:t>
+      </w:r>
+      <w:r>
+        <w:t xml:space="preserve">United</w:t>
+      </w:r>
+      <w:r>
+        <w:t xml:space="preserve"> </w:t>
+      </w:r>
+      <w:r>
+        <w:t xml:space="preserve">States.</w:t>
       </w:r>
     </w:p>
     <w:p>
       <w:pPr>
-        <w:pStyle w:val="LetteredItem"/>
+        <w:spacing w:before="0" w:after="0" w:line="480" w:lineRule="exact"/>
+        <w:ind w:left="1440" w:hanging="720"/>
+        <w:jc w:val="left"/>
       </w:pPr>
       <w:r>
-        <w:t xml:space="preserve">g.</w:t>
+        <w:t xml:space="preserve">f.</w:t>
       </w:r>
       <w:r>
         <w:tab/>
       </w:r>
       <w:r>
-        <w:t xml:space="preserve">Plaintiff and Defendant have had a history of negotiating a license under the ‘155 Patent with infringing sales by Defendant that, on information and belief, have continued into the United States since those conversations concluded without a license or other authorization. Defendant is, therefore, aware that Plaintiff is a resident of this jurisdiction, that Plaintiff sells its patented product within the United States, and that the impact of Defendant’s infringing conduct will affect a resident of this jurisdiction and its sales within the United States.</w:t>
+        <w:t xml:space="preserve">Defendant</w:t>
+      </w:r>
+      <w:r>
+        <w:t xml:space="preserve"> </w:t>
+      </w:r>
+      <w:r>
+        <w:t xml:space="preserve">has</w:t>
+      </w:r>
+      <w:r>
+        <w:t xml:space="preserve"> </w:t>
+      </w:r>
+      <w:r>
+        <w:t xml:space="preserve">engaged</w:t>
+      </w:r>
+      <w:r>
+        <w:t xml:space="preserve"> </w:t>
+      </w:r>
+      <w:r>
+        <w:t xml:space="preserve">in</w:t>
+      </w:r>
+      <w:r>
+        <w:t xml:space="preserve"> </w:t>
+      </w:r>
+      <w:r>
+        <w:t xml:space="preserve">regular</w:t>
+      </w:r>
+      <w:r>
+        <w:t xml:space="preserve"> </w:t>
+      </w:r>
+      <w:r>
+        <w:t xml:space="preserve">and</w:t>
+      </w:r>
+      <w:r>
+        <w:t xml:space="preserve"> </w:t>
+      </w:r>
+      <w:r>
+        <w:t xml:space="preserve">systematic</w:t>
+      </w:r>
+      <w:r>
+        <w:t xml:space="preserve"> </w:t>
+      </w:r>
+      <w:r>
+        <w:t xml:space="preserve">promotional</w:t>
+      </w:r>
+      <w:r>
+        <w:t xml:space="preserve"> </w:t>
+      </w:r>
+      <w:r>
+        <w:t xml:space="preserve">efforts</w:t>
+      </w:r>
+      <w:r>
+        <w:t xml:space="preserve"> </w:t>
+      </w:r>
+      <w:r>
+        <w:t xml:space="preserve">directed</w:t>
+      </w:r>
+      <w:r>
+        <w:t xml:space="preserve"> </w:t>
+      </w:r>
+      <w:r>
+        <w:t xml:space="preserve">at</w:t>
+      </w:r>
+      <w:r>
+        <w:t xml:space="preserve"> </w:t>
+      </w:r>
+      <w:r>
+        <w:t xml:space="preserve">the</w:t>
+      </w:r>
+      <w:r>
+        <w:t xml:space="preserve"> </w:t>
+      </w:r>
+      <w:r>
+        <w:t xml:space="preserve">United</w:t>
+      </w:r>
+      <w:r>
+        <w:t xml:space="preserve"> </w:t>
+      </w:r>
+      <w:r>
+        <w:t xml:space="preserve">States</w:t>
+      </w:r>
+      <w:r>
+        <w:t xml:space="preserve"> </w:t>
+      </w:r>
+      <w:r>
+        <w:t xml:space="preserve">market</w:t>
+      </w:r>
+      <w:r>
+        <w:t xml:space="preserve"> </w:t>
+      </w:r>
+      <w:r>
+        <w:t xml:space="preserve">and</w:t>
+      </w:r>
+      <w:r>
+        <w:t xml:space="preserve"> </w:t>
+      </w:r>
+      <w:r>
+        <w:t xml:space="preserve">specifically</w:t>
+      </w:r>
+      <w:r>
+        <w:t xml:space="preserve"> </w:t>
+      </w:r>
+      <w:r>
+        <w:t xml:space="preserve">targeted</w:t>
+      </w:r>
+      <w:r>
+        <w:t xml:space="preserve"> </w:t>
+      </w:r>
+      <w:r>
+        <w:t xml:space="preserve">United</w:t>
+      </w:r>
+      <w:r>
+        <w:t xml:space="preserve"> </w:t>
+      </w:r>
+      <w:r>
+        <w:t xml:space="preserve">States</w:t>
+      </w:r>
+      <w:r>
+        <w:t xml:space="preserve"> </w:t>
+      </w:r>
+      <w:r>
+        <w:t xml:space="preserve">customers,</w:t>
+      </w:r>
+      <w:r>
+        <w:t xml:space="preserve"> </w:t>
+      </w:r>
+      <w:r>
+        <w:t xml:space="preserve">as</w:t>
+      </w:r>
+      <w:r>
+        <w:t xml:space="preserve"> </w:t>
+      </w:r>
+      <w:r>
+        <w:t xml:space="preserve">its</w:t>
+      </w:r>
+      <w:r>
+        <w:t xml:space="preserve"> </w:t>
+      </w:r>
+      <w:r>
+        <w:t xml:space="preserve">web</w:t>
+      </w:r>
+      <w:r>
+        <w:t xml:space="preserve"> </w:t>
+      </w:r>
+      <w:r>
+        <w:t xml:space="preserve">site</w:t>
+      </w:r>
+      <w:r>
+        <w:t xml:space="preserve"> </w:t>
+      </w:r>
+      <w:r>
+        <w:t xml:space="preserve">provided</w:t>
+      </w:r>
+      <w:r>
+        <w:t xml:space="preserve"> </w:t>
+      </w:r>
+      <w:r>
+        <w:t xml:space="preserve">specific</w:t>
+      </w:r>
+      <w:r>
+        <w:t xml:space="preserve"> </w:t>
+      </w:r>
+      <w:r>
+        <w:t xml:space="preserve">ordering</w:t>
+      </w:r>
+      <w:r>
+        <w:t xml:space="preserve"> </w:t>
+      </w:r>
+      <w:r>
+        <w:t xml:space="preserve">information</w:t>
+      </w:r>
+      <w:r>
+        <w:t xml:space="preserve"> </w:t>
+      </w:r>
+      <w:r>
+        <w:t xml:space="preserve">for</w:t>
+      </w:r>
+      <w:r>
+        <w:t xml:space="preserve"> </w:t>
+      </w:r>
+      <w:r>
+        <w:t xml:space="preserve">United</w:t>
+      </w:r>
+      <w:r>
+        <w:t xml:space="preserve"> </w:t>
+      </w:r>
+      <w:r>
+        <w:t xml:space="preserve">States</w:t>
+      </w:r>
+      <w:r>
+        <w:t xml:space="preserve"> </w:t>
+      </w:r>
+      <w:r>
+        <w:t xml:space="preserve">customers.</w:t>
       </w:r>
     </w:p>
     <w:p>
       <w:pPr>
-        <w:pStyle w:val="LetteredItem"/>
+        <w:spacing w:before="0" w:after="0" w:line="480" w:lineRule="exact"/>
+        <w:ind w:left="1440" w:hanging="720"/>
+        <w:jc w:val="left"/>
       </w:pPr>
       <w:r>
-        <w:t xml:space="preserve">h.</w:t>
+        <w:t xml:space="preserve">g.</w:t>
       </w:r>
       <w:r>
         <w:tab/>
       </w:r>
       <w:r>
-        <w:t xml:space="preserve">Plaintiff’s claim for patent infringement against Defendant arises under federal law.</w:t>
+        <w:t xml:space="preserve">Plaintiff</w:t>
+      </w:r>
+      <w:r>
+        <w:t xml:space="preserve"> </w:t>
+      </w:r>
+      <w:r>
+        <w:t xml:space="preserve">and</w:t>
+      </w:r>
+      <w:r>
+        <w:t xml:space="preserve"> </w:t>
+      </w:r>
+      <w:r>
+        <w:t xml:space="preserve">Defendant</w:t>
+      </w:r>
+      <w:r>
+        <w:t xml:space="preserve"> </w:t>
+      </w:r>
+      <w:r>
+        <w:t xml:space="preserve">have</w:t>
+      </w:r>
+      <w:r>
+        <w:t xml:space="preserve"> </w:t>
+      </w:r>
+      <w:r>
+        <w:t xml:space="preserve">had</w:t>
+      </w:r>
+      <w:r>
+        <w:t xml:space="preserve"> </w:t>
+      </w:r>
+      <w:r>
+        <w:t xml:space="preserve">a</w:t>
+      </w:r>
+      <w:r>
+        <w:t xml:space="preserve"> </w:t>
+      </w:r>
+      <w:r>
+        <w:t xml:space="preserve">history</w:t>
+      </w:r>
+      <w:r>
+        <w:t xml:space="preserve"> </w:t>
+      </w:r>
+      <w:r>
+        <w:t xml:space="preserve">of</w:t>
+      </w:r>
+      <w:r>
+        <w:t xml:space="preserve"> </w:t>
+      </w:r>
+      <w:r>
+        <w:t xml:space="preserve">negotiating</w:t>
+      </w:r>
+      <w:r>
+        <w:t xml:space="preserve"> </w:t>
+      </w:r>
+      <w:r>
+        <w:t xml:space="preserve">a</w:t>
+      </w:r>
+      <w:r>
+        <w:t xml:space="preserve"> </w:t>
+      </w:r>
+      <w:r>
+        <w:t xml:space="preserve">license</w:t>
+      </w:r>
+      <w:r>
+        <w:t xml:space="preserve"> </w:t>
+      </w:r>
+      <w:r>
+        <w:t xml:space="preserve">under</w:t>
+      </w:r>
+      <w:r>
+        <w:t xml:space="preserve"> </w:t>
+      </w:r>
+      <w:r>
+        <w:t xml:space="preserve">the</w:t>
+      </w:r>
+      <w:r>
+        <w:t xml:space="preserve"> </w:t>
+      </w:r>
+      <w:r>
+        <w:t xml:space="preserve">‘155</w:t>
+      </w:r>
+      <w:r>
+        <w:t xml:space="preserve"> </w:t>
+      </w:r>
+      <w:r>
+        <w:t xml:space="preserve">Patent</w:t>
+      </w:r>
+      <w:r>
+        <w:t xml:space="preserve"> </w:t>
+      </w:r>
+      <w:r>
+        <w:t xml:space="preserve">with</w:t>
+      </w:r>
+      <w:r>
+        <w:t xml:space="preserve"> </w:t>
+      </w:r>
+      <w:r>
+        <w:t xml:space="preserve">infringing</w:t>
+      </w:r>
+      <w:r>
+        <w:t xml:space="preserve"> </w:t>
+      </w:r>
+      <w:r>
+        <w:t xml:space="preserve">sales</w:t>
+      </w:r>
+      <w:r>
+        <w:t xml:space="preserve"> </w:t>
+      </w:r>
+      <w:r>
+        <w:t xml:space="preserve">by</w:t>
+      </w:r>
+      <w:r>
+        <w:t xml:space="preserve"> </w:t>
+      </w:r>
+      <w:r>
+        <w:t xml:space="preserve">Defendant</w:t>
+      </w:r>
+      <w:r>
+        <w:t xml:space="preserve"> </w:t>
+      </w:r>
+      <w:r>
+        <w:t xml:space="preserve">that,</w:t>
+      </w:r>
+      <w:r>
+        <w:t xml:space="preserve"> </w:t>
+      </w:r>
+      <w:r>
+        <w:t xml:space="preserve">on</w:t>
+      </w:r>
+      <w:r>
+        <w:t xml:space="preserve"> </w:t>
+      </w:r>
+      <w:r>
+        <w:t xml:space="preserve">information</w:t>
+      </w:r>
+      <w:r>
+        <w:t xml:space="preserve"> </w:t>
+      </w:r>
+      <w:r>
+        <w:t xml:space="preserve">and</w:t>
+      </w:r>
+      <w:r>
+        <w:t xml:space="preserve"> </w:t>
+      </w:r>
+      <w:r>
+        <w:t xml:space="preserve">belief,</w:t>
+      </w:r>
+      <w:r>
+        <w:t xml:space="preserve"> </w:t>
+      </w:r>
+      <w:r>
+        <w:t xml:space="preserve">have</w:t>
+      </w:r>
+      <w:r>
+        <w:t xml:space="preserve"> </w:t>
+      </w:r>
+      <w:r>
+        <w:t xml:space="preserve">continued</w:t>
+      </w:r>
+      <w:r>
+        <w:t xml:space="preserve"> </w:t>
+      </w:r>
+      <w:r>
+        <w:t xml:space="preserve">into</w:t>
+      </w:r>
+      <w:r>
+        <w:t xml:space="preserve"> </w:t>
+      </w:r>
+      <w:r>
+        <w:t xml:space="preserve">the</w:t>
+      </w:r>
+      <w:r>
+        <w:t xml:space="preserve"> </w:t>
+      </w:r>
+      <w:r>
+        <w:t xml:space="preserve">United</w:t>
+      </w:r>
+      <w:r>
+        <w:t xml:space="preserve"> </w:t>
+      </w:r>
+      <w:r>
+        <w:t xml:space="preserve">States</w:t>
+      </w:r>
+      <w:r>
+        <w:t xml:space="preserve"> </w:t>
+      </w:r>
+      <w:r>
+        <w:t xml:space="preserve">since</w:t>
+      </w:r>
+      <w:r>
+        <w:t xml:space="preserve"> </w:t>
+      </w:r>
+      <w:r>
+        <w:t xml:space="preserve">those</w:t>
+      </w:r>
+      <w:r>
+        <w:t xml:space="preserve"> </w:t>
+      </w:r>
+      <w:r>
+        <w:t xml:space="preserve">conversations</w:t>
+      </w:r>
+      <w:r>
+        <w:t xml:space="preserve"> </w:t>
+      </w:r>
+      <w:r>
+        <w:t xml:space="preserve">concluded</w:t>
+      </w:r>
+      <w:r>
+        <w:t xml:space="preserve"> </w:t>
+      </w:r>
+      <w:r>
+        <w:t xml:space="preserve">without</w:t>
+      </w:r>
+      <w:r>
+        <w:t xml:space="preserve"> </w:t>
+      </w:r>
+      <w:r>
+        <w:t xml:space="preserve">a</w:t>
+      </w:r>
+      <w:r>
+        <w:t xml:space="preserve"> </w:t>
+      </w:r>
+      <w:r>
+        <w:t xml:space="preserve">license</w:t>
+      </w:r>
+      <w:r>
+        <w:t xml:space="preserve"> </w:t>
+      </w:r>
+      <w:r>
+        <w:t xml:space="preserve">or</w:t>
+      </w:r>
+      <w:r>
+        <w:t xml:space="preserve"> </w:t>
+      </w:r>
+      <w:r>
+        <w:t xml:space="preserve">other</w:t>
+      </w:r>
+      <w:r>
+        <w:t xml:space="preserve"> </w:t>
+      </w:r>
+      <w:r>
+        <w:t xml:space="preserve">authorization.</w:t>
+      </w:r>
+      <w:r>
+        <w:t xml:space="preserve"> </w:t>
+      </w:r>
+      <w:r>
+        <w:t xml:space="preserve">Defendant</w:t>
+      </w:r>
+      <w:r>
+        <w:t xml:space="preserve"> </w:t>
+      </w:r>
+      <w:r>
+        <w:t xml:space="preserve">is,</w:t>
+      </w:r>
+      <w:r>
+        <w:t xml:space="preserve"> </w:t>
+      </w:r>
+      <w:r>
+        <w:t xml:space="preserve">therefore,</w:t>
+      </w:r>
+      <w:r>
+        <w:t xml:space="preserve"> </w:t>
+      </w:r>
+      <w:r>
+        <w:t xml:space="preserve">aware</w:t>
+      </w:r>
+      <w:r>
+        <w:t xml:space="preserve"> </w:t>
+      </w:r>
+      <w:r>
+        <w:t xml:space="preserve">that</w:t>
+      </w:r>
+      <w:r>
+        <w:t xml:space="preserve"> </w:t>
+      </w:r>
+      <w:r>
+        <w:t xml:space="preserve">Plaintiff</w:t>
+      </w:r>
+      <w:r>
+        <w:t xml:space="preserve"> </w:t>
+      </w:r>
+      <w:r>
+        <w:t xml:space="preserve">is</w:t>
+      </w:r>
+      <w:r>
+        <w:t xml:space="preserve"> </w:t>
+      </w:r>
+      <w:r>
+        <w:t xml:space="preserve">a</w:t>
+      </w:r>
+      <w:r>
+        <w:t xml:space="preserve"> </w:t>
+      </w:r>
+      <w:r>
+        <w:t xml:space="preserve">resident</w:t>
+      </w:r>
+      <w:r>
+        <w:t xml:space="preserve"> </w:t>
+      </w:r>
+      <w:r>
+        <w:t xml:space="preserve">of</w:t>
+      </w:r>
+      <w:r>
+        <w:t xml:space="preserve"> </w:t>
+      </w:r>
+      <w:r>
+        <w:t xml:space="preserve">this</w:t>
+      </w:r>
+      <w:r>
+        <w:t xml:space="preserve"> </w:t>
+      </w:r>
+      <w:r>
+        <w:t xml:space="preserve">jurisdiction,</w:t>
+      </w:r>
+      <w:r>
+        <w:t xml:space="preserve"> </w:t>
+      </w:r>
+      <w:r>
+        <w:t xml:space="preserve">that</w:t>
+      </w:r>
+      <w:r>
+        <w:t xml:space="preserve"> </w:t>
+      </w:r>
+      <w:r>
+        <w:t xml:space="preserve">Plaintiff</w:t>
+      </w:r>
+      <w:r>
+        <w:t xml:space="preserve"> </w:t>
+      </w:r>
+      <w:r>
+        <w:t xml:space="preserve">sells</w:t>
+      </w:r>
+      <w:r>
+        <w:t xml:space="preserve"> </w:t>
+      </w:r>
+      <w:r>
+        <w:t xml:space="preserve">its</w:t>
+      </w:r>
+      <w:r>
+        <w:t xml:space="preserve"> </w:t>
+      </w:r>
+      <w:r>
+        <w:t xml:space="preserve">patented</w:t>
+      </w:r>
+      <w:r>
+        <w:t xml:space="preserve"> </w:t>
+      </w:r>
+      <w:r>
+        <w:t xml:space="preserve">product</w:t>
+      </w:r>
+      <w:r>
+        <w:t xml:space="preserve"> </w:t>
+      </w:r>
+      <w:r>
+        <w:t xml:space="preserve">within</w:t>
+      </w:r>
+      <w:r>
+        <w:t xml:space="preserve"> </w:t>
+      </w:r>
+      <w:r>
+        <w:t xml:space="preserve">the</w:t>
+      </w:r>
+      <w:r>
+        <w:t xml:space="preserve"> </w:t>
+      </w:r>
+      <w:r>
+        <w:t xml:space="preserve">United</w:t>
+      </w:r>
+      <w:r>
+        <w:t xml:space="preserve"> </w:t>
+      </w:r>
+      <w:r>
+        <w:t xml:space="preserve">States,</w:t>
+      </w:r>
+      <w:r>
+        <w:t xml:space="preserve"> </w:t>
+      </w:r>
+      <w:r>
+        <w:t xml:space="preserve">and</w:t>
+      </w:r>
+      <w:r>
+        <w:t xml:space="preserve"> </w:t>
+      </w:r>
+      <w:r>
+        <w:t xml:space="preserve">that</w:t>
+      </w:r>
+      <w:r>
+        <w:t xml:space="preserve"> </w:t>
+      </w:r>
+      <w:r>
+        <w:t xml:space="preserve">the</w:t>
+      </w:r>
+      <w:r>
+        <w:t xml:space="preserve"> </w:t>
+      </w:r>
+      <w:r>
+        <w:t xml:space="preserve">impact</w:t>
+      </w:r>
+      <w:r>
+        <w:t xml:space="preserve"> </w:t>
+      </w:r>
+      <w:r>
+        <w:t xml:space="preserve">of</w:t>
+      </w:r>
+      <w:r>
+        <w:t xml:space="preserve"> </w:t>
+      </w:r>
+      <w:r>
+        <w:t xml:space="preserve">Defendant’s</w:t>
+      </w:r>
+      <w:r>
+        <w:t xml:space="preserve"> </w:t>
+      </w:r>
+      <w:r>
+        <w:t xml:space="preserve">infringing</w:t>
+      </w:r>
+      <w:r>
+        <w:t xml:space="preserve"> </w:t>
+      </w:r>
+      <w:r>
+        <w:t xml:space="preserve">conduct</w:t>
+      </w:r>
+      <w:r>
+        <w:t xml:space="preserve"> </w:t>
+      </w:r>
+      <w:r>
+        <w:t xml:space="preserve">will</w:t>
+      </w:r>
+      <w:r>
+        <w:t xml:space="preserve"> </w:t>
+      </w:r>
+      <w:r>
+        <w:t xml:space="preserve">affect</w:t>
+      </w:r>
+      <w:r>
+        <w:t xml:space="preserve"> </w:t>
+      </w:r>
+      <w:r>
+        <w:t xml:space="preserve">a</w:t>
+      </w:r>
+      <w:r>
+        <w:t xml:space="preserve"> </w:t>
+      </w:r>
+      <w:r>
+        <w:t xml:space="preserve">resident</w:t>
+      </w:r>
+      <w:r>
+        <w:t xml:space="preserve"> </w:t>
+      </w:r>
+      <w:r>
+        <w:t xml:space="preserve">of</w:t>
+      </w:r>
+      <w:r>
+        <w:t xml:space="preserve"> </w:t>
+      </w:r>
+      <w:r>
+        <w:t xml:space="preserve">this</w:t>
+      </w:r>
+      <w:r>
+        <w:t xml:space="preserve"> </w:t>
+      </w:r>
+      <w:r>
+        <w:t xml:space="preserve">jurisdiction</w:t>
+      </w:r>
+      <w:r>
+        <w:t xml:space="preserve"> </w:t>
+      </w:r>
+      <w:r>
+        <w:t xml:space="preserve">and</w:t>
+      </w:r>
+      <w:r>
+        <w:t xml:space="preserve"> </w:t>
+      </w:r>
+      <w:r>
+        <w:t xml:space="preserve">its</w:t>
+      </w:r>
+      <w:r>
+        <w:t xml:space="preserve"> </w:t>
+      </w:r>
+      <w:r>
+        <w:t xml:space="preserve">sales</w:t>
+      </w:r>
+      <w:r>
+        <w:t xml:space="preserve"> </w:t>
+      </w:r>
+      <w:r>
+        <w:t xml:space="preserve">within</w:t>
+      </w:r>
+      <w:r>
+        <w:t xml:space="preserve"> </w:t>
+      </w:r>
+      <w:r>
+        <w:t xml:space="preserve">the</w:t>
+      </w:r>
+      <w:r>
+        <w:t xml:space="preserve"> </w:t>
+      </w:r>
+      <w:r>
+        <w:t xml:space="preserve">United</w:t>
+      </w:r>
+      <w:r>
+        <w:t xml:space="preserve"> </w:t>
+      </w:r>
+      <w:r>
+        <w:t xml:space="preserve">States.</w:t>
       </w:r>
     </w:p>
     <w:p>
       <w:pPr>
-        <w:pStyle w:val="NumberedParagraph"/>
+        <w:spacing w:before="0" w:after="0" w:line="480" w:lineRule="exact"/>
+        <w:ind w:left="1440" w:hanging="720"/>
+        <w:jc w:val="left"/>
       </w:pPr>
       <w:r>
-        <w:t xml:space="preserve">6.</w:t>
+        <w:t xml:space="preserve">h.</w:t>
       </w:r>
       <w:r>
         <w:tab/>
       </w:r>
       <w:r>
-        <w:t xml:space="preserve">Venue is proper in this District pursuant to 28 U.S.C. §§ 1391(b), (c), and 1400(a). Upon information and belief, Defendant is a resident of Italy. Therefore, pursuant to 28 U.S.C. § 1391(c)(3) “a defendant not resident in the United States may be sued in any judicial district.”</w:t>
-      </w:r>
-    </w:p>
-    <w:bookmarkEnd w:id="22"/>
-    <w:bookmarkStart w:id="23" w:name="the-patent-in-suit"/>
-    <w:p>
-      <w:pPr>
-        <w:pStyle w:val="Heading1"/>
-      </w:pPr>
-      <w:r>
-        <w:t xml:space="preserve">THE PATENT-IN-SUIT</w:t>
+        <w:t xml:space="preserve">Plaintiff’s</w:t>
+      </w:r>
+      <w:r>
+        <w:t xml:space="preserve"> </w:t>
+      </w:r>
+      <w:r>
+        <w:t xml:space="preserve">claim</w:t>
+      </w:r>
+      <w:r>
+        <w:t xml:space="preserve"> </w:t>
+      </w:r>
+      <w:r>
+        <w:t xml:space="preserve">for</w:t>
+      </w:r>
+      <w:r>
+        <w:t xml:space="preserve"> </w:t>
+      </w:r>
+      <w:r>
+        <w:t xml:space="preserve">patent</w:t>
+      </w:r>
+      <w:r>
+        <w:t xml:space="preserve"> </w:t>
+      </w:r>
+      <w:r>
+        <w:t xml:space="preserve">infringement</w:t>
+      </w:r>
+      <w:r>
+        <w:t xml:space="preserve"> </w:t>
+      </w:r>
+      <w:r>
+        <w:t xml:space="preserve">against</w:t>
+      </w:r>
+      <w:r>
+        <w:t xml:space="preserve"> </w:t>
+      </w:r>
+      <w:r>
+        <w:t xml:space="preserve">Defendant</w:t>
+      </w:r>
+      <w:r>
+        <w:t xml:space="preserve"> </w:t>
+      </w:r>
+      <w:r>
+        <w:t xml:space="preserve">arises</w:t>
+      </w:r>
+      <w:r>
+        <w:t xml:space="preserve"> </w:t>
+      </w:r>
+      <w:r>
+        <w:t xml:space="preserve">under</w:t>
+      </w:r>
+      <w:r>
+        <w:t xml:space="preserve"> </w:t>
+      </w:r>
+      <w:r>
+        <w:t xml:space="preserve">federal</w:t>
+      </w:r>
+      <w:r>
+        <w:t xml:space="preserve"> </w:t>
+      </w:r>
+      <w:r>
+        <w:t xml:space="preserve">law.</w:t>
       </w:r>
     </w:p>
     <w:p>
       <w:pPr>
-        <w:pStyle w:val="NumberedParagraph"/>
+        <w:tabs>
+          <w:tab w:val="left" w:pos="1440"/>
+        </w:tabs>
+        <w:spacing w:before="0" w:after="0" w:line="480" w:lineRule="exact"/>
+        <w:ind w:left="0" w:firstLine="720"/>
+        <w:jc w:val="left"/>
       </w:pPr>
       <w:r>
-        <w:t xml:space="preserve">7.</w:t>
+        <w:t xml:space="preserve">6.</w:t>
       </w:r>
       <w:r>
         <w:tab/>
       </w:r>
       <w:r>
-        <w:t xml:space="preserve">On October 8, 2024, the United States Patent and Trademark Office duly and legally issued U.S. Design Patent No. D1,046,155, titled “Dental Screw,” to Daniel Domingue, DDS. On April 10, 2025, Dr. Domingue assigned the ’155 Patent to Plaintiff. A true and correct copy of the ’155 Patent is attached as Exhibit A.</w:t>
+        <w:t xml:space="preserve">Venue</w:t>
+      </w:r>
+      <w:r>
+        <w:t xml:space="preserve"> </w:t>
+      </w:r>
+      <w:r>
+        <w:t xml:space="preserve">is</w:t>
+      </w:r>
+      <w:r>
+        <w:t xml:space="preserve"> </w:t>
+      </w:r>
+      <w:r>
+        <w:t xml:space="preserve">proper</w:t>
+      </w:r>
+      <w:r>
+        <w:t xml:space="preserve"> </w:t>
+      </w:r>
+      <w:r>
+        <w:t xml:space="preserve">in</w:t>
+      </w:r>
+      <w:r>
+        <w:t xml:space="preserve"> </w:t>
+      </w:r>
+      <w:r>
+        <w:t xml:space="preserve">this</w:t>
+      </w:r>
+      <w:r>
+        <w:t xml:space="preserve"> </w:t>
+      </w:r>
+      <w:r>
+        <w:t xml:space="preserve">District</w:t>
+      </w:r>
+      <w:r>
+        <w:t xml:space="preserve"> </w:t>
+      </w:r>
+      <w:r>
+        <w:t xml:space="preserve">pursuant</w:t>
+      </w:r>
+      <w:r>
+        <w:t xml:space="preserve"> </w:t>
+      </w:r>
+      <w:r>
+        <w:t xml:space="preserve">to</w:t>
+      </w:r>
+      <w:r>
+        <w:t xml:space="preserve"> </w:t>
+      </w:r>
+      <w:r>
+        <w:t xml:space="preserve">28</w:t>
+      </w:r>
+      <w:r>
+        <w:t xml:space="preserve"> </w:t>
+      </w:r>
+      <w:r>
+        <w:t xml:space="preserve">U.S.C.</w:t>
+      </w:r>
+      <w:r>
+        <w:t xml:space="preserve"> </w:t>
+      </w:r>
+      <w:r>
+        <w:t xml:space="preserve">§§</w:t>
+      </w:r>
+      <w:r>
+        <w:t xml:space="preserve"> </w:t>
+      </w:r>
+      <w:r>
+        <w:t xml:space="preserve">1391(b),</w:t>
+      </w:r>
+      <w:r>
+        <w:t xml:space="preserve"> </w:t>
+      </w:r>
+      <w:r>
+        <w:t xml:space="preserve">(c),</w:t>
+      </w:r>
+      <w:r>
+        <w:t xml:space="preserve"> </w:t>
+      </w:r>
+      <w:r>
+        <w:t xml:space="preserve">and</w:t>
+      </w:r>
+      <w:r>
+        <w:t xml:space="preserve"> </w:t>
+      </w:r>
+      <w:r>
+        <w:t xml:space="preserve">1400(a).</w:t>
+      </w:r>
+      <w:r>
+        <w:t xml:space="preserve"> </w:t>
+      </w:r>
+      <w:r>
+        <w:t xml:space="preserve">Upon</w:t>
+      </w:r>
+      <w:r>
+        <w:t xml:space="preserve"> </w:t>
+      </w:r>
+      <w:r>
+        <w:t xml:space="preserve">information</w:t>
+      </w:r>
+      <w:r>
+        <w:t xml:space="preserve"> </w:t>
+      </w:r>
+      <w:r>
+        <w:t xml:space="preserve">and</w:t>
+      </w:r>
+      <w:r>
+        <w:t xml:space="preserve"> </w:t>
+      </w:r>
+      <w:r>
+        <w:t xml:space="preserve">belief,</w:t>
+      </w:r>
+      <w:r>
+        <w:t xml:space="preserve"> </w:t>
+      </w:r>
+      <w:r>
+        <w:t xml:space="preserve">Defendant</w:t>
+      </w:r>
+      <w:r>
+        <w:t xml:space="preserve"> </w:t>
+      </w:r>
+      <w:r>
+        <w:t xml:space="preserve">is</w:t>
+      </w:r>
+      <w:r>
+        <w:t xml:space="preserve"> </w:t>
+      </w:r>
+      <w:r>
+        <w:t xml:space="preserve">a</w:t>
+      </w:r>
+      <w:r>
+        <w:t xml:space="preserve"> </w:t>
+      </w:r>
+      <w:r>
+        <w:t xml:space="preserve">resident</w:t>
+      </w:r>
+      <w:r>
+        <w:t xml:space="preserve"> </w:t>
+      </w:r>
+      <w:r>
+        <w:t xml:space="preserve">of</w:t>
+      </w:r>
+      <w:r>
+        <w:t xml:space="preserve"> </w:t>
+      </w:r>
+      <w:r>
+        <w:t xml:space="preserve">Italy.</w:t>
+      </w:r>
+      <w:r>
+        <w:t xml:space="preserve"> </w:t>
+      </w:r>
+      <w:r>
+        <w:t xml:space="preserve">Therefore,</w:t>
+      </w:r>
+      <w:r>
+        <w:t xml:space="preserve"> </w:t>
+      </w:r>
+      <w:r>
+        <w:t xml:space="preserve">pursuant</w:t>
+      </w:r>
+      <w:r>
+        <w:t xml:space="preserve"> </w:t>
+      </w:r>
+      <w:r>
+        <w:t xml:space="preserve">to</w:t>
+      </w:r>
+      <w:r>
+        <w:t xml:space="preserve"> </w:t>
+      </w:r>
+      <w:r>
+        <w:t xml:space="preserve">28</w:t>
+      </w:r>
+      <w:r>
+        <w:t xml:space="preserve"> </w:t>
+      </w:r>
+      <w:r>
+        <w:t xml:space="preserve">U.S.C.</w:t>
+      </w:r>
+      <w:r>
+        <w:t xml:space="preserve"> </w:t>
+      </w:r>
+      <w:r>
+        <w:t xml:space="preserve">§</w:t>
+      </w:r>
+      <w:r>
+        <w:t xml:space="preserve"> </w:t>
+      </w:r>
+      <w:r>
+        <w:t xml:space="preserve">1391(c)⁠(3)</w:t>
+      </w:r>
+      <w:r>
+        <w:t xml:space="preserve"> </w:t>
+      </w:r>
+      <w:r>
+        <w:t xml:space="preserve">“a</w:t>
+      </w:r>
+      <w:r>
+        <w:t xml:space="preserve"> </w:t>
+      </w:r>
+      <w:r>
+        <w:t xml:space="preserve">defendant</w:t>
+      </w:r>
+      <w:r>
+        <w:t xml:space="preserve"> </w:t>
+      </w:r>
+      <w:r>
+        <w:t xml:space="preserve">not</w:t>
+      </w:r>
+      <w:r>
+        <w:t xml:space="preserve"> </w:t>
+      </w:r>
+      <w:r>
+        <w:t xml:space="preserve">resident</w:t>
+      </w:r>
+      <w:r>
+        <w:t xml:space="preserve"> </w:t>
+      </w:r>
+      <w:r>
+        <w:t xml:space="preserve">in</w:t>
+      </w:r>
+      <w:r>
+        <w:t xml:space="preserve"> </w:t>
+      </w:r>
+      <w:r>
+        <w:t xml:space="preserve">the</w:t>
+      </w:r>
+      <w:r>
+        <w:t xml:space="preserve"> </w:t>
+      </w:r>
+      <w:r>
+        <w:t xml:space="preserve">United</w:t>
+      </w:r>
+      <w:r>
+        <w:t xml:space="preserve"> </w:t>
+      </w:r>
+      <w:r>
+        <w:t xml:space="preserve">States</w:t>
+      </w:r>
+      <w:r>
+        <w:t xml:space="preserve"> </w:t>
+      </w:r>
+      <w:r>
+        <w:t xml:space="preserve">may</w:t>
+      </w:r>
+      <w:r>
+        <w:t xml:space="preserve"> </w:t>
+      </w:r>
+      <w:r>
+        <w:t xml:space="preserve">be</w:t>
+      </w:r>
+      <w:r>
+        <w:t xml:space="preserve"> </w:t>
+      </w:r>
+      <w:r>
+        <w:t xml:space="preserve">sued</w:t>
+      </w:r>
+      <w:r>
+        <w:t xml:space="preserve"> </w:t>
+      </w:r>
+      <w:r>
+        <w:t xml:space="preserve">in</w:t>
+      </w:r>
+      <w:r>
+        <w:t xml:space="preserve"> </w:t>
+      </w:r>
+      <w:r>
+        <w:t xml:space="preserve">any</w:t>
+      </w:r>
+      <w:r>
+        <w:t xml:space="preserve"> </w:t>
+      </w:r>
+      <w:r>
+        <w:t xml:space="preserve">judicial</w:t>
+      </w:r>
+      <w:r>
+        <w:t xml:space="preserve"> </w:t>
+      </w:r>
+      <w:r>
+        <w:t xml:space="preserve">district.”</w:t>
       </w:r>
     </w:p>
     <w:p>
       <w:pPr>
-        <w:pStyle w:val="NumberedParagraph"/>
+        <w:keepNext/>
+        <w:keepLines/>
+        <w:spacing w:before="480" w:after="0" w:line="480" w:lineRule="exact"/>
+        <w:ind w:left="0" w:firstLine="0"/>
+        <w:jc w:val="center"/>
       </w:pPr>
       <w:r>
-        <w:t xml:space="preserve">8.</w:t>
-      </w:r>
-      <w:r>
-        <w:tab/>
-      </w:r>
-      <w:r>
-        <w:t xml:space="preserve">The ’155 Patent is valid, enforceable, and remains in full force and effect.</w:t>
+        <w:rPr>
+          <w:b/>
+          <w:bCs/>
+        </w:rPr>
+        <w:t xml:space="preserve">THE</w:t>
+      </w:r>
+      <w:r>
+        <w:rPr>
+          <w:b/>
+          <w:bCs/>
+        </w:rPr>
+        <w:t xml:space="preserve"> </w:t>
+      </w:r>
+      <w:r>
+        <w:rPr>
+          <w:b/>
+          <w:bCs/>
+        </w:rPr>
+        <w:t xml:space="preserve">PATENT-IN-SUIT</w:t>
       </w:r>
     </w:p>
     <w:p>
       <w:pPr>
-        <w:pStyle w:val="NumberedParagraph"/>
+        <w:tabs>
+          <w:tab w:val="left" w:pos="1440"/>
+        </w:tabs>
+        <w:spacing w:before="0" w:after="0" w:line="480" w:lineRule="exact"/>
+        <w:ind w:left="0" w:firstLine="720"/>
+        <w:jc w:val="left"/>
       </w:pPr>
       <w:r>
-        <w:t xml:space="preserve">9.</w:t>
+        <w:t xml:space="preserve">7.</w:t>
       </w:r>
       <w:r>
         <w:tab/>
       </w:r>
       <w:r>
-        <w:t xml:space="preserve">The patented design is embodied in Plaintiff’s commercial dental screw product marketed under the name “VORTEX.”</w:t>
-      </w:r>
-    </w:p>
-    <w:bookmarkEnd w:id="23"/>
-    <w:bookmarkStart w:id="24" w:name="X4a08861067fe1dc30d52e9094ae0d00c5a89c46"/>
-    <w:p>
-      <w:pPr>
-        <w:pStyle w:val="Heading1"/>
-      </w:pPr>
-      <w:r>
-        <w:t xml:space="preserve">DEFENDANT’S INFRINGEMENT OF THE ’155 PATENT</w:t>
+        <w:t xml:space="preserve">On</w:t>
+      </w:r>
+      <w:r>
+        <w:t xml:space="preserve"> </w:t>
+      </w:r>
+      <w:r>
+        <w:t xml:space="preserve">October</w:t>
+      </w:r>
+      <w:r>
+        <w:t xml:space="preserve"> </w:t>
+      </w:r>
+      <w:r>
+        <w:t xml:space="preserve">8,</w:t>
+      </w:r>
+      <w:r>
+        <w:t xml:space="preserve"> </w:t>
+      </w:r>
+      <w:r>
+        <w:t xml:space="preserve">2024,</w:t>
+      </w:r>
+      <w:r>
+        <w:t xml:space="preserve"> </w:t>
+      </w:r>
+      <w:r>
+        <w:t xml:space="preserve">the</w:t>
+      </w:r>
+      <w:r>
+        <w:t xml:space="preserve"> </w:t>
+      </w:r>
+      <w:r>
+        <w:t xml:space="preserve">United</w:t>
+      </w:r>
+      <w:r>
+        <w:t xml:space="preserve"> </w:t>
+      </w:r>
+      <w:r>
+        <w:t xml:space="preserve">States</w:t>
+      </w:r>
+      <w:r>
+        <w:t xml:space="preserve"> </w:t>
+      </w:r>
+      <w:r>
+        <w:t xml:space="preserve">Patent</w:t>
+      </w:r>
+      <w:r>
+        <w:t xml:space="preserve"> </w:t>
+      </w:r>
+      <w:r>
+        <w:t xml:space="preserve">and</w:t>
+      </w:r>
+      <w:r>
+        <w:t xml:space="preserve"> </w:t>
+      </w:r>
+      <w:r>
+        <w:t xml:space="preserve">Trademark</w:t>
+      </w:r>
+      <w:r>
+        <w:t xml:space="preserve"> </w:t>
+      </w:r>
+      <w:r>
+        <w:t xml:space="preserve">Office</w:t>
+      </w:r>
+      <w:r>
+        <w:t xml:space="preserve"> </w:t>
+      </w:r>
+      <w:r>
+        <w:t xml:space="preserve">duly</w:t>
+      </w:r>
+      <w:r>
+        <w:t xml:space="preserve"> </w:t>
+      </w:r>
+      <w:r>
+        <w:t xml:space="preserve">and</w:t>
+      </w:r>
+      <w:r>
+        <w:t xml:space="preserve"> </w:t>
+      </w:r>
+      <w:r>
+        <w:t xml:space="preserve">legally</w:t>
+      </w:r>
+      <w:r>
+        <w:t xml:space="preserve"> </w:t>
+      </w:r>
+      <w:r>
+        <w:t xml:space="preserve">issued</w:t>
+      </w:r>
+      <w:r>
+        <w:t xml:space="preserve"> </w:t>
+      </w:r>
+      <w:r>
+        <w:t xml:space="preserve">U.S.</w:t>
+      </w:r>
+      <w:r>
+        <w:t xml:space="preserve"> </w:t>
+      </w:r>
+      <w:r>
+        <w:t xml:space="preserve">Design</w:t>
+      </w:r>
+      <w:r>
+        <w:t xml:space="preserve"> </w:t>
+      </w:r>
+      <w:r>
+        <w:t xml:space="preserve">Patent</w:t>
+      </w:r>
+      <w:r>
+        <w:t xml:space="preserve"> </w:t>
+      </w:r>
+      <w:r>
+        <w:t xml:space="preserve">No.</w:t>
+      </w:r>
+      <w:r>
+        <w:t xml:space="preserve"> </w:t>
+      </w:r>
+      <w:r>
+        <w:t xml:space="preserve">D1,046,155,</w:t>
+      </w:r>
+      <w:r>
+        <w:t xml:space="preserve"> </w:t>
+      </w:r>
+      <w:r>
+        <w:t xml:space="preserve">titled</w:t>
+      </w:r>
+      <w:r>
+        <w:t xml:space="preserve"> </w:t>
+      </w:r>
+      <w:r>
+        <w:t xml:space="preserve">“Dental</w:t>
+      </w:r>
+      <w:r>
+        <w:t xml:space="preserve"> </w:t>
+      </w:r>
+      <w:r>
+        <w:t xml:space="preserve">Screw,”</w:t>
+      </w:r>
+      <w:r>
+        <w:t xml:space="preserve"> </w:t>
+      </w:r>
+      <w:r>
+        <w:t xml:space="preserve">to</w:t>
+      </w:r>
+      <w:r>
+        <w:t xml:space="preserve"> </w:t>
+      </w:r>
+      <w:r>
+        <w:t xml:space="preserve">Daniel</w:t>
+      </w:r>
+      <w:r>
+        <w:t xml:space="preserve"> </w:t>
+      </w:r>
+      <w:r>
+        <w:t xml:space="preserve">Domingue,</w:t>
+      </w:r>
+      <w:r>
+        <w:t xml:space="preserve"> </w:t>
+      </w:r>
+      <w:r>
+        <w:t xml:space="preserve">DDS.</w:t>
+      </w:r>
+      <w:r>
+        <w:t xml:space="preserve"> </w:t>
+      </w:r>
+      <w:r>
+        <w:t xml:space="preserve">On</w:t>
+      </w:r>
+      <w:r>
+        <w:t xml:space="preserve"> </w:t>
+      </w:r>
+      <w:r>
+        <w:t xml:space="preserve">April</w:t>
+      </w:r>
+      <w:r>
+        <w:t xml:space="preserve"> </w:t>
+      </w:r>
+      <w:r>
+        <w:t xml:space="preserve">10,</w:t>
+      </w:r>
+      <w:r>
+        <w:t xml:space="preserve"> </w:t>
+      </w:r>
+      <w:r>
+        <w:t xml:space="preserve">2025,</w:t>
+      </w:r>
+      <w:r>
+        <w:t xml:space="preserve"> </w:t>
+      </w:r>
+      <w:r>
+        <w:t xml:space="preserve">Dr.</w:t>
+      </w:r>
+      <w:r>
+        <w:t xml:space="preserve"> </w:t>
+      </w:r>
+      <w:r>
+        <w:t xml:space="preserve">Domingue</w:t>
+      </w:r>
+      <w:r>
+        <w:t xml:space="preserve"> </w:t>
+      </w:r>
+      <w:r>
+        <w:t xml:space="preserve">assigned</w:t>
+      </w:r>
+      <w:r>
+        <w:t xml:space="preserve"> </w:t>
+      </w:r>
+      <w:r>
+        <w:t xml:space="preserve">the</w:t>
+      </w:r>
+      <w:r>
+        <w:t xml:space="preserve"> </w:t>
+      </w:r>
+      <w:r>
+        <w:t xml:space="preserve">’155</w:t>
+      </w:r>
+      <w:r>
+        <w:t xml:space="preserve"> </w:t>
+      </w:r>
+      <w:r>
+        <w:t xml:space="preserve">Patent</w:t>
+      </w:r>
+      <w:r>
+        <w:t xml:space="preserve"> </w:t>
+      </w:r>
+      <w:r>
+        <w:t xml:space="preserve">to</w:t>
+      </w:r>
+      <w:r>
+        <w:t xml:space="preserve"> </w:t>
+      </w:r>
+      <w:r>
+        <w:t xml:space="preserve">Plaintiff.</w:t>
+      </w:r>
+      <w:r>
+        <w:t xml:space="preserve"> </w:t>
+      </w:r>
+      <w:r>
+        <w:t xml:space="preserve">A</w:t>
+      </w:r>
+      <w:r>
+        <w:t xml:space="preserve"> </w:t>
+      </w:r>
+      <w:r>
+        <w:t xml:space="preserve">true</w:t>
+      </w:r>
+      <w:r>
+        <w:t xml:space="preserve"> </w:t>
+      </w:r>
+      <w:r>
+        <w:t xml:space="preserve">and</w:t>
+      </w:r>
+      <w:r>
+        <w:t xml:space="preserve"> </w:t>
+      </w:r>
+      <w:r>
+        <w:t xml:space="preserve">correct</w:t>
+      </w:r>
+      <w:r>
+        <w:t xml:space="preserve"> </w:t>
+      </w:r>
+      <w:r>
+        <w:t xml:space="preserve">copy</w:t>
+      </w:r>
+      <w:r>
+        <w:t xml:space="preserve"> </w:t>
+      </w:r>
+      <w:r>
+        <w:t xml:space="preserve">of</w:t>
+      </w:r>
+      <w:r>
+        <w:t xml:space="preserve"> </w:t>
+      </w:r>
+      <w:r>
+        <w:t xml:space="preserve">the</w:t>
+      </w:r>
+      <w:r>
+        <w:t xml:space="preserve"> </w:t>
+      </w:r>
+      <w:r>
+        <w:t xml:space="preserve">’155</w:t>
+      </w:r>
+      <w:r>
+        <w:t xml:space="preserve"> </w:t>
+      </w:r>
+      <w:r>
+        <w:t xml:space="preserve">Patent</w:t>
+      </w:r>
+      <w:r>
+        <w:t xml:space="preserve"> </w:t>
+      </w:r>
+      <w:r>
+        <w:t xml:space="preserve">is</w:t>
+      </w:r>
+      <w:r>
+        <w:t xml:space="preserve"> </w:t>
+      </w:r>
+      <w:r>
+        <w:t xml:space="preserve">attached</w:t>
+      </w:r>
+      <w:r>
+        <w:t xml:space="preserve"> </w:t>
+      </w:r>
+      <w:r>
+        <w:t xml:space="preserve">as</w:t>
+      </w:r>
+      <w:r>
+        <w:t xml:space="preserve"> </w:t>
+      </w:r>
+      <w:r>
+        <w:t xml:space="preserve">Exhibit</w:t>
+      </w:r>
+      <w:r>
+        <w:t xml:space="preserve"> </w:t>
+      </w:r>
+      <w:r>
+        <w:t xml:space="preserve">A.</w:t>
       </w:r>
     </w:p>
     <w:p>
       <w:pPr>
-        <w:pStyle w:val="NumberedParagraph"/>
+        <w:tabs>
+          <w:tab w:val="left" w:pos="1440"/>
+        </w:tabs>
+        <w:spacing w:before="0" w:after="0" w:line="480" w:lineRule="exact"/>
+        <w:ind w:left="0" w:firstLine="720"/>
+        <w:jc w:val="left"/>
       </w:pPr>
       <w:r>
-        <w:t xml:space="preserve">10.</w:t>
+        <w:t xml:space="preserve">8.</w:t>
       </w:r>
       <w:r>
         <w:tab/>
       </w:r>
       <w:r>
-        <w:t xml:space="preserve">Upon information and belief, Defendant manufactures, imports, offer for sale, and/or sells a dental screw product designated as “EVS112” (the Accused Product”) which copies and infringes the patented design claimed in the ’155 Patent.</w:t>
+        <w:t xml:space="preserve">The</w:t>
+      </w:r>
+      <w:r>
+        <w:t xml:space="preserve"> </w:t>
+      </w:r>
+      <w:r>
+        <w:t xml:space="preserve">’155</w:t>
+      </w:r>
+      <w:r>
+        <w:t xml:space="preserve"> </w:t>
+      </w:r>
+      <w:r>
+        <w:t xml:space="preserve">Patent</w:t>
+      </w:r>
+      <w:r>
+        <w:t xml:space="preserve"> </w:t>
+      </w:r>
+      <w:r>
+        <w:t xml:space="preserve">is</w:t>
+      </w:r>
+      <w:r>
+        <w:t xml:space="preserve"> </w:t>
+      </w:r>
+      <w:r>
+        <w:t xml:space="preserve">valid,</w:t>
+      </w:r>
+      <w:r>
+        <w:t xml:space="preserve"> </w:t>
+      </w:r>
+      <w:r>
+        <w:t xml:space="preserve">enforceable,</w:t>
+      </w:r>
+      <w:r>
+        <w:t xml:space="preserve"> </w:t>
+      </w:r>
+      <w:r>
+        <w:t xml:space="preserve">and</w:t>
+      </w:r>
+      <w:r>
+        <w:t xml:space="preserve"> </w:t>
+      </w:r>
+      <w:r>
+        <w:t xml:space="preserve">remains</w:t>
+      </w:r>
+      <w:r>
+        <w:t xml:space="preserve"> </w:t>
+      </w:r>
+      <w:r>
+        <w:t xml:space="preserve">in</w:t>
+      </w:r>
+      <w:r>
+        <w:t xml:space="preserve"> </w:t>
+      </w:r>
+      <w:r>
+        <w:t xml:space="preserve">full</w:t>
+      </w:r>
+      <w:r>
+        <w:t xml:space="preserve"> </w:t>
+      </w:r>
+      <w:r>
+        <w:t xml:space="preserve">force</w:t>
+      </w:r>
+      <w:r>
+        <w:t xml:space="preserve"> </w:t>
+      </w:r>
+      <w:r>
+        <w:t xml:space="preserve">and</w:t>
+      </w:r>
+      <w:r>
+        <w:t xml:space="preserve"> </w:t>
+      </w:r>
+      <w:r>
+        <w:t xml:space="preserve">effect.</w:t>
       </w:r>
     </w:p>
     <w:p>
       <w:pPr>
-        <w:pStyle w:val="NumberedParagraph"/>
+        <w:tabs>
+          <w:tab w:val="left" w:pos="1440"/>
+        </w:tabs>
+        <w:spacing w:before="0" w:after="0" w:line="480" w:lineRule="exact"/>
+        <w:ind w:left="0" w:firstLine="720"/>
+        <w:jc w:val="left"/>
       </w:pPr>
       <w:r>
-        <w:t xml:space="preserve">11.</w:t>
+        <w:t xml:space="preserve">9.</w:t>
       </w:r>
       <w:r>
         <w:tab/>
       </w:r>
       <w:r>
-        <w:t xml:space="preserve">An infringement comparison chart demonstrating substantial similarity between the claimed design of the ’155 Patent and the Accused Product is seen below:</w:t>
+        <w:t xml:space="preserve">The</w:t>
+      </w:r>
+      <w:r>
+        <w:t xml:space="preserve"> </w:t>
+      </w:r>
+      <w:r>
+        <w:t xml:space="preserve">patented</w:t>
+      </w:r>
+      <w:r>
+        <w:t xml:space="preserve"> </w:t>
+      </w:r>
+      <w:r>
+        <w:t xml:space="preserve">design</w:t>
+      </w:r>
+      <w:r>
+        <w:t xml:space="preserve"> </w:t>
+      </w:r>
+      <w:r>
+        <w:t xml:space="preserve">is</w:t>
+      </w:r>
+      <w:r>
+        <w:t xml:space="preserve"> </w:t>
+      </w:r>
+      <w:r>
+        <w:t xml:space="preserve">embodied</w:t>
+      </w:r>
+      <w:r>
+        <w:t xml:space="preserve"> </w:t>
+      </w:r>
+      <w:r>
+        <w:t xml:space="preserve">in</w:t>
+      </w:r>
+      <w:r>
+        <w:t xml:space="preserve"> </w:t>
+      </w:r>
+      <w:r>
+        <w:t xml:space="preserve">Plaintiff’s</w:t>
+      </w:r>
+      <w:r>
+        <w:t xml:space="preserve"> </w:t>
+      </w:r>
+      <w:r>
+        <w:t xml:space="preserve">commercial</w:t>
+      </w:r>
+      <w:r>
+        <w:t xml:space="preserve"> </w:t>
+      </w:r>
+      <w:r>
+        <w:t xml:space="preserve">dental</w:t>
+      </w:r>
+      <w:r>
+        <w:t xml:space="preserve"> </w:t>
+      </w:r>
+      <w:r>
+        <w:t xml:space="preserve">screw</w:t>
+      </w:r>
+      <w:r>
+        <w:t xml:space="preserve"> </w:t>
+      </w:r>
+      <w:r>
+        <w:t xml:space="preserve">product</w:t>
+      </w:r>
+      <w:r>
+        <w:t xml:space="preserve"> </w:t>
+      </w:r>
+      <w:r>
+        <w:t xml:space="preserve">marketed</w:t>
+      </w:r>
+      <w:r>
+        <w:t xml:space="preserve"> </w:t>
+      </w:r>
+      <w:r>
+        <w:t xml:space="preserve">under</w:t>
+      </w:r>
+      <w:r>
+        <w:t xml:space="preserve"> </w:t>
+      </w:r>
+      <w:r>
+        <w:t xml:space="preserve">the</w:t>
+      </w:r>
+      <w:r>
+        <w:t xml:space="preserve"> </w:t>
+      </w:r>
+      <w:r>
+        <w:t xml:space="preserve">name</w:t>
+      </w:r>
+      <w:r>
+        <w:t xml:space="preserve"> </w:t>
+      </w:r>
+      <w:r>
+        <w:t xml:space="preserve">“VORTEX.”</w:t>
       </w:r>
     </w:p>
     <w:p>
       <w:pPr>
-        <w:pStyle w:val="BodyText"/>
+        <w:keepNext/>
+        <w:keepLines/>
+        <w:spacing w:before="480" w:after="0" w:line="480" w:lineRule="exact"/>
+        <w:ind w:left="0" w:firstLine="0"/>
+        <w:jc w:val="center"/>
+      </w:pPr>
+      <w:r>
+        <w:rPr>
+          <w:b/>
+          <w:bCs/>
+        </w:rPr>
+        <w:t xml:space="preserve">DEFENDANT’S</w:t>
+      </w:r>
+      <w:r>
+        <w:rPr>
+          <w:b/>
+          <w:bCs/>
+        </w:rPr>
+        <w:t xml:space="preserve"> </w:t>
+      </w:r>
+      <w:r>
+        <w:rPr>
+          <w:b/>
+          <w:bCs/>
+        </w:rPr>
+        <w:t xml:space="preserve">INFRINGEMENT</w:t>
+      </w:r>
+      <w:r>
+        <w:rPr>
+          <w:b/>
+          <w:bCs/>
+        </w:rPr>
+        <w:t xml:space="preserve"> </w:t>
+      </w:r>
+      <w:r>
+        <w:rPr>
+          <w:b/>
+          <w:bCs/>
+        </w:rPr>
+        <w:t xml:space="preserve">OF</w:t>
+      </w:r>
+      <w:r>
+        <w:rPr>
+          <w:b/>
+          <w:bCs/>
+        </w:rPr>
+        <w:t xml:space="preserve"> </w:t>
+      </w:r>
+      <w:r>
+        <w:rPr>
+          <w:b/>
+          <w:bCs/>
+        </w:rPr>
+        <w:t xml:space="preserve">THE</w:t>
+      </w:r>
+      <w:r>
+        <w:rPr>
+          <w:b/>
+          <w:bCs/>
+        </w:rPr>
+        <w:t xml:space="preserve"> </w:t>
+      </w:r>
+      <w:r>
+        <w:rPr>
+          <w:b/>
+          <w:bCs/>
+        </w:rPr>
+        <w:t xml:space="preserve">’155</w:t>
+      </w:r>
+      <w:r>
+        <w:rPr>
+          <w:b/>
+          <w:bCs/>
+        </w:rPr>
+        <w:t xml:space="preserve"> </w:t>
+      </w:r>
+      <w:r>
+        <w:rPr>
+          <w:b/>
+          <w:bCs/>
+        </w:rPr>
+        <w:t xml:space="preserve">PATENT</w:t>
+      </w:r>
+    </w:p>
+    <w:p>
+      <w:pPr>
+        <w:tabs>
+          <w:tab w:val="left" w:pos="1440"/>
+        </w:tabs>
+        <w:spacing w:before="0" w:after="0" w:line="480" w:lineRule="exact"/>
+        <w:ind w:left="0" w:firstLine="720"/>
+        <w:jc w:val="left"/>
+      </w:pPr>
+      <w:r>
+        <w:t xml:space="preserve">10.</w:t>
+      </w:r>
+      <w:r>
+        <w:tab/>
+      </w:r>
+      <w:r>
+        <w:t xml:space="preserve">Upon</w:t>
+      </w:r>
+      <w:r>
+        <w:t xml:space="preserve"> </w:t>
+      </w:r>
+      <w:r>
+        <w:t xml:space="preserve">information</w:t>
+      </w:r>
+      <w:r>
+        <w:t xml:space="preserve"> </w:t>
+      </w:r>
+      <w:r>
+        <w:t xml:space="preserve">and</w:t>
+      </w:r>
+      <w:r>
+        <w:t xml:space="preserve"> </w:t>
+      </w:r>
+      <w:r>
+        <w:t xml:space="preserve">belief,</w:t>
+      </w:r>
+      <w:r>
+        <w:t xml:space="preserve"> </w:t>
+      </w:r>
+      <w:r>
+        <w:t xml:space="preserve">Defendant</w:t>
+      </w:r>
+      <w:r>
+        <w:t xml:space="preserve"> </w:t>
+      </w:r>
+      <w:r>
+        <w:t xml:space="preserve">manufactures,</w:t>
+      </w:r>
+      <w:r>
+        <w:t xml:space="preserve"> </w:t>
+      </w:r>
+      <w:r>
+        <w:t xml:space="preserve">imports,</w:t>
+      </w:r>
+      <w:r>
+        <w:t xml:space="preserve"> </w:t>
+      </w:r>
+      <w:r>
+        <w:t xml:space="preserve">offer</w:t>
+      </w:r>
+      <w:r>
+        <w:t xml:space="preserve"> </w:t>
+      </w:r>
+      <w:r>
+        <w:t xml:space="preserve">for</w:t>
+      </w:r>
+      <w:r>
+        <w:t xml:space="preserve"> </w:t>
+      </w:r>
+      <w:r>
+        <w:t xml:space="preserve">sale,</w:t>
+      </w:r>
+      <w:r>
+        <w:t xml:space="preserve"> </w:t>
+      </w:r>
+      <w:r>
+        <w:t xml:space="preserve">and/​or</w:t>
+      </w:r>
+      <w:r>
+        <w:t xml:space="preserve"> </w:t>
+      </w:r>
+      <w:r>
+        <w:t xml:space="preserve">sells</w:t>
+      </w:r>
+      <w:r>
+        <w:t xml:space="preserve"> </w:t>
+      </w:r>
+      <w:r>
+        <w:t xml:space="preserve">a</w:t>
+      </w:r>
+      <w:r>
+        <w:t xml:space="preserve"> </w:t>
+      </w:r>
+      <w:r>
+        <w:t xml:space="preserve">dental</w:t>
+      </w:r>
+      <w:r>
+        <w:t xml:space="preserve"> </w:t>
+      </w:r>
+      <w:r>
+        <w:t xml:space="preserve">screw</w:t>
+      </w:r>
+      <w:r>
+        <w:t xml:space="preserve"> </w:t>
+      </w:r>
+      <w:r>
+        <w:t xml:space="preserve">product</w:t>
+      </w:r>
+      <w:r>
+        <w:t xml:space="preserve"> </w:t>
+      </w:r>
+      <w:r>
+        <w:t xml:space="preserve">designated</w:t>
+      </w:r>
+      <w:r>
+        <w:t xml:space="preserve"> </w:t>
+      </w:r>
+      <w:r>
+        <w:t xml:space="preserve">as</w:t>
+      </w:r>
+      <w:r>
+        <w:t xml:space="preserve"> </w:t>
+      </w:r>
+      <w:r>
+        <w:t xml:space="preserve">“EVS112”</w:t>
+      </w:r>
+      <w:r>
+        <w:t xml:space="preserve"> </w:t>
+      </w:r>
+      <w:r>
+        <w:t xml:space="preserve">(the</w:t>
+      </w:r>
+      <w:r>
+        <w:t xml:space="preserve"> </w:t>
+      </w:r>
+      <w:r>
+        <w:t xml:space="preserve">Accused</w:t>
+      </w:r>
+      <w:r>
+        <w:t xml:space="preserve"> </w:t>
+      </w:r>
+      <w:r>
+        <w:t xml:space="preserve">Product”)</w:t>
+      </w:r>
+      <w:r>
+        <w:t xml:space="preserve"> </w:t>
+      </w:r>
+      <w:r>
+        <w:t xml:space="preserve">which</w:t>
+      </w:r>
+      <w:r>
+        <w:t xml:space="preserve"> </w:t>
+      </w:r>
+      <w:r>
+        <w:t xml:space="preserve">copies</w:t>
+      </w:r>
+      <w:r>
+        <w:t xml:space="preserve"> </w:t>
+      </w:r>
+      <w:r>
+        <w:t xml:space="preserve">and</w:t>
+      </w:r>
+      <w:r>
+        <w:t xml:space="preserve"> </w:t>
+      </w:r>
+      <w:r>
+        <w:t xml:space="preserve">infringes</w:t>
+      </w:r>
+      <w:r>
+        <w:t xml:space="preserve"> </w:t>
+      </w:r>
+      <w:r>
+        <w:t xml:space="preserve">the</w:t>
+      </w:r>
+      <w:r>
+        <w:t xml:space="preserve"> </w:t>
+      </w:r>
+      <w:r>
+        <w:t xml:space="preserve">patented</w:t>
+      </w:r>
+      <w:r>
+        <w:t xml:space="preserve"> </w:t>
+      </w:r>
+      <w:r>
+        <w:t xml:space="preserve">design</w:t>
+      </w:r>
+      <w:r>
+        <w:t xml:space="preserve"> </w:t>
+      </w:r>
+      <w:r>
+        <w:t xml:space="preserve">claimed</w:t>
+      </w:r>
+      <w:r>
+        <w:t xml:space="preserve"> </w:t>
+      </w:r>
+      <w:r>
+        <w:t xml:space="preserve">in</w:t>
+      </w:r>
+      <w:r>
+        <w:t xml:space="preserve"> </w:t>
+      </w:r>
+      <w:r>
+        <w:t xml:space="preserve">the</w:t>
+      </w:r>
+      <w:r>
+        <w:t xml:space="preserve"> </w:t>
+      </w:r>
+      <w:r>
+        <w:t xml:space="preserve">’155</w:t>
+      </w:r>
+      <w:r>
+        <w:t xml:space="preserve"> </w:t>
+      </w:r>
+      <w:r>
+        <w:t xml:space="preserve">Patent.</w:t>
+      </w:r>
+    </w:p>
+    <w:p>
+      <w:pPr>
+        <w:tabs>
+          <w:tab w:val="left" w:pos="1440"/>
+        </w:tabs>
+        <w:spacing w:before="0" w:after="0" w:line="480" w:lineRule="exact"/>
+        <w:ind w:left="0" w:firstLine="720"/>
+        <w:jc w:val="left"/>
+      </w:pPr>
+      <w:r>
+        <w:t xml:space="preserve">11.</w:t>
+      </w:r>
+      <w:r>
+        <w:tab/>
+      </w:r>
+      <w:r>
+        <w:t xml:space="preserve">An</w:t>
+      </w:r>
+      <w:r>
+        <w:t xml:space="preserve"> </w:t>
+      </w:r>
+      <w:r>
+        <w:t xml:space="preserve">infringement</w:t>
+      </w:r>
+      <w:r>
+        <w:t xml:space="preserve"> </w:t>
+      </w:r>
+      <w:r>
+        <w:t xml:space="preserve">comparison</w:t>
+      </w:r>
+      <w:r>
+        <w:t xml:space="preserve"> </w:t>
+      </w:r>
+      <w:r>
+        <w:t xml:space="preserve">chart</w:t>
+      </w:r>
+      <w:r>
+        <w:t xml:space="preserve"> </w:t>
+      </w:r>
+      <w:r>
+        <w:t xml:space="preserve">demonstrating</w:t>
+      </w:r>
+      <w:r>
+        <w:t xml:space="preserve"> </w:t>
+      </w:r>
+      <w:r>
+        <w:t xml:space="preserve">substantial</w:t>
+      </w:r>
+      <w:r>
+        <w:t xml:space="preserve"> </w:t>
+      </w:r>
+      <w:r>
+        <w:t xml:space="preserve">similarity</w:t>
+      </w:r>
+      <w:r>
+        <w:t xml:space="preserve"> </w:t>
+      </w:r>
+      <w:r>
+        <w:t xml:space="preserve">between</w:t>
+      </w:r>
+      <w:r>
+        <w:t xml:space="preserve"> </w:t>
+      </w:r>
+      <w:r>
+        <w:t xml:space="preserve">the</w:t>
+      </w:r>
+      <w:r>
+        <w:t xml:space="preserve"> </w:t>
+      </w:r>
+      <w:r>
+        <w:t xml:space="preserve">claimed</w:t>
+      </w:r>
+      <w:r>
+        <w:t xml:space="preserve"> </w:t>
+      </w:r>
+      <w:r>
+        <w:t xml:space="preserve">design</w:t>
+      </w:r>
+      <w:r>
+        <w:t xml:space="preserve"> </w:t>
+      </w:r>
+      <w:r>
+        <w:t xml:space="preserve">of</w:t>
+      </w:r>
+      <w:r>
+        <w:t xml:space="preserve"> </w:t>
+      </w:r>
+      <w:r>
+        <w:t xml:space="preserve">the</w:t>
+      </w:r>
+      <w:r>
+        <w:t xml:space="preserve"> </w:t>
+      </w:r>
+      <w:r>
+        <w:t xml:space="preserve">’155</w:t>
+      </w:r>
+      <w:r>
+        <w:t xml:space="preserve"> </w:t>
+      </w:r>
+      <w:r>
+        <w:t xml:space="preserve">Patent</w:t>
+      </w:r>
+      <w:r>
+        <w:t xml:space="preserve"> </w:t>
+      </w:r>
+      <w:r>
+        <w:t xml:space="preserve">and</w:t>
+      </w:r>
+      <w:r>
+        <w:t xml:space="preserve"> </w:t>
+      </w:r>
+      <w:r>
+        <w:t xml:space="preserve">the</w:t>
+      </w:r>
+      <w:r>
+        <w:t xml:space="preserve"> </w:t>
+      </w:r>
+      <w:r>
+        <w:t xml:space="preserve">Accused</w:t>
+      </w:r>
+      <w:r>
+        <w:t xml:space="preserve"> </w:t>
+      </w:r>
+      <w:r>
+        <w:t xml:space="preserve">Product</w:t>
+      </w:r>
+      <w:r>
+        <w:t xml:space="preserve"> </w:t>
+      </w:r>
+      <w:r>
+        <w:t xml:space="preserve">is</w:t>
+      </w:r>
+      <w:r>
+        <w:t xml:space="preserve"> </w:t>
+      </w:r>
+      <w:r>
+        <w:t xml:space="preserve">seen</w:t>
+      </w:r>
+      <w:r>
+        <w:t xml:space="preserve"> </w:t>
+      </w:r>
+      <w:r>
+        <w:t xml:space="preserve">below:</w:t>
+      </w:r>
+    </w:p>
+    <w:p>
+      <w:pPr>
+        <w:spacing w:before="0" w:after="0" w:line="480" w:lineRule="exact"/>
+        <w:ind w:left="0" w:firstLine="720"/>
+        <w:jc w:val="left"/>
       </w:pPr>
       <w:r>
         <w:rPr>
           <w:i/>
           <w:iCs/>
         </w:rPr>
-        <w:t xml:space="preserve">[Image, not transcribed: a side-by-side comparison chart headed “U.S. Patent No. D1,046,155” and “The Infringing EVS112 Product by JDentalCare”, running across filed pages 5 and 6.]</w:t>
+        <w:t xml:space="preserve">[Image,</w:t>
+      </w:r>
+      <w:r>
+        <w:rPr>
+          <w:i/>
+          <w:iCs/>
+        </w:rPr>
+        <w:t xml:space="preserve"> </w:t>
+      </w:r>
+      <w:r>
+        <w:rPr>
+          <w:i/>
+          <w:iCs/>
+        </w:rPr>
+        <w:t xml:space="preserve">not</w:t>
+      </w:r>
+      <w:r>
+        <w:rPr>
+          <w:i/>
+          <w:iCs/>
+        </w:rPr>
+        <w:t xml:space="preserve"> </w:t>
+      </w:r>
+      <w:r>
+        <w:rPr>
+          <w:i/>
+          <w:iCs/>
+        </w:rPr>
+        <w:t xml:space="preserve">transcribed:</w:t>
+      </w:r>
+      <w:r>
+        <w:rPr>
+          <w:i/>
+          <w:iCs/>
+        </w:rPr>
+        <w:t xml:space="preserve"> </w:t>
+      </w:r>
+      <w:r>
+        <w:rPr>
+          <w:i/>
+          <w:iCs/>
+        </w:rPr>
+        <w:t xml:space="preserve">a</w:t>
+      </w:r>
+      <w:r>
+        <w:rPr>
+          <w:i/>
+          <w:iCs/>
+        </w:rPr>
+        <w:t xml:space="preserve"> </w:t>
+      </w:r>
+      <w:r>
+        <w:rPr>
+          <w:i/>
+          <w:iCs/>
+        </w:rPr>
+        <w:t xml:space="preserve">side-by-side</w:t>
+      </w:r>
+      <w:r>
+        <w:rPr>
+          <w:i/>
+          <w:iCs/>
+        </w:rPr>
+        <w:t xml:space="preserve"> </w:t>
+      </w:r>
+      <w:r>
+        <w:rPr>
+          <w:i/>
+          <w:iCs/>
+        </w:rPr>
+        <w:t xml:space="preserve">comparison</w:t>
+      </w:r>
+      <w:r>
+        <w:rPr>
+          <w:i/>
+          <w:iCs/>
+        </w:rPr>
+        <w:t xml:space="preserve"> </w:t>
+      </w:r>
+      <w:r>
+        <w:rPr>
+          <w:i/>
+          <w:iCs/>
+        </w:rPr>
+        <w:t xml:space="preserve">chart</w:t>
+      </w:r>
+      <w:r>
+        <w:rPr>
+          <w:i/>
+          <w:iCs/>
+        </w:rPr>
+        <w:t xml:space="preserve"> </w:t>
+      </w:r>
+      <w:r>
+        <w:rPr>
+          <w:i/>
+          <w:iCs/>
+        </w:rPr>
+        <w:t xml:space="preserve">headed</w:t>
+      </w:r>
+      <w:r>
+        <w:rPr>
+          <w:i/>
+          <w:iCs/>
+        </w:rPr>
+        <w:t xml:space="preserve"> </w:t>
+      </w:r>
+      <w:r>
+        <w:rPr>
+          <w:i/>
+          <w:iCs/>
+        </w:rPr>
+        <w:t xml:space="preserve">“U.S.</w:t>
+      </w:r>
+      <w:r>
+        <w:rPr>
+          <w:i/>
+          <w:iCs/>
+        </w:rPr>
+        <w:t xml:space="preserve"> </w:t>
+      </w:r>
+      <w:r>
+        <w:rPr>
+          <w:i/>
+          <w:iCs/>
+        </w:rPr>
+        <w:t xml:space="preserve">Patent</w:t>
+      </w:r>
+      <w:r>
+        <w:rPr>
+          <w:i/>
+          <w:iCs/>
+        </w:rPr>
+        <w:t xml:space="preserve"> </w:t>
+      </w:r>
+      <w:r>
+        <w:rPr>
+          <w:i/>
+          <w:iCs/>
+        </w:rPr>
+        <w:t xml:space="preserve">No.</w:t>
+      </w:r>
+      <w:r>
+        <w:rPr>
+          <w:i/>
+          <w:iCs/>
+        </w:rPr>
+        <w:t xml:space="preserve"> </w:t>
+      </w:r>
+      <w:r>
+        <w:rPr>
+          <w:i/>
+          <w:iCs/>
+        </w:rPr>
+        <w:t xml:space="preserve">D1,046,155”</w:t>
+      </w:r>
+      <w:r>
+        <w:rPr>
+          <w:i/>
+          <w:iCs/>
+        </w:rPr>
+        <w:t xml:space="preserve"> </w:t>
+      </w:r>
+      <w:r>
+        <w:rPr>
+          <w:i/>
+          <w:iCs/>
+        </w:rPr>
+        <w:t xml:space="preserve">and</w:t>
+      </w:r>
+      <w:r>
+        <w:rPr>
+          <w:i/>
+          <w:iCs/>
+        </w:rPr>
+        <w:t xml:space="preserve"> </w:t>
+      </w:r>
+      <w:r>
+        <w:rPr>
+          <w:i/>
+          <w:iCs/>
+        </w:rPr>
+        <w:t xml:space="preserve">“The</w:t>
+      </w:r>
+      <w:r>
+        <w:rPr>
+          <w:i/>
+          <w:iCs/>
+        </w:rPr>
+        <w:t xml:space="preserve"> </w:t>
+      </w:r>
+      <w:r>
+        <w:rPr>
+          <w:i/>
+          <w:iCs/>
+        </w:rPr>
+        <w:t xml:space="preserve">Infringing</w:t>
+      </w:r>
+      <w:r>
+        <w:rPr>
+          <w:i/>
+          <w:iCs/>
+        </w:rPr>
+        <w:t xml:space="preserve"> </w:t>
+      </w:r>
+      <w:r>
+        <w:rPr>
+          <w:i/>
+          <w:iCs/>
+        </w:rPr>
+        <w:t xml:space="preserve">EVS112</w:t>
+      </w:r>
+      <w:r>
+        <w:rPr>
+          <w:i/>
+          <w:iCs/>
+        </w:rPr>
+        <w:t xml:space="preserve"> </w:t>
+      </w:r>
+      <w:r>
+        <w:rPr>
+          <w:i/>
+          <w:iCs/>
+        </w:rPr>
+        <w:t xml:space="preserve">Product</w:t>
+      </w:r>
+      <w:r>
+        <w:rPr>
+          <w:i/>
+          <w:iCs/>
+        </w:rPr>
+        <w:t xml:space="preserve"> </w:t>
+      </w:r>
+      <w:r>
+        <w:rPr>
+          <w:i/>
+          <w:iCs/>
+        </w:rPr>
+        <w:t xml:space="preserve">by</w:t>
+      </w:r>
+      <w:r>
+        <w:rPr>
+          <w:i/>
+          <w:iCs/>
+        </w:rPr>
+        <w:t xml:space="preserve"> </w:t>
+      </w:r>
+      <w:r>
+        <w:rPr>
+          <w:i/>
+          <w:iCs/>
+        </w:rPr>
+        <w:t xml:space="preserve">JDentalCare”,</w:t>
+      </w:r>
+      <w:r>
+        <w:rPr>
+          <w:i/>
+          <w:iCs/>
+        </w:rPr>
+        <w:t xml:space="preserve"> </w:t>
+      </w:r>
+      <w:r>
+        <w:rPr>
+          <w:i/>
+          <w:iCs/>
+        </w:rPr>
+        <w:t xml:space="preserve">running</w:t>
+      </w:r>
+      <w:r>
+        <w:rPr>
+          <w:i/>
+          <w:iCs/>
+        </w:rPr>
+        <w:t xml:space="preserve"> </w:t>
+      </w:r>
+      <w:r>
+        <w:rPr>
+          <w:i/>
+          <w:iCs/>
+        </w:rPr>
+        <w:t xml:space="preserve">across</w:t>
+      </w:r>
+      <w:r>
+        <w:rPr>
+          <w:i/>
+          <w:iCs/>
+        </w:rPr>
+        <w:t xml:space="preserve"> </w:t>
+      </w:r>
+      <w:r>
+        <w:rPr>
+          <w:i/>
+          <w:iCs/>
+        </w:rPr>
+        <w:t xml:space="preserve">filed</w:t>
+      </w:r>
+      <w:r>
+        <w:rPr>
+          <w:i/>
+          <w:iCs/>
+        </w:rPr>
+        <w:t xml:space="preserve"> </w:t>
+      </w:r>
+      <w:r>
+        <w:rPr>
+          <w:i/>
+          <w:iCs/>
+        </w:rPr>
+        <w:t xml:space="preserve">pages</w:t>
+      </w:r>
+      <w:r>
+        <w:rPr>
+          <w:i/>
+          <w:iCs/>
+        </w:rPr>
+        <w:t xml:space="preserve"> </w:t>
+      </w:r>
+      <w:r>
+        <w:rPr>
+          <w:i/>
+          <w:iCs/>
+        </w:rPr>
+        <w:t xml:space="preserve">5</w:t>
+      </w:r>
+      <w:r>
+        <w:rPr>
+          <w:i/>
+          <w:iCs/>
+        </w:rPr>
+        <w:t xml:space="preserve"> </w:t>
+      </w:r>
+      <w:r>
+        <w:rPr>
+          <w:i/>
+          <w:iCs/>
+        </w:rPr>
+        <w:t xml:space="preserve">and</w:t>
+      </w:r>
+      <w:r>
+        <w:rPr>
+          <w:i/>
+          <w:iCs/>
+        </w:rPr>
+        <w:t xml:space="preserve"> </w:t>
+      </w:r>
+      <w:r>
+        <w:rPr>
+          <w:i/>
+          <w:iCs/>
+        </w:rPr>
+        <w:t xml:space="preserve">6.]</w:t>
       </w:r>
     </w:p>
     <w:p>
       <w:pPr>
-        <w:pStyle w:val="NumberedParagraph"/>
+        <w:tabs>
+          <w:tab w:val="left" w:pos="1440"/>
+        </w:tabs>
+        <w:spacing w:before="0" w:after="0" w:line="480" w:lineRule="exact"/>
+        <w:ind w:left="0" w:firstLine="720"/>
+        <w:jc w:val="left"/>
       </w:pPr>
       <w:r>
         <w:t xml:space="preserve">12.</w:t>
@@ -581,12 +5145,215 @@
         <w:tab/>
       </w:r>
       <w:r>
-        <w:t xml:space="preserve">The Accused Product embodies the overall visual appearance of the ’155 Patent in all material respects and is likely to deceive an ordinary observer into believing it is the same as the patented design.</w:t>
+        <w:t xml:space="preserve">The</w:t>
+      </w:r>
+      <w:r>
+        <w:t xml:space="preserve"> </w:t>
+      </w:r>
+      <w:r>
+        <w:t xml:space="preserve">Accused</w:t>
+      </w:r>
+      <w:r>
+        <w:t xml:space="preserve"> </w:t>
+      </w:r>
+      <w:r>
+        <w:t xml:space="preserve">Product</w:t>
+      </w:r>
+      <w:r>
+        <w:t xml:space="preserve"> </w:t>
+      </w:r>
+      <w:r>
+        <w:t xml:space="preserve">embodies</w:t>
+      </w:r>
+      <w:r>
+        <w:t xml:space="preserve"> </w:t>
+      </w:r>
+      <w:r>
+        <w:t xml:space="preserve">the</w:t>
+      </w:r>
+      <w:r>
+        <w:t xml:space="preserve"> </w:t>
+      </w:r>
+      <w:r>
+        <w:t xml:space="preserve">overall</w:t>
+      </w:r>
+      <w:r>
+        <w:t xml:space="preserve"> </w:t>
+      </w:r>
+      <w:r>
+        <w:t xml:space="preserve">visual</w:t>
+      </w:r>
+      <w:r>
+        <w:t xml:space="preserve"> </w:t>
+      </w:r>
+      <w:r>
+        <w:t xml:space="preserve">appearance</w:t>
+      </w:r>
+      <w:r>
+        <w:t xml:space="preserve"> </w:t>
+      </w:r>
+      <w:r>
+        <w:t xml:space="preserve">of</w:t>
+      </w:r>
+      <w:r>
+        <w:t xml:space="preserve"> </w:t>
+      </w:r>
+      <w:r>
+        <w:t xml:space="preserve">the</w:t>
+      </w:r>
+      <w:r>
+        <w:t xml:space="preserve"> </w:t>
+      </w:r>
+      <w:r>
+        <w:t xml:space="preserve">’155</w:t>
+      </w:r>
+      <w:r>
+        <w:t xml:space="preserve"> </w:t>
+      </w:r>
+      <w:r>
+        <w:t xml:space="preserve">Patent</w:t>
+      </w:r>
+      <w:r>
+        <w:t xml:space="preserve"> </w:t>
+      </w:r>
+      <w:r>
+        <w:t xml:space="preserve">in</w:t>
+      </w:r>
+      <w:r>
+        <w:t xml:space="preserve"> </w:t>
+      </w:r>
+      <w:r>
+        <w:t xml:space="preserve">all</w:t>
+      </w:r>
+      <w:r>
+        <w:t xml:space="preserve"> </w:t>
+      </w:r>
+      <w:r>
+        <w:t xml:space="preserve">material</w:t>
+      </w:r>
+      <w:r>
+        <w:t xml:space="preserve"> </w:t>
+      </w:r>
+      <w:r>
+        <w:t xml:space="preserve">respects</w:t>
+      </w:r>
+      <w:r>
+        <w:t xml:space="preserve"> </w:t>
+      </w:r>
+      <w:r>
+        <w:t xml:space="preserve">and</w:t>
+      </w:r>
+      <w:r>
+        <w:t xml:space="preserve"> </w:t>
+      </w:r>
+      <w:r>
+        <w:t xml:space="preserve">is</w:t>
+      </w:r>
+      <w:r>
+        <w:t xml:space="preserve"> </w:t>
+      </w:r>
+      <w:r>
+        <w:t xml:space="preserve">likely</w:t>
+      </w:r>
+      <w:r>
+        <w:t xml:space="preserve"> </w:t>
+      </w:r>
+      <w:r>
+        <w:t xml:space="preserve">to</w:t>
+      </w:r>
+      <w:r>
+        <w:t xml:space="preserve"> </w:t>
+      </w:r>
+      <w:r>
+        <w:t xml:space="preserve">deceive</w:t>
+      </w:r>
+      <w:r>
+        <w:t xml:space="preserve"> </w:t>
+      </w:r>
+      <w:r>
+        <w:t xml:space="preserve">an</w:t>
+      </w:r>
+      <w:r>
+        <w:t xml:space="preserve"> </w:t>
+      </w:r>
+      <w:r>
+        <w:t xml:space="preserve">ordinary</w:t>
+      </w:r>
+      <w:r>
+        <w:t xml:space="preserve"> </w:t>
+      </w:r>
+      <w:r>
+        <w:t xml:space="preserve">observer</w:t>
+      </w:r>
+      <w:r>
+        <w:t xml:space="preserve"> </w:t>
+      </w:r>
+      <w:r>
+        <w:t xml:space="preserve">into</w:t>
+      </w:r>
+      <w:r>
+        <w:t xml:space="preserve"> </w:t>
+      </w:r>
+      <w:r>
+        <w:t xml:space="preserve">believing</w:t>
+      </w:r>
+      <w:r>
+        <w:t xml:space="preserve"> </w:t>
+      </w:r>
+      <w:r>
+        <w:t xml:space="preserve">it</w:t>
+      </w:r>
+      <w:r>
+        <w:t xml:space="preserve"> </w:t>
+      </w:r>
+      <w:r>
+        <w:t xml:space="preserve">is</w:t>
+      </w:r>
+      <w:r>
+        <w:t xml:space="preserve"> </w:t>
+      </w:r>
+      <w:r>
+        <w:t xml:space="preserve">the</w:t>
+      </w:r>
+      <w:r>
+        <w:t xml:space="preserve"> </w:t>
+      </w:r>
+      <w:r>
+        <w:t xml:space="preserve">same</w:t>
+      </w:r>
+      <w:r>
+        <w:t xml:space="preserve"> </w:t>
+      </w:r>
+      <w:r>
+        <w:t xml:space="preserve">as</w:t>
+      </w:r>
+      <w:r>
+        <w:t xml:space="preserve"> </w:t>
+      </w:r>
+      <w:r>
+        <w:t xml:space="preserve">the</w:t>
+      </w:r>
+      <w:r>
+        <w:t xml:space="preserve"> </w:t>
+      </w:r>
+      <w:r>
+        <w:t xml:space="preserve">patented</w:t>
+      </w:r>
+      <w:r>
+        <w:t xml:space="preserve"> </w:t>
+      </w:r>
+      <w:r>
+        <w:t xml:space="preserve">design.</w:t>
       </w:r>
     </w:p>
     <w:p>
       <w:pPr>
-        <w:pStyle w:val="NumberedParagraph"/>
+        <w:tabs>
+          <w:tab w:val="left" w:pos="1440"/>
+        </w:tabs>
+        <w:spacing w:before="0" w:after="0" w:line="480" w:lineRule="exact"/>
+        <w:ind w:left="0" w:firstLine="720"/>
+        <w:jc w:val="left"/>
       </w:pPr>
       <w:r>
         <w:t xml:space="preserve">13.</w:t>
@@ -595,12 +5362,95 @@
         <w:tab/>
       </w:r>
       <w:r>
-        <w:t xml:space="preserve">Defendant’s actions constitute direct infringement of the ’155 Patent under 35 U.S.C. § 271.</w:t>
+        <w:t xml:space="preserve">Defendant’s</w:t>
+      </w:r>
+      <w:r>
+        <w:t xml:space="preserve"> </w:t>
+      </w:r>
+      <w:r>
+        <w:t xml:space="preserve">actions</w:t>
+      </w:r>
+      <w:r>
+        <w:t xml:space="preserve"> </w:t>
+      </w:r>
+      <w:r>
+        <w:t xml:space="preserve">constitute</w:t>
+      </w:r>
+      <w:r>
+        <w:t xml:space="preserve"> </w:t>
+      </w:r>
+      <w:r>
+        <w:t xml:space="preserve">direct</w:t>
+      </w:r>
+      <w:r>
+        <w:t xml:space="preserve"> </w:t>
+      </w:r>
+      <w:r>
+        <w:t xml:space="preserve">infringement</w:t>
+      </w:r>
+      <w:r>
+        <w:t xml:space="preserve"> </w:t>
+      </w:r>
+      <w:r>
+        <w:t xml:space="preserve">of</w:t>
+      </w:r>
+      <w:r>
+        <w:t xml:space="preserve"> </w:t>
+      </w:r>
+      <w:r>
+        <w:t xml:space="preserve">the</w:t>
+      </w:r>
+      <w:r>
+        <w:t xml:space="preserve"> </w:t>
+      </w:r>
+      <w:r>
+        <w:t xml:space="preserve">’155</w:t>
+      </w:r>
+      <w:r>
+        <w:t xml:space="preserve"> </w:t>
+      </w:r>
+      <w:r>
+        <w:t xml:space="preserve">Patent</w:t>
+      </w:r>
+      <w:r>
+        <w:t xml:space="preserve"> </w:t>
+      </w:r>
+      <w:r>
+        <w:t xml:space="preserve">under</w:t>
+      </w:r>
+      <w:r>
+        <w:t xml:space="preserve"> </w:t>
+      </w:r>
+      <w:r>
+        <w:t xml:space="preserve">35</w:t>
+      </w:r>
+      <w:r>
+        <w:t xml:space="preserve"> </w:t>
+      </w:r>
+      <w:r>
+        <w:t xml:space="preserve">U.S.C.</w:t>
+      </w:r>
+      <w:r>
+        <w:t xml:space="preserve"> </w:t>
+      </w:r>
+      <w:r>
+        <w:t xml:space="preserve">§</w:t>
+      </w:r>
+      <w:r>
+        <w:t xml:space="preserve"> </w:t>
+      </w:r>
+      <w:r>
+        <w:t xml:space="preserve">271.</w:t>
       </w:r>
     </w:p>
     <w:p>
       <w:pPr>
-        <w:pStyle w:val="NumberedParagraph"/>
+        <w:tabs>
+          <w:tab w:val="left" w:pos="1440"/>
+        </w:tabs>
+        <w:spacing w:before="0" w:after="0" w:line="480" w:lineRule="exact"/>
+        <w:ind w:left="0" w:firstLine="720"/>
+        <w:jc w:val="left"/>
       </w:pPr>
       <w:r>
         <w:t xml:space="preserve">14.</w:t>
@@ -609,12 +5459,233 @@
         <w:tab/>
       </w:r>
       <w:r>
-        <w:t xml:space="preserve">On May 9, 2025, Plaintiff, through counsel, issued a demand letter to Defendant notifying it of the ’155 Patent and their infringing conduct. A true and correct copy of the demand letter is attached as Exhibit B.</w:t>
+        <w:t xml:space="preserve">On</w:t>
+      </w:r>
+      <w:r>
+        <w:t xml:space="preserve"> </w:t>
+      </w:r>
+      <w:r>
+        <w:t xml:space="preserve">May</w:t>
+      </w:r>
+      <w:r>
+        <w:t xml:space="preserve"> </w:t>
+      </w:r>
+      <w:r>
+        <w:t xml:space="preserve">9,</w:t>
+      </w:r>
+      <w:r>
+        <w:t xml:space="preserve"> </w:t>
+      </w:r>
+      <w:r>
+        <w:t xml:space="preserve">2025,</w:t>
+      </w:r>
+      <w:r>
+        <w:t xml:space="preserve"> </w:t>
+      </w:r>
+      <w:r>
+        <w:t xml:space="preserve">Plaintiff,</w:t>
+      </w:r>
+      <w:r>
+        <w:t xml:space="preserve"> </w:t>
+      </w:r>
+      <w:r>
+        <w:t xml:space="preserve">through</w:t>
+      </w:r>
+      <w:r>
+        <w:t xml:space="preserve"> </w:t>
+      </w:r>
+      <w:r>
+        <w:t xml:space="preserve">counsel,</w:t>
+      </w:r>
+      <w:r>
+        <w:t xml:space="preserve"> </w:t>
+      </w:r>
+      <w:r>
+        <w:t xml:space="preserve">issued</w:t>
+      </w:r>
+      <w:r>
+        <w:t xml:space="preserve"> </w:t>
+      </w:r>
+      <w:r>
+        <w:t xml:space="preserve">a</w:t>
+      </w:r>
+      <w:r>
+        <w:t xml:space="preserve"> </w:t>
+      </w:r>
+      <w:r>
+        <w:t xml:space="preserve">demand</w:t>
+      </w:r>
+      <w:r>
+        <w:t xml:space="preserve"> </w:t>
+      </w:r>
+      <w:r>
+        <w:t xml:space="preserve">letter</w:t>
+      </w:r>
+      <w:r>
+        <w:t xml:space="preserve"> </w:t>
+      </w:r>
+      <w:r>
+        <w:t xml:space="preserve">to</w:t>
+      </w:r>
+      <w:r>
+        <w:t xml:space="preserve"> </w:t>
+      </w:r>
+      <w:r>
+        <w:t xml:space="preserve">Defendant</w:t>
+      </w:r>
+      <w:r>
+        <w:t xml:space="preserve"> </w:t>
+      </w:r>
+      <w:r>
+        <w:t xml:space="preserve">notifying</w:t>
+      </w:r>
+      <w:r>
+        <w:t xml:space="preserve"> </w:t>
+      </w:r>
+      <w:r>
+        <w:t xml:space="preserve">it</w:t>
+      </w:r>
+      <w:r>
+        <w:t xml:space="preserve"> </w:t>
+      </w:r>
+      <w:r>
+        <w:t xml:space="preserve">of</w:t>
+      </w:r>
+      <w:r>
+        <w:t xml:space="preserve"> </w:t>
+      </w:r>
+      <w:r>
+        <w:t xml:space="preserve">the</w:t>
+      </w:r>
+      <w:r>
+        <w:t xml:space="preserve"> </w:t>
+      </w:r>
+      <w:r>
+        <w:t xml:space="preserve">’155</w:t>
+      </w:r>
+      <w:r>
+        <w:t xml:space="preserve"> </w:t>
+      </w:r>
+      <w:r>
+        <w:t xml:space="preserve">Patent</w:t>
+      </w:r>
+      <w:r>
+        <w:t xml:space="preserve"> </w:t>
+      </w:r>
+      <w:r>
+        <w:t xml:space="preserve">and</w:t>
+      </w:r>
+      <w:r>
+        <w:t xml:space="preserve"> </w:t>
+      </w:r>
+      <w:r>
+        <w:t xml:space="preserve">their</w:t>
+      </w:r>
+      <w:r>
+        <w:t xml:space="preserve"> </w:t>
+      </w:r>
+      <w:r>
+        <w:t xml:space="preserve">infringing</w:t>
+      </w:r>
+      <w:r>
+        <w:t xml:space="preserve"> </w:t>
+      </w:r>
+      <w:r>
+        <w:t xml:space="preserve">conduct.</w:t>
+      </w:r>
+      <w:r>
+        <w:t xml:space="preserve"> </w:t>
+      </w:r>
+      <w:r>
+        <w:t xml:space="preserve">A</w:t>
+      </w:r>
+      <w:r>
+        <w:t xml:space="preserve"> </w:t>
+      </w:r>
+      <w:r>
+        <w:t xml:space="preserve">true</w:t>
+      </w:r>
+      <w:r>
+        <w:t xml:space="preserve"> </w:t>
+      </w:r>
+      <w:r>
+        <w:t xml:space="preserve">and</w:t>
+      </w:r>
+      <w:r>
+        <w:t xml:space="preserve"> </w:t>
+      </w:r>
+      <w:r>
+        <w:t xml:space="preserve">correct</w:t>
+      </w:r>
+      <w:r>
+        <w:t xml:space="preserve"> </w:t>
+      </w:r>
+      <w:r>
+        <w:t xml:space="preserve">copy</w:t>
+      </w:r>
+      <w:r>
+        <w:t xml:space="preserve"> </w:t>
+      </w:r>
+      <w:r>
+        <w:t xml:space="preserve">of</w:t>
+      </w:r>
+      <w:r>
+        <w:t xml:space="preserve"> </w:t>
+      </w:r>
+      <w:r>
+        <w:t xml:space="preserve">the</w:t>
+      </w:r>
+      <w:r>
+        <w:t xml:space="preserve"> </w:t>
+      </w:r>
+      <w:r>
+        <w:t xml:space="preserve">demand</w:t>
+      </w:r>
+      <w:r>
+        <w:t xml:space="preserve"> </w:t>
+      </w:r>
+      <w:r>
+        <w:t xml:space="preserve">letter</w:t>
+      </w:r>
+      <w:r>
+        <w:t xml:space="preserve"> </w:t>
+      </w:r>
+      <w:r>
+        <w:t xml:space="preserve">is</w:t>
+      </w:r>
+      <w:r>
+        <w:t xml:space="preserve"> </w:t>
+      </w:r>
+      <w:r>
+        <w:t xml:space="preserve">attached</w:t>
+      </w:r>
+      <w:r>
+        <w:t xml:space="preserve"> </w:t>
+      </w:r>
+      <w:r>
+        <w:t xml:space="preserve">as</w:t>
+      </w:r>
+      <w:r>
+        <w:t xml:space="preserve"> </w:t>
+      </w:r>
+      <w:r>
+        <w:t xml:space="preserve">Exhibit</w:t>
+      </w:r>
+      <w:r>
+        <w:t xml:space="preserve"> </w:t>
+      </w:r>
+      <w:r>
+        <w:t xml:space="preserve">B.</w:t>
       </w:r>
     </w:p>
     <w:p>
       <w:pPr>
-        <w:pStyle w:val="NumberedParagraph"/>
+        <w:tabs>
+          <w:tab w:val="left" w:pos="1440"/>
+        </w:tabs>
+        <w:spacing w:before="0" w:after="0" w:line="480" w:lineRule="exact"/>
+        <w:ind w:left="0" w:firstLine="720"/>
+        <w:jc w:val="left"/>
       </w:pPr>
       <w:r>
         <w:t xml:space="preserve">15.</w:t>
@@ -623,12 +5694,227 @@
         <w:tab/>
       </w:r>
       <w:r>
-        <w:t xml:space="preserve">Despite actual knowledge of the ’155 Patent and the demand to cease infringement, upon information and belief, Defendant has failed to comply and continued to make, use, sell, offer to sell, and/or import the Accused Product.</w:t>
+        <w:t xml:space="preserve">Despite</w:t>
+      </w:r>
+      <w:r>
+        <w:t xml:space="preserve"> </w:t>
+      </w:r>
+      <w:r>
+        <w:t xml:space="preserve">actual</w:t>
+      </w:r>
+      <w:r>
+        <w:t xml:space="preserve"> </w:t>
+      </w:r>
+      <w:r>
+        <w:t xml:space="preserve">knowledge</w:t>
+      </w:r>
+      <w:r>
+        <w:t xml:space="preserve"> </w:t>
+      </w:r>
+      <w:r>
+        <w:t xml:space="preserve">of</w:t>
+      </w:r>
+      <w:r>
+        <w:t xml:space="preserve"> </w:t>
+      </w:r>
+      <w:r>
+        <w:t xml:space="preserve">the</w:t>
+      </w:r>
+      <w:r>
+        <w:t xml:space="preserve"> </w:t>
+      </w:r>
+      <w:r>
+        <w:t xml:space="preserve">’155</w:t>
+      </w:r>
+      <w:r>
+        <w:t xml:space="preserve"> </w:t>
+      </w:r>
+      <w:r>
+        <w:t xml:space="preserve">Patent</w:t>
+      </w:r>
+      <w:r>
+        <w:t xml:space="preserve"> </w:t>
+      </w:r>
+      <w:r>
+        <w:t xml:space="preserve">and</w:t>
+      </w:r>
+      <w:r>
+        <w:t xml:space="preserve"> </w:t>
+      </w:r>
+      <w:r>
+        <w:t xml:space="preserve">the</w:t>
+      </w:r>
+      <w:r>
+        <w:t xml:space="preserve"> </w:t>
+      </w:r>
+      <w:r>
+        <w:t xml:space="preserve">demand</w:t>
+      </w:r>
+      <w:r>
+        <w:t xml:space="preserve"> </w:t>
+      </w:r>
+      <w:r>
+        <w:t xml:space="preserve">to</w:t>
+      </w:r>
+      <w:r>
+        <w:t xml:space="preserve"> </w:t>
+      </w:r>
+      <w:r>
+        <w:t xml:space="preserve">cease</w:t>
+      </w:r>
+      <w:r>
+        <w:t xml:space="preserve"> </w:t>
+      </w:r>
+      <w:r>
+        <w:t xml:space="preserve">infringement,</w:t>
+      </w:r>
+      <w:r>
+        <w:t xml:space="preserve"> </w:t>
+      </w:r>
+      <w:r>
+        <w:t xml:space="preserve">upon</w:t>
+      </w:r>
+      <w:r>
+        <w:t xml:space="preserve"> </w:t>
+      </w:r>
+      <w:r>
+        <w:t xml:space="preserve">information</w:t>
+      </w:r>
+      <w:r>
+        <w:t xml:space="preserve"> </w:t>
+      </w:r>
+      <w:r>
+        <w:t xml:space="preserve">and</w:t>
+      </w:r>
+      <w:r>
+        <w:t xml:space="preserve"> </w:t>
+      </w:r>
+      <w:r>
+        <w:t xml:space="preserve">belief,</w:t>
+      </w:r>
+      <w:r>
+        <w:t xml:space="preserve"> </w:t>
+      </w:r>
+      <w:r>
+        <w:t xml:space="preserve">Defendant</w:t>
+      </w:r>
+      <w:r>
+        <w:t xml:space="preserve"> </w:t>
+      </w:r>
+      <w:r>
+        <w:t xml:space="preserve">has</w:t>
+      </w:r>
+      <w:r>
+        <w:t xml:space="preserve"> </w:t>
+      </w:r>
+      <w:r>
+        <w:t xml:space="preserve">failed</w:t>
+      </w:r>
+      <w:r>
+        <w:t xml:space="preserve"> </w:t>
+      </w:r>
+      <w:r>
+        <w:t xml:space="preserve">to</w:t>
+      </w:r>
+      <w:r>
+        <w:t xml:space="preserve"> </w:t>
+      </w:r>
+      <w:r>
+        <w:t xml:space="preserve">comply</w:t>
+      </w:r>
+      <w:r>
+        <w:t xml:space="preserve"> </w:t>
+      </w:r>
+      <w:r>
+        <w:t xml:space="preserve">and</w:t>
+      </w:r>
+      <w:r>
+        <w:t xml:space="preserve"> </w:t>
+      </w:r>
+      <w:r>
+        <w:t xml:space="preserve">continued</w:t>
+      </w:r>
+      <w:r>
+        <w:t xml:space="preserve"> </w:t>
+      </w:r>
+      <w:r>
+        <w:t xml:space="preserve">to</w:t>
+      </w:r>
+      <w:r>
+        <w:t xml:space="preserve"> </w:t>
+      </w:r>
+      <w:r>
+        <w:t xml:space="preserve">make,</w:t>
+      </w:r>
+      <w:r>
+        <w:t xml:space="preserve"> </w:t>
+      </w:r>
+      <w:r>
+        <w:t xml:space="preserve">use,</w:t>
+      </w:r>
+      <w:r>
+        <w:t xml:space="preserve"> </w:t>
+      </w:r>
+      <w:r>
+        <w:t xml:space="preserve">sell,</w:t>
+      </w:r>
+      <w:r>
+        <w:t xml:space="preserve"> </w:t>
+      </w:r>
+      <w:r>
+        <w:t xml:space="preserve">offer</w:t>
+      </w:r>
+      <w:r>
+        <w:t xml:space="preserve"> </w:t>
+      </w:r>
+      <w:r>
+        <w:t xml:space="preserve">to</w:t>
+      </w:r>
+      <w:r>
+        <w:t xml:space="preserve"> </w:t>
+      </w:r>
+      <w:r>
+        <w:t xml:space="preserve">sell,</w:t>
+      </w:r>
+      <w:r>
+        <w:t xml:space="preserve"> </w:t>
+      </w:r>
+      <w:r>
+        <w:t xml:space="preserve">and/​or</w:t>
+      </w:r>
+      <w:r>
+        <w:t xml:space="preserve"> </w:t>
+      </w:r>
+      <w:r>
+        <w:t xml:space="preserve">import</w:t>
+      </w:r>
+      <w:r>
+        <w:t xml:space="preserve"> </w:t>
+      </w:r>
+      <w:r>
+        <w:t xml:space="preserve">the</w:t>
+      </w:r>
+      <w:r>
+        <w:t xml:space="preserve"> </w:t>
+      </w:r>
+      <w:r>
+        <w:t xml:space="preserve">Accused</w:t>
+      </w:r>
+      <w:r>
+        <w:t xml:space="preserve"> </w:t>
+      </w:r>
+      <w:r>
+        <w:t xml:space="preserve">Product.</w:t>
       </w:r>
     </w:p>
     <w:p>
       <w:pPr>
-        <w:pStyle w:val="NumberedParagraph"/>
+        <w:tabs>
+          <w:tab w:val="left" w:pos="1440"/>
+        </w:tabs>
+        <w:spacing w:before="0" w:after="0" w:line="480" w:lineRule="exact"/>
+        <w:ind w:left="0" w:firstLine="720"/>
+        <w:jc w:val="left"/>
       </w:pPr>
       <w:r>
         <w:t xml:space="preserve">16.</w:t>
@@ -637,264 +5923,1960 @@
         <w:tab/>
       </w:r>
       <w:r>
-        <w:t xml:space="preserve">Defendant’s infringement has been willful, deliberate, and in disregard of Plaintiff’s patent rights, justifying enhanced damages under 35 U.S.C. § 284.</w:t>
-      </w:r>
-    </w:p>
-    <w:bookmarkEnd w:id="24"/>
-    <w:bookmarkStart w:id="25" w:name="damages"/>
-    <w:p>
-      <w:pPr>
-        <w:pStyle w:val="Heading1"/>
-      </w:pPr>
-      <w:r>
-        <w:t xml:space="preserve">DAMAGES</w:t>
+        <w:t xml:space="preserve">Defendant’s</w:t>
+      </w:r>
+      <w:r>
+        <w:t xml:space="preserve"> </w:t>
+      </w:r>
+      <w:r>
+        <w:t xml:space="preserve">infringement</w:t>
+      </w:r>
+      <w:r>
+        <w:t xml:space="preserve"> </w:t>
+      </w:r>
+      <w:r>
+        <w:t xml:space="preserve">has</w:t>
+      </w:r>
+      <w:r>
+        <w:t xml:space="preserve"> </w:t>
+      </w:r>
+      <w:r>
+        <w:t xml:space="preserve">been</w:t>
+      </w:r>
+      <w:r>
+        <w:t xml:space="preserve"> </w:t>
+      </w:r>
+      <w:r>
+        <w:t xml:space="preserve">willful,</w:t>
+      </w:r>
+      <w:r>
+        <w:t xml:space="preserve"> </w:t>
+      </w:r>
+      <w:r>
+        <w:t xml:space="preserve">deliberate,</w:t>
+      </w:r>
+      <w:r>
+        <w:t xml:space="preserve"> </w:t>
+      </w:r>
+      <w:r>
+        <w:t xml:space="preserve">and</w:t>
+      </w:r>
+      <w:r>
+        <w:t xml:space="preserve"> </w:t>
+      </w:r>
+      <w:r>
+        <w:t xml:space="preserve">in</w:t>
+      </w:r>
+      <w:r>
+        <w:t xml:space="preserve"> </w:t>
+      </w:r>
+      <w:r>
+        <w:t xml:space="preserve">disregard</w:t>
+      </w:r>
+      <w:r>
+        <w:t xml:space="preserve"> </w:t>
+      </w:r>
+      <w:r>
+        <w:t xml:space="preserve">of</w:t>
+      </w:r>
+      <w:r>
+        <w:t xml:space="preserve"> </w:t>
+      </w:r>
+      <w:r>
+        <w:t xml:space="preserve">Plaintiff’s</w:t>
+      </w:r>
+      <w:r>
+        <w:t xml:space="preserve"> </w:t>
+      </w:r>
+      <w:r>
+        <w:t xml:space="preserve">patent</w:t>
+      </w:r>
+      <w:r>
+        <w:t xml:space="preserve"> </w:t>
+      </w:r>
+      <w:r>
+        <w:t xml:space="preserve">rights,</w:t>
+      </w:r>
+      <w:r>
+        <w:t xml:space="preserve"> </w:t>
+      </w:r>
+      <w:r>
+        <w:t xml:space="preserve">justifying</w:t>
+      </w:r>
+      <w:r>
+        <w:t xml:space="preserve"> </w:t>
+      </w:r>
+      <w:r>
+        <w:t xml:space="preserve">enhanced</w:t>
+      </w:r>
+      <w:r>
+        <w:t xml:space="preserve"> </w:t>
+      </w:r>
+      <w:r>
+        <w:t xml:space="preserve">damages</w:t>
+      </w:r>
+      <w:r>
+        <w:t xml:space="preserve"> </w:t>
+      </w:r>
+      <w:r>
+        <w:t xml:space="preserve">under</w:t>
+      </w:r>
+      <w:r>
+        <w:t xml:space="preserve"> </w:t>
+      </w:r>
+      <w:r>
+        <w:t xml:space="preserve">35</w:t>
+      </w:r>
+      <w:r>
+        <w:t xml:space="preserve"> </w:t>
+      </w:r>
+      <w:r>
+        <w:t xml:space="preserve">U.S.C.</w:t>
+      </w:r>
+      <w:r>
+        <w:t xml:space="preserve"> </w:t>
+      </w:r>
+      <w:r>
+        <w:t xml:space="preserve">§</w:t>
+      </w:r>
+      <w:r>
+        <w:t xml:space="preserve"> </w:t>
+      </w:r>
+      <w:r>
+        <w:t xml:space="preserve">284.</w:t>
       </w:r>
     </w:p>
     <w:p>
       <w:pPr>
-        <w:pStyle w:val="NumberedParagraph"/>
+        <w:keepNext/>
+        <w:keepLines/>
+        <w:spacing w:before="480" w:after="0" w:line="480" w:lineRule="exact"/>
+        <w:ind w:left="0" w:firstLine="0"/>
+        <w:jc w:val="center"/>
       </w:pPr>
       <w:r>
-        <w:t xml:space="preserve">17.</w:t>
-      </w:r>
-      <w:r>
-        <w:tab/>
-      </w:r>
-      <w:r>
-        <w:t xml:space="preserve">As a result of Defendant’s infringement, Plaintiff has suffered damages as a result of WTI’s infringement of the patent rights granted to Plaintiff under the ‘155 Patent.</w:t>
+        <w:rPr>
+          <w:b/>
+          <w:bCs/>
+        </w:rPr>
+        <w:t xml:space="preserve">DAMAGES</w:t>
       </w:r>
     </w:p>
     <w:p>
       <w:pPr>
-        <w:pStyle w:val="NumberedParagraph"/>
+        <w:tabs>
+          <w:tab w:val="left" w:pos="1440"/>
+        </w:tabs>
+        <w:spacing w:before="0" w:after="0" w:line="480" w:lineRule="exact"/>
+        <w:ind w:left="0" w:firstLine="720"/>
+        <w:jc w:val="left"/>
       </w:pPr>
       <w:r>
-        <w:t xml:space="preserve">18.</w:t>
+        <w:t xml:space="preserve">17.</w:t>
       </w:r>
       <w:r>
         <w:tab/>
       </w:r>
       <w:r>
-        <w:t xml:space="preserve">Plaintiff seeks nonduplicative recovery of a reasonable royalty and lost profits, under 35 U.S.C. § 284, and/or the total profits made by Defendant from its sales of the Accused Product.</w:t>
+        <w:t xml:space="preserve">As</w:t>
+      </w:r>
+      <w:r>
+        <w:t xml:space="preserve"> </w:t>
+      </w:r>
+      <w:r>
+        <w:t xml:space="preserve">a</w:t>
+      </w:r>
+      <w:r>
+        <w:t xml:space="preserve"> </w:t>
+      </w:r>
+      <w:r>
+        <w:t xml:space="preserve">result</w:t>
+      </w:r>
+      <w:r>
+        <w:t xml:space="preserve"> </w:t>
+      </w:r>
+      <w:r>
+        <w:t xml:space="preserve">of</w:t>
+      </w:r>
+      <w:r>
+        <w:t xml:space="preserve"> </w:t>
+      </w:r>
+      <w:r>
+        <w:t xml:space="preserve">Defendant’s</w:t>
+      </w:r>
+      <w:r>
+        <w:t xml:space="preserve"> </w:t>
+      </w:r>
+      <w:r>
+        <w:t xml:space="preserve">infringement,</w:t>
+      </w:r>
+      <w:r>
+        <w:t xml:space="preserve"> </w:t>
+      </w:r>
+      <w:r>
+        <w:t xml:space="preserve">Plaintiff</w:t>
+      </w:r>
+      <w:r>
+        <w:t xml:space="preserve"> </w:t>
+      </w:r>
+      <w:r>
+        <w:t xml:space="preserve">has</w:t>
+      </w:r>
+      <w:r>
+        <w:t xml:space="preserve"> </w:t>
+      </w:r>
+      <w:r>
+        <w:t xml:space="preserve">suffered</w:t>
+      </w:r>
+      <w:r>
+        <w:t xml:space="preserve"> </w:t>
+      </w:r>
+      <w:r>
+        <w:t xml:space="preserve">damages</w:t>
+      </w:r>
+      <w:r>
+        <w:t xml:space="preserve"> </w:t>
+      </w:r>
+      <w:r>
+        <w:t xml:space="preserve">as</w:t>
+      </w:r>
+      <w:r>
+        <w:t xml:space="preserve"> </w:t>
+      </w:r>
+      <w:r>
+        <w:t xml:space="preserve">a</w:t>
+      </w:r>
+      <w:r>
+        <w:t xml:space="preserve"> </w:t>
+      </w:r>
+      <w:r>
+        <w:t xml:space="preserve">result</w:t>
+      </w:r>
+      <w:r>
+        <w:t xml:space="preserve"> </w:t>
+      </w:r>
+      <w:r>
+        <w:t xml:space="preserve">of</w:t>
+      </w:r>
+      <w:r>
+        <w:t xml:space="preserve"> </w:t>
+      </w:r>
+      <w:r>
+        <w:t xml:space="preserve">WTI’s</w:t>
+      </w:r>
+      <w:r>
+        <w:t xml:space="preserve"> </w:t>
+      </w:r>
+      <w:r>
+        <w:t xml:space="preserve">infringement</w:t>
+      </w:r>
+      <w:r>
+        <w:t xml:space="preserve"> </w:t>
+      </w:r>
+      <w:r>
+        <w:t xml:space="preserve">of</w:t>
+      </w:r>
+      <w:r>
+        <w:t xml:space="preserve"> </w:t>
+      </w:r>
+      <w:r>
+        <w:t xml:space="preserve">the</w:t>
+      </w:r>
+      <w:r>
+        <w:t xml:space="preserve"> </w:t>
+      </w:r>
+      <w:r>
+        <w:t xml:space="preserve">patent</w:t>
+      </w:r>
+      <w:r>
+        <w:t xml:space="preserve"> </w:t>
+      </w:r>
+      <w:r>
+        <w:t xml:space="preserve">rights</w:t>
+      </w:r>
+      <w:r>
+        <w:t xml:space="preserve"> </w:t>
+      </w:r>
+      <w:r>
+        <w:t xml:space="preserve">granted</w:t>
+      </w:r>
+      <w:r>
+        <w:t xml:space="preserve"> </w:t>
+      </w:r>
+      <w:r>
+        <w:t xml:space="preserve">to</w:t>
+      </w:r>
+      <w:r>
+        <w:t xml:space="preserve"> </w:t>
+      </w:r>
+      <w:r>
+        <w:t xml:space="preserve">Plaintiff</w:t>
+      </w:r>
+      <w:r>
+        <w:t xml:space="preserve"> </w:t>
+      </w:r>
+      <w:r>
+        <w:t xml:space="preserve">under</w:t>
+      </w:r>
+      <w:r>
+        <w:t xml:space="preserve"> </w:t>
+      </w:r>
+      <w:r>
+        <w:t xml:space="preserve">the</w:t>
+      </w:r>
+      <w:r>
+        <w:t xml:space="preserve"> </w:t>
+      </w:r>
+      <w:r>
+        <w:t xml:space="preserve">‘155</w:t>
+      </w:r>
+      <w:r>
+        <w:t xml:space="preserve"> </w:t>
+      </w:r>
+      <w:r>
+        <w:t xml:space="preserve">Patent.</w:t>
       </w:r>
     </w:p>
     <w:p>
       <w:pPr>
-        <w:pStyle w:val="NumberedParagraph"/>
+        <w:tabs>
+          <w:tab w:val="left" w:pos="1440"/>
+        </w:tabs>
+        <w:spacing w:before="0" w:after="0" w:line="480" w:lineRule="exact"/>
+        <w:ind w:left="0" w:firstLine="720"/>
+        <w:jc w:val="left"/>
       </w:pPr>
       <w:r>
-        <w:t xml:space="preserve">19.</w:t>
+        <w:t xml:space="preserve">18.</w:t>
       </w:r>
       <w:r>
         <w:tab/>
       </w:r>
       <w:r>
-        <w:t xml:space="preserve">Plaintiff is also entitled to an award for enhanced damages of up to three times the awarded amount due to the willful nature of JDC’s infringement with notice of the ‘155 Patent as well as an award for its costs and attorney fees.</w:t>
+        <w:t xml:space="preserve">Plaintiff</w:t>
+      </w:r>
+      <w:r>
+        <w:t xml:space="preserve"> </w:t>
+      </w:r>
+      <w:r>
+        <w:t xml:space="preserve">seeks</w:t>
+      </w:r>
+      <w:r>
+        <w:t xml:space="preserve"> </w:t>
+      </w:r>
+      <w:r>
+        <w:t xml:space="preserve">nonduplicative</w:t>
+      </w:r>
+      <w:r>
+        <w:t xml:space="preserve"> </w:t>
+      </w:r>
+      <w:r>
+        <w:t xml:space="preserve">recovery</w:t>
+      </w:r>
+      <w:r>
+        <w:t xml:space="preserve"> </w:t>
+      </w:r>
+      <w:r>
+        <w:t xml:space="preserve">of</w:t>
+      </w:r>
+      <w:r>
+        <w:t xml:space="preserve"> </w:t>
+      </w:r>
+      <w:r>
+        <w:t xml:space="preserve">a</w:t>
+      </w:r>
+      <w:r>
+        <w:t xml:space="preserve"> </w:t>
+      </w:r>
+      <w:r>
+        <w:t xml:space="preserve">reasonable</w:t>
+      </w:r>
+      <w:r>
+        <w:t xml:space="preserve"> </w:t>
+      </w:r>
+      <w:r>
+        <w:t xml:space="preserve">royalty</w:t>
+      </w:r>
+      <w:r>
+        <w:t xml:space="preserve"> </w:t>
+      </w:r>
+      <w:r>
+        <w:t xml:space="preserve">and</w:t>
+      </w:r>
+      <w:r>
+        <w:t xml:space="preserve"> </w:t>
+      </w:r>
+      <w:r>
+        <w:t xml:space="preserve">lost</w:t>
+      </w:r>
+      <w:r>
+        <w:t xml:space="preserve"> </w:t>
+      </w:r>
+      <w:r>
+        <w:t xml:space="preserve">profits,</w:t>
+      </w:r>
+      <w:r>
+        <w:t xml:space="preserve"> </w:t>
+      </w:r>
+      <w:r>
+        <w:t xml:space="preserve">under</w:t>
+      </w:r>
+      <w:r>
+        <w:t xml:space="preserve"> </w:t>
+      </w:r>
+      <w:r>
+        <w:t xml:space="preserve">35</w:t>
+      </w:r>
+      <w:r>
+        <w:t xml:space="preserve"> </w:t>
+      </w:r>
+      <w:r>
+        <w:t xml:space="preserve">U.S.C.</w:t>
+      </w:r>
+      <w:r>
+        <w:t xml:space="preserve"> </w:t>
+      </w:r>
+      <w:r>
+        <w:t xml:space="preserve">§</w:t>
+      </w:r>
+      <w:r>
+        <w:t xml:space="preserve"> </w:t>
+      </w:r>
+      <w:r>
+        <w:t xml:space="preserve">284,</w:t>
+      </w:r>
+      <w:r>
+        <w:t xml:space="preserve"> </w:t>
+      </w:r>
+      <w:r>
+        <w:t xml:space="preserve">and/​or</w:t>
+      </w:r>
+      <w:r>
+        <w:t xml:space="preserve"> </w:t>
+      </w:r>
+      <w:r>
+        <w:t xml:space="preserve">the</w:t>
+      </w:r>
+      <w:r>
+        <w:t xml:space="preserve"> </w:t>
+      </w:r>
+      <w:r>
+        <w:t xml:space="preserve">total</w:t>
+      </w:r>
+      <w:r>
+        <w:t xml:space="preserve"> </w:t>
+      </w:r>
+      <w:r>
+        <w:t xml:space="preserve">profits</w:t>
+      </w:r>
+      <w:r>
+        <w:t xml:space="preserve"> </w:t>
+      </w:r>
+      <w:r>
+        <w:t xml:space="preserve">made</w:t>
+      </w:r>
+      <w:r>
+        <w:t xml:space="preserve"> </w:t>
+      </w:r>
+      <w:r>
+        <w:t xml:space="preserve">by</w:t>
+      </w:r>
+      <w:r>
+        <w:t xml:space="preserve"> </w:t>
+      </w:r>
+      <w:r>
+        <w:t xml:space="preserve">Defendant</w:t>
+      </w:r>
+      <w:r>
+        <w:t xml:space="preserve"> </w:t>
+      </w:r>
+      <w:r>
+        <w:t xml:space="preserve">from</w:t>
+      </w:r>
+      <w:r>
+        <w:t xml:space="preserve"> </w:t>
+      </w:r>
+      <w:r>
+        <w:t xml:space="preserve">its</w:t>
+      </w:r>
+      <w:r>
+        <w:t xml:space="preserve"> </w:t>
+      </w:r>
+      <w:r>
+        <w:t xml:space="preserve">sales</w:t>
+      </w:r>
+      <w:r>
+        <w:t xml:space="preserve"> </w:t>
+      </w:r>
+      <w:r>
+        <w:t xml:space="preserve">of</w:t>
+      </w:r>
+      <w:r>
+        <w:t xml:space="preserve"> </w:t>
+      </w:r>
+      <w:r>
+        <w:t xml:space="preserve">the</w:t>
+      </w:r>
+      <w:r>
+        <w:t xml:space="preserve"> </w:t>
+      </w:r>
+      <w:r>
+        <w:t xml:space="preserve">Accused</w:t>
+      </w:r>
+      <w:r>
+        <w:t xml:space="preserve"> </w:t>
+      </w:r>
+      <w:r>
+        <w:t xml:space="preserve">Product.</w:t>
       </w:r>
     </w:p>
     <w:p>
       <w:pPr>
-        <w:pStyle w:val="NumberedParagraph"/>
+        <w:tabs>
+          <w:tab w:val="left" w:pos="1440"/>
+        </w:tabs>
+        <w:spacing w:before="0" w:after="0" w:line="480" w:lineRule="exact"/>
+        <w:ind w:left="0" w:firstLine="720"/>
+        <w:jc w:val="left"/>
       </w:pPr>
       <w:r>
-        <w:t xml:space="preserve">20.</w:t>
+        <w:t xml:space="preserve">19.</w:t>
       </w:r>
       <w:r>
         <w:tab/>
       </w:r>
       <w:r>
-        <w:t xml:space="preserve">Plaintiff is entitled to preliminary and permanent injunctive relief under 35 U.S.C. § 283 to enjoin further infringement of the ’155 Patent.</w:t>
-      </w:r>
-    </w:p>
-    <w:bookmarkEnd w:id="25"/>
-    <w:bookmarkStart w:id="26" w:name="prayer-for-relief"/>
-    <w:p>
-      <w:pPr>
-        <w:pStyle w:val="Heading1"/>
-      </w:pPr>
-      <w:r>
-        <w:t xml:space="preserve">PRAYER FOR RELIEF</w:t>
+        <w:t xml:space="preserve">Plaintiff</w:t>
+      </w:r>
+      <w:r>
+        <w:t xml:space="preserve"> </w:t>
+      </w:r>
+      <w:r>
+        <w:t xml:space="preserve">is</w:t>
+      </w:r>
+      <w:r>
+        <w:t xml:space="preserve"> </w:t>
+      </w:r>
+      <w:r>
+        <w:t xml:space="preserve">also</w:t>
+      </w:r>
+      <w:r>
+        <w:t xml:space="preserve"> </w:t>
+      </w:r>
+      <w:r>
+        <w:t xml:space="preserve">entitled</w:t>
+      </w:r>
+      <w:r>
+        <w:t xml:space="preserve"> </w:t>
+      </w:r>
+      <w:r>
+        <w:t xml:space="preserve">to</w:t>
+      </w:r>
+      <w:r>
+        <w:t xml:space="preserve"> </w:t>
+      </w:r>
+      <w:r>
+        <w:t xml:space="preserve">an</w:t>
+      </w:r>
+      <w:r>
+        <w:t xml:space="preserve"> </w:t>
+      </w:r>
+      <w:r>
+        <w:t xml:space="preserve">award</w:t>
+      </w:r>
+      <w:r>
+        <w:t xml:space="preserve"> </w:t>
+      </w:r>
+      <w:r>
+        <w:t xml:space="preserve">for</w:t>
+      </w:r>
+      <w:r>
+        <w:t xml:space="preserve"> </w:t>
+      </w:r>
+      <w:r>
+        <w:t xml:space="preserve">enhanced</w:t>
+      </w:r>
+      <w:r>
+        <w:t xml:space="preserve"> </w:t>
+      </w:r>
+      <w:r>
+        <w:t xml:space="preserve">damages</w:t>
+      </w:r>
+      <w:r>
+        <w:t xml:space="preserve"> </w:t>
+      </w:r>
+      <w:r>
+        <w:t xml:space="preserve">of</w:t>
+      </w:r>
+      <w:r>
+        <w:t xml:space="preserve"> </w:t>
+      </w:r>
+      <w:r>
+        <w:t xml:space="preserve">up</w:t>
+      </w:r>
+      <w:r>
+        <w:t xml:space="preserve"> </w:t>
+      </w:r>
+      <w:r>
+        <w:t xml:space="preserve">to</w:t>
+      </w:r>
+      <w:r>
+        <w:t xml:space="preserve"> </w:t>
+      </w:r>
+      <w:r>
+        <w:t xml:space="preserve">three</w:t>
+      </w:r>
+      <w:r>
+        <w:t xml:space="preserve"> </w:t>
+      </w:r>
+      <w:r>
+        <w:t xml:space="preserve">times</w:t>
+      </w:r>
+      <w:r>
+        <w:t xml:space="preserve"> </w:t>
+      </w:r>
+      <w:r>
+        <w:t xml:space="preserve">the</w:t>
+      </w:r>
+      <w:r>
+        <w:t xml:space="preserve"> </w:t>
+      </w:r>
+      <w:r>
+        <w:t xml:space="preserve">awarded</w:t>
+      </w:r>
+      <w:r>
+        <w:t xml:space="preserve"> </w:t>
+      </w:r>
+      <w:r>
+        <w:t xml:space="preserve">amount</w:t>
+      </w:r>
+      <w:r>
+        <w:t xml:space="preserve"> </w:t>
+      </w:r>
+      <w:r>
+        <w:t xml:space="preserve">due</w:t>
+      </w:r>
+      <w:r>
+        <w:t xml:space="preserve"> </w:t>
+      </w:r>
+      <w:r>
+        <w:t xml:space="preserve">to</w:t>
+      </w:r>
+      <w:r>
+        <w:t xml:space="preserve"> </w:t>
+      </w:r>
+      <w:r>
+        <w:t xml:space="preserve">the</w:t>
+      </w:r>
+      <w:r>
+        <w:t xml:space="preserve"> </w:t>
+      </w:r>
+      <w:r>
+        <w:t xml:space="preserve">willful</w:t>
+      </w:r>
+      <w:r>
+        <w:t xml:space="preserve"> </w:t>
+      </w:r>
+      <w:r>
+        <w:t xml:space="preserve">nature</w:t>
+      </w:r>
+      <w:r>
+        <w:t xml:space="preserve"> </w:t>
+      </w:r>
+      <w:r>
+        <w:t xml:space="preserve">of</w:t>
+      </w:r>
+      <w:r>
+        <w:t xml:space="preserve"> </w:t>
+      </w:r>
+      <w:r>
+        <w:t xml:space="preserve">JDC’s</w:t>
+      </w:r>
+      <w:r>
+        <w:t xml:space="preserve"> </w:t>
+      </w:r>
+      <w:r>
+        <w:t xml:space="preserve">infringement</w:t>
+      </w:r>
+      <w:r>
+        <w:t xml:space="preserve"> </w:t>
+      </w:r>
+      <w:r>
+        <w:t xml:space="preserve">with</w:t>
+      </w:r>
+      <w:r>
+        <w:t xml:space="preserve"> </w:t>
+      </w:r>
+      <w:r>
+        <w:t xml:space="preserve">notice</w:t>
+      </w:r>
+      <w:r>
+        <w:t xml:space="preserve"> </w:t>
+      </w:r>
+      <w:r>
+        <w:t xml:space="preserve">of</w:t>
+      </w:r>
+      <w:r>
+        <w:t xml:space="preserve"> </w:t>
+      </w:r>
+      <w:r>
+        <w:t xml:space="preserve">the</w:t>
+      </w:r>
+      <w:r>
+        <w:t xml:space="preserve"> </w:t>
+      </w:r>
+      <w:r>
+        <w:t xml:space="preserve">‘155</w:t>
+      </w:r>
+      <w:r>
+        <w:t xml:space="preserve"> </w:t>
+      </w:r>
+      <w:r>
+        <w:t xml:space="preserve">Patent</w:t>
+      </w:r>
+      <w:r>
+        <w:t xml:space="preserve"> </w:t>
+      </w:r>
+      <w:r>
+        <w:t xml:space="preserve">as</w:t>
+      </w:r>
+      <w:r>
+        <w:t xml:space="preserve"> </w:t>
+      </w:r>
+      <w:r>
+        <w:t xml:space="preserve">well</w:t>
+      </w:r>
+      <w:r>
+        <w:t xml:space="preserve"> </w:t>
+      </w:r>
+      <w:r>
+        <w:t xml:space="preserve">as</w:t>
+      </w:r>
+      <w:r>
+        <w:t xml:space="preserve"> </w:t>
+      </w:r>
+      <w:r>
+        <w:t xml:space="preserve">an</w:t>
+      </w:r>
+      <w:r>
+        <w:t xml:space="preserve"> </w:t>
+      </w:r>
+      <w:r>
+        <w:t xml:space="preserve">award</w:t>
+      </w:r>
+      <w:r>
+        <w:t xml:space="preserve"> </w:t>
+      </w:r>
+      <w:r>
+        <w:t xml:space="preserve">for</w:t>
+      </w:r>
+      <w:r>
+        <w:t xml:space="preserve"> </w:t>
+      </w:r>
+      <w:r>
+        <w:t xml:space="preserve">its</w:t>
+      </w:r>
+      <w:r>
+        <w:t xml:space="preserve"> </w:t>
+      </w:r>
+      <w:r>
+        <w:t xml:space="preserve">costs</w:t>
+      </w:r>
+      <w:r>
+        <w:t xml:space="preserve"> </w:t>
+      </w:r>
+      <w:r>
+        <w:t xml:space="preserve">and</w:t>
+      </w:r>
+      <w:r>
+        <w:t xml:space="preserve"> </w:t>
+      </w:r>
+      <w:r>
+        <w:t xml:space="preserve">attorney</w:t>
+      </w:r>
+      <w:r>
+        <w:t xml:space="preserve"> </w:t>
+      </w:r>
+      <w:r>
+        <w:t xml:space="preserve">fees.</w:t>
       </w:r>
     </w:p>
     <w:p>
       <w:pPr>
-        <w:pStyle w:val="FirstParagraph"/>
+        <w:tabs>
+          <w:tab w:val="left" w:pos="1440"/>
+        </w:tabs>
+        <w:spacing w:before="0" w:after="0" w:line="480" w:lineRule="exact"/>
+        <w:ind w:left="0" w:firstLine="720"/>
+        <w:jc w:val="left"/>
       </w:pPr>
       <w:r>
-        <w:t xml:space="preserve">WHEREFORE, Plaintiff respectfully requests that this Court enter judgment in its favor and grant the following relief:</w:t>
+        <w:t xml:space="preserve">20.</w:t>
+      </w:r>
+      <w:r>
+        <w:tab/>
+      </w:r>
+      <w:r>
+        <w:t xml:space="preserve">Plaintiff</w:t>
+      </w:r>
+      <w:r>
+        <w:t xml:space="preserve"> </w:t>
+      </w:r>
+      <w:r>
+        <w:t xml:space="preserve">is</w:t>
+      </w:r>
+      <w:r>
+        <w:t xml:space="preserve"> </w:t>
+      </w:r>
+      <w:r>
+        <w:t xml:space="preserve">entitled</w:t>
+      </w:r>
+      <w:r>
+        <w:t xml:space="preserve"> </w:t>
+      </w:r>
+      <w:r>
+        <w:t xml:space="preserve">to</w:t>
+      </w:r>
+      <w:r>
+        <w:t xml:space="preserve"> </w:t>
+      </w:r>
+      <w:r>
+        <w:t xml:space="preserve">preliminary</w:t>
+      </w:r>
+      <w:r>
+        <w:t xml:space="preserve"> </w:t>
+      </w:r>
+      <w:r>
+        <w:t xml:space="preserve">and</w:t>
+      </w:r>
+      <w:r>
+        <w:t xml:space="preserve"> </w:t>
+      </w:r>
+      <w:r>
+        <w:t xml:space="preserve">permanent</w:t>
+      </w:r>
+      <w:r>
+        <w:t xml:space="preserve"> </w:t>
+      </w:r>
+      <w:r>
+        <w:t xml:space="preserve">injunctive</w:t>
+      </w:r>
+      <w:r>
+        <w:t xml:space="preserve"> </w:t>
+      </w:r>
+      <w:r>
+        <w:t xml:space="preserve">relief</w:t>
+      </w:r>
+      <w:r>
+        <w:t xml:space="preserve"> </w:t>
+      </w:r>
+      <w:r>
+        <w:t xml:space="preserve">under</w:t>
+      </w:r>
+      <w:r>
+        <w:t xml:space="preserve"> </w:t>
+      </w:r>
+      <w:r>
+        <w:t xml:space="preserve">35</w:t>
+      </w:r>
+      <w:r>
+        <w:t xml:space="preserve"> </w:t>
+      </w:r>
+      <w:r>
+        <w:t xml:space="preserve">U.S.C.</w:t>
+      </w:r>
+      <w:r>
+        <w:t xml:space="preserve"> </w:t>
+      </w:r>
+      <w:r>
+        <w:t xml:space="preserve">§</w:t>
+      </w:r>
+      <w:r>
+        <w:t xml:space="preserve"> </w:t>
+      </w:r>
+      <w:r>
+        <w:t xml:space="preserve">283</w:t>
+      </w:r>
+      <w:r>
+        <w:t xml:space="preserve"> </w:t>
+      </w:r>
+      <w:r>
+        <w:t xml:space="preserve">to</w:t>
+      </w:r>
+      <w:r>
+        <w:t xml:space="preserve"> </w:t>
+      </w:r>
+      <w:r>
+        <w:t xml:space="preserve">enjoin</w:t>
+      </w:r>
+      <w:r>
+        <w:t xml:space="preserve"> </w:t>
+      </w:r>
+      <w:r>
+        <w:t xml:space="preserve">further</w:t>
+      </w:r>
+      <w:r>
+        <w:t xml:space="preserve"> </w:t>
+      </w:r>
+      <w:r>
+        <w:t xml:space="preserve">infringement</w:t>
+      </w:r>
+      <w:r>
+        <w:t xml:space="preserve"> </w:t>
+      </w:r>
+      <w:r>
+        <w:t xml:space="preserve">of</w:t>
+      </w:r>
+      <w:r>
+        <w:t xml:space="preserve"> </w:t>
+      </w:r>
+      <w:r>
+        <w:t xml:space="preserve">the</w:t>
+      </w:r>
+      <w:r>
+        <w:t xml:space="preserve"> </w:t>
+      </w:r>
+      <w:r>
+        <w:t xml:space="preserve">’155</w:t>
+      </w:r>
+      <w:r>
+        <w:t xml:space="preserve"> </w:t>
+      </w:r>
+      <w:r>
+        <w:t xml:space="preserve">Patent.</w:t>
       </w:r>
     </w:p>
     <w:p>
       <w:pPr>
-        <w:pStyle w:val="LetteredItem"/>
+        <w:keepNext/>
+        <w:keepLines/>
+        <w:spacing w:before="480" w:after="0" w:line="480" w:lineRule="exact"/>
+        <w:ind w:left="0" w:firstLine="0"/>
+        <w:jc w:val="center"/>
       </w:pPr>
       <w:r>
-        <w:t xml:space="preserve">A.</w:t>
-      </w:r>
-      <w:r>
-        <w:tab/>
-      </w:r>
-      <w:r>
-        <w:t xml:space="preserve">A judgment that Defendant has infringed U.S. Design Patent No. D1,046,155;</w:t>
+        <w:rPr>
+          <w:b/>
+          <w:bCs/>
+        </w:rPr>
+        <w:t xml:space="preserve">PRAYER</w:t>
+      </w:r>
+      <w:r>
+        <w:rPr>
+          <w:b/>
+          <w:bCs/>
+        </w:rPr>
+        <w:t xml:space="preserve"> </w:t>
+      </w:r>
+      <w:r>
+        <w:rPr>
+          <w:b/>
+          <w:bCs/>
+        </w:rPr>
+        <w:t xml:space="preserve">FOR</w:t>
+      </w:r>
+      <w:r>
+        <w:rPr>
+          <w:b/>
+          <w:bCs/>
+        </w:rPr>
+        <w:t xml:space="preserve"> </w:t>
+      </w:r>
+      <w:r>
+        <w:rPr>
+          <w:b/>
+          <w:bCs/>
+        </w:rPr>
+        <w:t xml:space="preserve">RELIEF</w:t>
       </w:r>
     </w:p>
     <w:p>
       <w:pPr>
-        <w:pStyle w:val="LetteredItem"/>
+        <w:spacing w:before="0" w:after="0" w:line="480" w:lineRule="exact"/>
+        <w:ind w:left="0" w:firstLine="720"/>
+        <w:jc w:val="left"/>
       </w:pPr>
       <w:r>
-        <w:t xml:space="preserve">B.</w:t>
-      </w:r>
-      <w:r>
-        <w:tab/>
-      </w:r>
-      <w:r>
-        <w:t xml:space="preserve">Preliminary and permanent injunctions enjoining Defendant from further acts of infringement with respect to the ‘155 Patent;</w:t>
+        <w:t xml:space="preserve">WHEREFORE,</w:t>
+      </w:r>
+      <w:r>
+        <w:t xml:space="preserve"> </w:t>
+      </w:r>
+      <w:r>
+        <w:t xml:space="preserve">Plaintiff</w:t>
+      </w:r>
+      <w:r>
+        <w:t xml:space="preserve"> </w:t>
+      </w:r>
+      <w:r>
+        <w:t xml:space="preserve">respectfully</w:t>
+      </w:r>
+      <w:r>
+        <w:t xml:space="preserve"> </w:t>
+      </w:r>
+      <w:r>
+        <w:t xml:space="preserve">requests</w:t>
+      </w:r>
+      <w:r>
+        <w:t xml:space="preserve"> </w:t>
+      </w:r>
+      <w:r>
+        <w:t xml:space="preserve">that</w:t>
+      </w:r>
+      <w:r>
+        <w:t xml:space="preserve"> </w:t>
+      </w:r>
+      <w:r>
+        <w:t xml:space="preserve">this</w:t>
+      </w:r>
+      <w:r>
+        <w:t xml:space="preserve"> </w:t>
+      </w:r>
+      <w:r>
+        <w:t xml:space="preserve">Court</w:t>
+      </w:r>
+      <w:r>
+        <w:t xml:space="preserve"> </w:t>
+      </w:r>
+      <w:r>
+        <w:t xml:space="preserve">enter</w:t>
+      </w:r>
+      <w:r>
+        <w:t xml:space="preserve"> </w:t>
+      </w:r>
+      <w:r>
+        <w:t xml:space="preserve">judgment</w:t>
+      </w:r>
+      <w:r>
+        <w:t xml:space="preserve"> </w:t>
+      </w:r>
+      <w:r>
+        <w:t xml:space="preserve">in</w:t>
+      </w:r>
+      <w:r>
+        <w:t xml:space="preserve"> </w:t>
+      </w:r>
+      <w:r>
+        <w:t xml:space="preserve">its</w:t>
+      </w:r>
+      <w:r>
+        <w:t xml:space="preserve"> </w:t>
+      </w:r>
+      <w:r>
+        <w:t xml:space="preserve">favor</w:t>
+      </w:r>
+      <w:r>
+        <w:t xml:space="preserve"> </w:t>
+      </w:r>
+      <w:r>
+        <w:t xml:space="preserve">and</w:t>
+      </w:r>
+      <w:r>
+        <w:t xml:space="preserve"> </w:t>
+      </w:r>
+      <w:r>
+        <w:t xml:space="preserve">grant</w:t>
+      </w:r>
+      <w:r>
+        <w:t xml:space="preserve"> </w:t>
+      </w:r>
+      <w:r>
+        <w:t xml:space="preserve">the</w:t>
+      </w:r>
+      <w:r>
+        <w:t xml:space="preserve"> </w:t>
+      </w:r>
+      <w:r>
+        <w:t xml:space="preserve">following</w:t>
+      </w:r>
+      <w:r>
+        <w:t xml:space="preserve"> </w:t>
+      </w:r>
+      <w:r>
+        <w:t xml:space="preserve">relief:</w:t>
       </w:r>
     </w:p>
     <w:p>
       <w:pPr>
-        <w:pStyle w:val="LetteredItem"/>
+        <w:spacing w:before="0" w:after="0" w:line="480" w:lineRule="exact"/>
+        <w:ind w:left="1440" w:hanging="720"/>
+        <w:jc w:val="left"/>
       </w:pPr>
       <w:r>
-        <w:t xml:space="preserve">C.</w:t>
+        <w:t xml:space="preserve">A.</w:t>
       </w:r>
       <w:r>
         <w:tab/>
       </w:r>
       <w:r>
-        <w:t xml:space="preserve">An award of Defendant’s total profits pursuant to 35 U.S.C. § 289;</w:t>
+        <w:t xml:space="preserve">A</w:t>
+      </w:r>
+      <w:r>
+        <w:t xml:space="preserve"> </w:t>
+      </w:r>
+      <w:r>
+        <w:t xml:space="preserve">judgment</w:t>
+      </w:r>
+      <w:r>
+        <w:t xml:space="preserve"> </w:t>
+      </w:r>
+      <w:r>
+        <w:t xml:space="preserve">that</w:t>
+      </w:r>
+      <w:r>
+        <w:t xml:space="preserve"> </w:t>
+      </w:r>
+      <w:r>
+        <w:t xml:space="preserve">Defendant</w:t>
+      </w:r>
+      <w:r>
+        <w:t xml:space="preserve"> </w:t>
+      </w:r>
+      <w:r>
+        <w:t xml:space="preserve">has</w:t>
+      </w:r>
+      <w:r>
+        <w:t xml:space="preserve"> </w:t>
+      </w:r>
+      <w:r>
+        <w:t xml:space="preserve">infringed</w:t>
+      </w:r>
+      <w:r>
+        <w:t xml:space="preserve"> </w:t>
+      </w:r>
+      <w:r>
+        <w:t xml:space="preserve">U.S.</w:t>
+      </w:r>
+      <w:r>
+        <w:t xml:space="preserve"> </w:t>
+      </w:r>
+      <w:r>
+        <w:t xml:space="preserve">Design</w:t>
+      </w:r>
+      <w:r>
+        <w:t xml:space="preserve"> </w:t>
+      </w:r>
+      <w:r>
+        <w:t xml:space="preserve">Patent</w:t>
+      </w:r>
+      <w:r>
+        <w:t xml:space="preserve"> </w:t>
+      </w:r>
+      <w:r>
+        <w:t xml:space="preserve">No.</w:t>
+      </w:r>
+      <w:r>
+        <w:t xml:space="preserve"> </w:t>
+      </w:r>
+      <w:r>
+        <w:t xml:space="preserve">D1,046,155;</w:t>
       </w:r>
     </w:p>
     <w:p>
       <w:pPr>
-        <w:pStyle w:val="LetteredItem"/>
+        <w:spacing w:before="0" w:after="0" w:line="480" w:lineRule="exact"/>
+        <w:ind w:left="1440" w:hanging="720"/>
+        <w:jc w:val="left"/>
       </w:pPr>
       <w:r>
-        <w:t xml:space="preserve">D.</w:t>
+        <w:t xml:space="preserve">B.</w:t>
       </w:r>
       <w:r>
         <w:tab/>
       </w:r>
       <w:r>
-        <w:t xml:space="preserve">Alternatively, an award of Plaintiff’s lost profits or a reasonable royalty under 35 U.S.C. § 284;</w:t>
+        <w:t xml:space="preserve">Preliminary</w:t>
+      </w:r>
+      <w:r>
+        <w:t xml:space="preserve"> </w:t>
+      </w:r>
+      <w:r>
+        <w:t xml:space="preserve">and</w:t>
+      </w:r>
+      <w:r>
+        <w:t xml:space="preserve"> </w:t>
+      </w:r>
+      <w:r>
+        <w:t xml:space="preserve">permanent</w:t>
+      </w:r>
+      <w:r>
+        <w:t xml:space="preserve"> </w:t>
+      </w:r>
+      <w:r>
+        <w:t xml:space="preserve">injunctions</w:t>
+      </w:r>
+      <w:r>
+        <w:t xml:space="preserve"> </w:t>
+      </w:r>
+      <w:r>
+        <w:t xml:space="preserve">enjoining</w:t>
+      </w:r>
+      <w:r>
+        <w:t xml:space="preserve"> </w:t>
+      </w:r>
+      <w:r>
+        <w:t xml:space="preserve">Defendant</w:t>
+      </w:r>
+      <w:r>
+        <w:t xml:space="preserve"> </w:t>
+      </w:r>
+      <w:r>
+        <w:t xml:space="preserve">from</w:t>
+      </w:r>
+      <w:r>
+        <w:t xml:space="preserve"> </w:t>
+      </w:r>
+      <w:r>
+        <w:t xml:space="preserve">further</w:t>
+      </w:r>
+      <w:r>
+        <w:t xml:space="preserve"> </w:t>
+      </w:r>
+      <w:r>
+        <w:t xml:space="preserve">acts</w:t>
+      </w:r>
+      <w:r>
+        <w:t xml:space="preserve"> </w:t>
+      </w:r>
+      <w:r>
+        <w:t xml:space="preserve">of</w:t>
+      </w:r>
+      <w:r>
+        <w:t xml:space="preserve"> </w:t>
+      </w:r>
+      <w:r>
+        <w:t xml:space="preserve">infringement</w:t>
+      </w:r>
+      <w:r>
+        <w:t xml:space="preserve"> </w:t>
+      </w:r>
+      <w:r>
+        <w:t xml:space="preserve">with</w:t>
+      </w:r>
+      <w:r>
+        <w:t xml:space="preserve"> </w:t>
+      </w:r>
+      <w:r>
+        <w:t xml:space="preserve">respect</w:t>
+      </w:r>
+      <w:r>
+        <w:t xml:space="preserve"> </w:t>
+      </w:r>
+      <w:r>
+        <w:t xml:space="preserve">to</w:t>
+      </w:r>
+      <w:r>
+        <w:t xml:space="preserve"> </w:t>
+      </w:r>
+      <w:r>
+        <w:t xml:space="preserve">the</w:t>
+      </w:r>
+      <w:r>
+        <w:t xml:space="preserve"> </w:t>
+      </w:r>
+      <w:r>
+        <w:t xml:space="preserve">‘155</w:t>
+      </w:r>
+      <w:r>
+        <w:t xml:space="preserve"> </w:t>
+      </w:r>
+      <w:r>
+        <w:t xml:space="preserve">Patent;</w:t>
       </w:r>
     </w:p>
     <w:p>
       <w:pPr>
-        <w:pStyle w:val="LetteredItem"/>
+        <w:spacing w:before="0" w:after="0" w:line="480" w:lineRule="exact"/>
+        <w:ind w:left="1440" w:hanging="720"/>
+        <w:jc w:val="left"/>
       </w:pPr>
       <w:r>
-        <w:t xml:space="preserve">E.</w:t>
+        <w:t xml:space="preserve">C.</w:t>
       </w:r>
       <w:r>
         <w:tab/>
       </w:r>
       <w:r>
-        <w:t xml:space="preserve">A finding that the infringement has been willful with an award of enhanced damages;</w:t>
+        <w:t xml:space="preserve">An</w:t>
+      </w:r>
+      <w:r>
+        <w:t xml:space="preserve"> </w:t>
+      </w:r>
+      <w:r>
+        <w:t xml:space="preserve">award</w:t>
+      </w:r>
+      <w:r>
+        <w:t xml:space="preserve"> </w:t>
+      </w:r>
+      <w:r>
+        <w:t xml:space="preserve">of</w:t>
+      </w:r>
+      <w:r>
+        <w:t xml:space="preserve"> </w:t>
+      </w:r>
+      <w:r>
+        <w:t xml:space="preserve">Defendant’s</w:t>
+      </w:r>
+      <w:r>
+        <w:t xml:space="preserve"> </w:t>
+      </w:r>
+      <w:r>
+        <w:t xml:space="preserve">total</w:t>
+      </w:r>
+      <w:r>
+        <w:t xml:space="preserve"> </w:t>
+      </w:r>
+      <w:r>
+        <w:t xml:space="preserve">profits</w:t>
+      </w:r>
+      <w:r>
+        <w:t xml:space="preserve"> </w:t>
+      </w:r>
+      <w:r>
+        <w:t xml:space="preserve">pursuant</w:t>
+      </w:r>
+      <w:r>
+        <w:t xml:space="preserve"> </w:t>
+      </w:r>
+      <w:r>
+        <w:t xml:space="preserve">to</w:t>
+      </w:r>
+      <w:r>
+        <w:t xml:space="preserve"> </w:t>
+      </w:r>
+      <w:r>
+        <w:t xml:space="preserve">35</w:t>
+      </w:r>
+      <w:r>
+        <w:t xml:space="preserve"> </w:t>
+      </w:r>
+      <w:r>
+        <w:t xml:space="preserve">U.S.C.</w:t>
+      </w:r>
+      <w:r>
+        <w:t xml:space="preserve"> </w:t>
+      </w:r>
+      <w:r>
+        <w:t xml:space="preserve">§</w:t>
+      </w:r>
+      <w:r>
+        <w:t xml:space="preserve"> </w:t>
+      </w:r>
+      <w:r>
+        <w:t xml:space="preserve">289;</w:t>
       </w:r>
     </w:p>
     <w:p>
       <w:pPr>
-        <w:pStyle w:val="LetteredItem"/>
+        <w:spacing w:before="0" w:after="0" w:line="480" w:lineRule="exact"/>
+        <w:ind w:left="1440" w:hanging="720"/>
+        <w:jc w:val="left"/>
       </w:pPr>
       <w:r>
-        <w:t xml:space="preserve">F.</w:t>
+        <w:t xml:space="preserve">D.</w:t>
       </w:r>
       <w:r>
         <w:tab/>
       </w:r>
       <w:r>
-        <w:t xml:space="preserve">An award of attorneys’ fees and costs under 35 U.S.C. § 285;</w:t>
+        <w:t xml:space="preserve">Alternatively,</w:t>
+      </w:r>
+      <w:r>
+        <w:t xml:space="preserve"> </w:t>
+      </w:r>
+      <w:r>
+        <w:t xml:space="preserve">an</w:t>
+      </w:r>
+      <w:r>
+        <w:t xml:space="preserve"> </w:t>
+      </w:r>
+      <w:r>
+        <w:t xml:space="preserve">award</w:t>
+      </w:r>
+      <w:r>
+        <w:t xml:space="preserve"> </w:t>
+      </w:r>
+      <w:r>
+        <w:t xml:space="preserve">of</w:t>
+      </w:r>
+      <w:r>
+        <w:t xml:space="preserve"> </w:t>
+      </w:r>
+      <w:r>
+        <w:t xml:space="preserve">Plaintiff’s</w:t>
+      </w:r>
+      <w:r>
+        <w:t xml:space="preserve"> </w:t>
+      </w:r>
+      <w:r>
+        <w:t xml:space="preserve">lost</w:t>
+      </w:r>
+      <w:r>
+        <w:t xml:space="preserve"> </w:t>
+      </w:r>
+      <w:r>
+        <w:t xml:space="preserve">profits</w:t>
+      </w:r>
+      <w:r>
+        <w:t xml:space="preserve"> </w:t>
+      </w:r>
+      <w:r>
+        <w:t xml:space="preserve">or</w:t>
+      </w:r>
+      <w:r>
+        <w:t xml:space="preserve"> </w:t>
+      </w:r>
+      <w:r>
+        <w:t xml:space="preserve">a</w:t>
+      </w:r>
+      <w:r>
+        <w:t xml:space="preserve"> </w:t>
+      </w:r>
+      <w:r>
+        <w:t xml:space="preserve">reasonable</w:t>
+      </w:r>
+      <w:r>
+        <w:t xml:space="preserve"> </w:t>
+      </w:r>
+      <w:r>
+        <w:t xml:space="preserve">royalty</w:t>
+      </w:r>
+      <w:r>
+        <w:t xml:space="preserve"> </w:t>
+      </w:r>
+      <w:r>
+        <w:t xml:space="preserve">under</w:t>
+      </w:r>
+      <w:r>
+        <w:t xml:space="preserve"> </w:t>
+      </w:r>
+      <w:r>
+        <w:t xml:space="preserve">35</w:t>
+      </w:r>
+      <w:r>
+        <w:t xml:space="preserve"> </w:t>
+      </w:r>
+      <w:r>
+        <w:t xml:space="preserve">U.S.C.</w:t>
+      </w:r>
+      <w:r>
+        <w:t xml:space="preserve"> </w:t>
+      </w:r>
+      <w:r>
+        <w:t xml:space="preserve">§</w:t>
+      </w:r>
+      <w:r>
+        <w:t xml:space="preserve"> </w:t>
+      </w:r>
+      <w:r>
+        <w:t xml:space="preserve">284;</w:t>
       </w:r>
     </w:p>
     <w:p>
       <w:pPr>
-        <w:pStyle w:val="LetteredItem"/>
+        <w:spacing w:before="0" w:after="0" w:line="480" w:lineRule="exact"/>
+        <w:ind w:left="1440" w:hanging="720"/>
+        <w:jc w:val="left"/>
       </w:pPr>
       <w:r>
-        <w:t xml:space="preserve">G.</w:t>
+        <w:t xml:space="preserve">E.</w:t>
       </w:r>
       <w:r>
         <w:tab/>
       </w:r>
       <w:r>
-        <w:t xml:space="preserve">Pre- and post-judgment interest; and</w:t>
+        <w:t xml:space="preserve">A</w:t>
+      </w:r>
+      <w:r>
+        <w:t xml:space="preserve"> </w:t>
+      </w:r>
+      <w:r>
+        <w:t xml:space="preserve">finding</w:t>
+      </w:r>
+      <w:r>
+        <w:t xml:space="preserve"> </w:t>
+      </w:r>
+      <w:r>
+        <w:t xml:space="preserve">that</w:t>
+      </w:r>
+      <w:r>
+        <w:t xml:space="preserve"> </w:t>
+      </w:r>
+      <w:r>
+        <w:t xml:space="preserve">the</w:t>
+      </w:r>
+      <w:r>
+        <w:t xml:space="preserve"> </w:t>
+      </w:r>
+      <w:r>
+        <w:t xml:space="preserve">infringement</w:t>
+      </w:r>
+      <w:r>
+        <w:t xml:space="preserve"> </w:t>
+      </w:r>
+      <w:r>
+        <w:t xml:space="preserve">has</w:t>
+      </w:r>
+      <w:r>
+        <w:t xml:space="preserve"> </w:t>
+      </w:r>
+      <w:r>
+        <w:t xml:space="preserve">been</w:t>
+      </w:r>
+      <w:r>
+        <w:t xml:space="preserve"> </w:t>
+      </w:r>
+      <w:r>
+        <w:t xml:space="preserve">willful</w:t>
+      </w:r>
+      <w:r>
+        <w:t xml:space="preserve"> </w:t>
+      </w:r>
+      <w:r>
+        <w:t xml:space="preserve">with</w:t>
+      </w:r>
+      <w:r>
+        <w:t xml:space="preserve"> </w:t>
+      </w:r>
+      <w:r>
+        <w:t xml:space="preserve">an</w:t>
+      </w:r>
+      <w:r>
+        <w:t xml:space="preserve"> </w:t>
+      </w:r>
+      <w:r>
+        <w:t xml:space="preserve">award</w:t>
+      </w:r>
+      <w:r>
+        <w:t xml:space="preserve"> </w:t>
+      </w:r>
+      <w:r>
+        <w:t xml:space="preserve">of</w:t>
+      </w:r>
+      <w:r>
+        <w:t xml:space="preserve"> </w:t>
+      </w:r>
+      <w:r>
+        <w:t xml:space="preserve">enhanced</w:t>
+      </w:r>
+      <w:r>
+        <w:t xml:space="preserve"> </w:t>
+      </w:r>
+      <w:r>
+        <w:t xml:space="preserve">damages;</w:t>
       </w:r>
     </w:p>
     <w:p>
       <w:pPr>
-        <w:pStyle w:val="LetteredItem"/>
+        <w:spacing w:before="0" w:after="0" w:line="480" w:lineRule="exact"/>
+        <w:ind w:left="1440" w:hanging="720"/>
+        <w:jc w:val="left"/>
       </w:pPr>
       <w:r>
-        <w:t xml:space="preserve">H.</w:t>
+        <w:t xml:space="preserve">F.</w:t>
       </w:r>
       <w:r>
         <w:tab/>
       </w:r>
       <w:r>
-        <w:t xml:space="preserve">Such other and further relief as the Court may deem just and proper.</w:t>
-      </w:r>
-    </w:p>
-    <w:bookmarkEnd w:id="26"/>
-    <w:bookmarkStart w:id="27" w:name="jury-demand"/>
-    <w:p>
-      <w:pPr>
-        <w:pStyle w:val="Heading1"/>
-      </w:pPr>
-      <w:r>
-        <w:t xml:space="preserve">JURY DEMAND</w:t>
+        <w:t xml:space="preserve">An</w:t>
+      </w:r>
+      <w:r>
+        <w:t xml:space="preserve"> </w:t>
+      </w:r>
+      <w:r>
+        <w:t xml:space="preserve">award</w:t>
+      </w:r>
+      <w:r>
+        <w:t xml:space="preserve"> </w:t>
+      </w:r>
+      <w:r>
+        <w:t xml:space="preserve">of</w:t>
+      </w:r>
+      <w:r>
+        <w:t xml:space="preserve"> </w:t>
+      </w:r>
+      <w:r>
+        <w:t xml:space="preserve">attorneys’</w:t>
+      </w:r>
+      <w:r>
+        <w:t xml:space="preserve"> </w:t>
+      </w:r>
+      <w:r>
+        <w:t xml:space="preserve">fees</w:t>
+      </w:r>
+      <w:r>
+        <w:t xml:space="preserve"> </w:t>
+      </w:r>
+      <w:r>
+        <w:t xml:space="preserve">and</w:t>
+      </w:r>
+      <w:r>
+        <w:t xml:space="preserve"> </w:t>
+      </w:r>
+      <w:r>
+        <w:t xml:space="preserve">costs</w:t>
+      </w:r>
+      <w:r>
+        <w:t xml:space="preserve"> </w:t>
+      </w:r>
+      <w:r>
+        <w:t xml:space="preserve">under</w:t>
+      </w:r>
+      <w:r>
+        <w:t xml:space="preserve"> </w:t>
+      </w:r>
+      <w:r>
+        <w:t xml:space="preserve">35</w:t>
+      </w:r>
+      <w:r>
+        <w:t xml:space="preserve"> </w:t>
+      </w:r>
+      <w:r>
+        <w:t xml:space="preserve">U.S.C.</w:t>
+      </w:r>
+      <w:r>
+        <w:t xml:space="preserve"> </w:t>
+      </w:r>
+      <w:r>
+        <w:t xml:space="preserve">§</w:t>
+      </w:r>
+      <w:r>
+        <w:t xml:space="preserve"> </w:t>
+      </w:r>
+      <w:r>
+        <w:t xml:space="preserve">285;</w:t>
       </w:r>
     </w:p>
     <w:p>
       <w:pPr>
-        <w:pStyle w:val="NumberedParagraph"/>
+        <w:spacing w:before="0" w:after="0" w:line="480" w:lineRule="exact"/>
+        <w:ind w:left="1440" w:hanging="720"/>
+        <w:jc w:val="left"/>
       </w:pPr>
       <w:r>
-        <w:t xml:space="preserve">21.</w:t>
+        <w:t xml:space="preserve">G.</w:t>
       </w:r>
       <w:r>
         <w:tab/>
       </w:r>
       <w:r>
-        <w:t xml:space="preserve">Pursuant to Fed R. Civ. P. 38(b) and 5(d), Plaintiff demands a trial by jury for all issues so triable.</w:t>
+        <w:t xml:space="preserve">Pre-</w:t>
+      </w:r>
+      <w:r>
+        <w:t xml:space="preserve"> </w:t>
+      </w:r>
+      <w:r>
+        <w:t xml:space="preserve">and</w:t>
+      </w:r>
+      <w:r>
+        <w:t xml:space="preserve"> </w:t>
+      </w:r>
+      <w:r>
+        <w:t xml:space="preserve">post-judgment</w:t>
+      </w:r>
+      <w:r>
+        <w:t xml:space="preserve"> </w:t>
+      </w:r>
+      <w:r>
+        <w:t xml:space="preserve">interest;</w:t>
+      </w:r>
+      <w:r>
+        <w:t xml:space="preserve"> </w:t>
+      </w:r>
+      <w:r>
+        <w:t xml:space="preserve">and</w:t>
       </w:r>
     </w:p>
     <w:p>
       <w:pPr>
-        <w:pStyle w:val="Normal"/>
+        <w:spacing w:before="0" w:after="0" w:line="480" w:lineRule="exact"/>
+        <w:ind w:left="1440" w:hanging="720"/>
+        <w:jc w:val="left"/>
+      </w:pPr>
+      <w:r>
+        <w:t xml:space="preserve">H.</w:t>
+      </w:r>
+      <w:r>
+        <w:tab/>
+      </w:r>
+      <w:r>
+        <w:t xml:space="preserve">Such</w:t>
+      </w:r>
+      <w:r>
+        <w:t xml:space="preserve"> </w:t>
+      </w:r>
+      <w:r>
+        <w:t xml:space="preserve">other</w:t>
+      </w:r>
+      <w:r>
+        <w:t xml:space="preserve"> </w:t>
+      </w:r>
+      <w:r>
+        <w:t xml:space="preserve">and</w:t>
+      </w:r>
+      <w:r>
+        <w:t xml:space="preserve"> </w:t>
+      </w:r>
+      <w:r>
+        <w:t xml:space="preserve">further</w:t>
+      </w:r>
+      <w:r>
+        <w:t xml:space="preserve"> </w:t>
+      </w:r>
+      <w:r>
+        <w:t xml:space="preserve">relief</w:t>
+      </w:r>
+      <w:r>
+        <w:t xml:space="preserve"> </w:t>
+      </w:r>
+      <w:r>
+        <w:t xml:space="preserve">as</w:t>
+      </w:r>
+      <w:r>
+        <w:t xml:space="preserve"> </w:t>
+      </w:r>
+      <w:r>
+        <w:t xml:space="preserve">the</w:t>
+      </w:r>
+      <w:r>
+        <w:t xml:space="preserve"> </w:t>
+      </w:r>
+      <w:r>
+        <w:t xml:space="preserve">Court</w:t>
+      </w:r>
+      <w:r>
+        <w:t xml:space="preserve"> </w:t>
+      </w:r>
+      <w:r>
+        <w:t xml:space="preserve">may</w:t>
+      </w:r>
+      <w:r>
+        <w:t xml:space="preserve"> </w:t>
+      </w:r>
+      <w:r>
+        <w:t xml:space="preserve">deem</w:t>
+      </w:r>
+      <w:r>
+        <w:t xml:space="preserve"> </w:t>
+      </w:r>
+      <w:r>
+        <w:t xml:space="preserve">just</w:t>
+      </w:r>
+      <w:r>
+        <w:t xml:space="preserve"> </w:t>
+      </w:r>
+      <w:r>
+        <w:t xml:space="preserve">and</w:t>
+      </w:r>
+      <w:r>
+        <w:t xml:space="preserve"> </w:t>
+      </w:r>
+      <w:r>
+        <w:t xml:space="preserve">proper.</w:t>
+      </w:r>
+    </w:p>
+    <w:p>
+      <w:pPr>
+        <w:keepNext/>
+        <w:keepLines/>
+        <w:spacing w:before="480" w:after="0" w:line="480" w:lineRule="exact"/>
+        <w:ind w:left="0" w:firstLine="0"/>
+        <w:jc w:val="center"/>
+      </w:pPr>
+      <w:r>
+        <w:rPr>
+          <w:b/>
+          <w:bCs/>
+        </w:rPr>
+        <w:t xml:space="preserve">JURY</w:t>
+      </w:r>
+      <w:r>
+        <w:rPr>
+          <w:b/>
+          <w:bCs/>
+        </w:rPr>
+        <w:t xml:space="preserve"> </w:t>
+      </w:r>
+      <w:r>
+        <w:rPr>
+          <w:b/>
+          <w:bCs/>
+        </w:rPr>
+        <w:t xml:space="preserve">DEMAND</w:t>
+      </w:r>
+    </w:p>
+    <w:p>
+      <w:pPr>
+        <w:keepNext/>
+        <w:keepLines/>
+        <w:tabs>
+          <w:tab w:val="left" w:pos="1440"/>
+        </w:tabs>
+        <w:spacing w:before="0" w:after="0" w:line="480" w:lineRule="exact"/>
+        <w:ind w:left="0" w:firstLine="720"/>
+        <w:jc w:val="left"/>
+      </w:pPr>
+      <w:r>
+        <w:t xml:space="preserve">21.</w:t>
+      </w:r>
+      <w:r>
+        <w:tab/>
+      </w:r>
+      <w:r>
+        <w:t xml:space="preserve">Pursuant</w:t>
+      </w:r>
+      <w:r>
+        <w:t xml:space="preserve"> </w:t>
+      </w:r>
+      <w:r>
+        <w:t xml:space="preserve">to</w:t>
+      </w:r>
+      <w:r>
+        <w:t xml:space="preserve"> </w:t>
+      </w:r>
+      <w:r>
+        <w:t xml:space="preserve">Fed</w:t>
+      </w:r>
+      <w:r>
+        <w:t xml:space="preserve"> </w:t>
+      </w:r>
+      <w:r>
+        <w:t xml:space="preserve">R.</w:t>
+      </w:r>
+      <w:r>
+        <w:t xml:space="preserve"> </w:t>
+      </w:r>
+      <w:r>
+        <w:t xml:space="preserve">Civ.</w:t>
+      </w:r>
+      <w:r>
+        <w:t xml:space="preserve"> </w:t>
+      </w:r>
+      <w:r>
+        <w:t xml:space="preserve">P.</w:t>
+      </w:r>
+      <w:r>
+        <w:t xml:space="preserve"> </w:t>
+      </w:r>
+      <w:r>
+        <w:t xml:space="preserve">38(b)</w:t>
+      </w:r>
+      <w:r>
+        <w:t xml:space="preserve"> </w:t>
+      </w:r>
+      <w:r>
+        <w:t xml:space="preserve">and</w:t>
+      </w:r>
+      <w:r>
+        <w:t xml:space="preserve"> </w:t>
+      </w:r>
+      <w:r>
+        <w:t xml:space="preserve">5(d),</w:t>
+      </w:r>
+      <w:r>
+        <w:t xml:space="preserve"> </w:t>
+      </w:r>
+      <w:r>
+        <w:t xml:space="preserve">Plaintiff</w:t>
+      </w:r>
+      <w:r>
+        <w:t xml:space="preserve"> </w:t>
+      </w:r>
+      <w:r>
+        <w:t xml:space="preserve">demands</w:t>
+      </w:r>
+      <w:r>
+        <w:t xml:space="preserve"> </w:t>
+      </w:r>
+      <w:r>
+        <w:t xml:space="preserve">a</w:t>
+      </w:r>
+      <w:r>
+        <w:t xml:space="preserve"> </w:t>
+      </w:r>
+      <w:r>
+        <w:t xml:space="preserve">trial</w:t>
+      </w:r>
+      <w:r>
+        <w:t xml:space="preserve"> </w:t>
+      </w:r>
+      <w:r>
+        <w:t xml:space="preserve">by</w:t>
+      </w:r>
+      <w:r>
+        <w:t xml:space="preserve"> </w:t>
+      </w:r>
+      <w:r>
+        <w:t xml:space="preserve">jury</w:t>
+      </w:r>
+      <w:r>
+        <w:t xml:space="preserve"> </w:t>
+      </w:r>
+      <w:r>
+        <w:t xml:space="preserve">for</w:t>
+      </w:r>
+      <w:r>
+        <w:t xml:space="preserve"> </w:t>
+      </w:r>
+      <w:r>
+        <w:t xml:space="preserve">all</w:t>
+      </w:r>
+      <w:r>
+        <w:t xml:space="preserve"> </w:t>
+      </w:r>
+      <w:r>
+        <w:t xml:space="preserve">issues</w:t>
+      </w:r>
+      <w:r>
+        <w:t xml:space="preserve"> </w:t>
+      </w:r>
+      <w:r>
+        <w:t xml:space="preserve">so</w:t>
+      </w:r>
+      <w:r>
+        <w:t xml:space="preserve"> </w:t>
+      </w:r>
+      <w:r>
+        <w:t xml:space="preserve">triable.</w:t>
+      </w:r>
+    </w:p>
+    <w:p>
+      <w:pPr>
+        <w:keepNext/>
+        <w:keepLines/>
+        <w:spacing w:before="0" w:after="0" w:line="480" w:lineRule="exact"/>
       </w:pPr>
     </w:p>
     <w:tbl>
       <w:tblPr>
         <w:tblW w:w="9360" w:type="dxa"/>
-        <w:tblBorders>
-          <w:top w:val="nil"/>
-          <w:left w:val="nil"/>
-          <w:bottom w:val="nil"/>
-          <w:right w:val="nil"/>
-          <w:insideH w:val="nil"/>
-          <w:insideV w:val="nil"/>
-        </w:tblBorders>
         <w:tblLayout w:type="fixed"/>
         <w:tblCellMar>
+          <w:top w:w="0" w:type="dxa"/>
           <w:left w:w="0" w:type="dxa"/>
+          <w:bottom w:w="0" w:type="dxa"/>
           <w:right w:w="0" w:type="dxa"/>
         </w:tblCellMar>
-        <w:tblLook w:val="0000"/>
+        <w:tblLook w:val="0000" w:firstRow="0" w:lastRow="0" w:firstColumn="0" w:lastColumn="0" w:noHBand="0" w:noVBand="0"/>
       </w:tblPr>
       <w:tblGrid>
         <w:gridCol w:w="4680"/>
         <w:gridCol w:w="4680"/>
       </w:tblGrid>
       <w:tr>
+        <w:trPr>
+          <w:cantSplit/>
+        </w:trPr>
         <w:tc>
           <w:tcPr>
             <w:tcW w:w="4680" w:type="dxa"/>
           </w:tcPr>
           <w:p>
             <w:pPr>
-              <w:pStyle w:val="SingleSpaced"/>
+              <w:spacing w:before="0" w:after="0" w:line="276" w:lineRule="exact"/>
+              <w:ind w:left="0" w:firstLine="0"/>
+              <w:jc w:val="left"/>
             </w:pPr>
             <w:r>
               <w:t xml:space="preserve">Dated: January 5, 2026</w:t>
@@ -907,7 +7889,9 @@
           </w:tcPr>
           <w:p>
             <w:pPr>
-              <w:pStyle w:val="SingleSpaced"/>
+              <w:spacing w:before="0" w:after="0" w:line="276" w:lineRule="exact"/>
+              <w:ind w:left="0" w:firstLine="0"/>
+              <w:jc w:val="left"/>
             </w:pPr>
             <w:r>
               <w:t xml:space="preserve">Respectfully submitted,</w:t>
@@ -915,158 +7899,397 @@
           </w:p>
           <w:p>
             <w:pPr>
-              <w:pStyle w:val="SingleSpaced"/>
+              <w:spacing w:before="276" w:after="0" w:line="276" w:lineRule="exact"/>
+              <w:ind w:left="0" w:firstLine="0"/>
+              <w:jc w:val="left"/>
             </w:pPr>
+            <w:r>
+              <w:t xml:space="preserve">By:</w:t>
+            </w:r>
+            <w:r>
+              <w:t xml:space="preserve"> </w:t>
+            </w:r>
+            <w:r>
+              <w:t xml:space="preserve">/​s/</w:t>
+            </w:r>
+            <w:r>
+              <w:t xml:space="preserve"> </w:t>
+            </w:r>
+            <w:r>
+              <w:t xml:space="preserve">Steven</w:t>
+            </w:r>
+            <w:r>
+              <w:t xml:space="preserve"> </w:t>
+            </w:r>
+            <w:r>
+              <w:t xml:space="preserve">C.</w:t>
+            </w:r>
+            <w:r>
+              <w:t xml:space="preserve"> </w:t>
+            </w:r>
+            <w:r>
+              <w:t xml:space="preserve">Lanza</w:t>
+            </w:r>
           </w:p>
           <w:p>
             <w:pPr>
-              <w:pStyle w:val="SingleSpaced"/>
+              <w:spacing w:before="0" w:after="0" w:line="276" w:lineRule="exact"/>
+              <w:ind w:left="0" w:firstLine="0"/>
+              <w:jc w:val="left"/>
             </w:pPr>
             <w:r>
-              <w:t xml:space="preserve">By: /s/ Steven C. Lanza</w:t>
+              <w:t xml:space="preserve">Steven</w:t>
+            </w:r>
+            <w:r>
+              <w:t xml:space="preserve"> </w:t>
+            </w:r>
+            <w:r>
+              <w:t xml:space="preserve">C.</w:t>
+            </w:r>
+            <w:r>
+              <w:t xml:space="preserve"> </w:t>
+            </w:r>
+            <w:r>
+              <w:t xml:space="preserve">Lanza</w:t>
             </w:r>
           </w:p>
           <w:p>
             <w:pPr>
-              <w:pStyle w:val="SingleSpaced"/>
+              <w:spacing w:before="0" w:after="0" w:line="276" w:lineRule="exact"/>
+              <w:ind w:left="0" w:firstLine="0"/>
+              <w:jc w:val="left"/>
             </w:pPr>
             <w:r>
-              <w:t xml:space="preserve">Steven C. Lanza</w:t>
+              <w:t xml:space="preserve">ONEBANE</w:t>
+            </w:r>
+            <w:r>
+              <w:t xml:space="preserve"> </w:t>
+            </w:r>
+            <w:r>
+              <w:t xml:space="preserve">LAW</w:t>
+            </w:r>
+            <w:r>
+              <w:t xml:space="preserve"> </w:t>
+            </w:r>
+            <w:r>
+              <w:t xml:space="preserve">FIRM</w:t>
+            </w:r>
+            <w:r>
+              <w:t xml:space="preserve"> </w:t>
+            </w:r>
+            <w:r>
+              <w:t xml:space="preserve">(APC)</w:t>
             </w:r>
           </w:p>
           <w:p>
             <w:pPr>
-              <w:pStyle w:val="SingleSpaced"/>
+              <w:spacing w:before="0" w:after="0" w:line="276" w:lineRule="exact"/>
+              <w:ind w:left="0" w:firstLine="0"/>
+              <w:jc w:val="left"/>
             </w:pPr>
             <w:r>
-              <w:t xml:space="preserve">ONEBANE LAW FIRM (APC)</w:t>
+              <w:t xml:space="preserve">400</w:t>
+            </w:r>
+            <w:r>
+              <w:t xml:space="preserve"> </w:t>
+            </w:r>
+            <w:r>
+              <w:t xml:space="preserve">E.</w:t>
+            </w:r>
+            <w:r>
+              <w:t xml:space="preserve"> </w:t>
+            </w:r>
+            <w:r>
+              <w:t xml:space="preserve">Kaliste</w:t>
+            </w:r>
+            <w:r>
+              <w:t xml:space="preserve"> </w:t>
+            </w:r>
+            <w:r>
+              <w:t xml:space="preserve">Saloom</w:t>
+            </w:r>
+            <w:r>
+              <w:t xml:space="preserve"> </w:t>
+            </w:r>
+            <w:r>
+              <w:t xml:space="preserve">Rd.,</w:t>
+            </w:r>
+            <w:r>
+              <w:t xml:space="preserve"> </w:t>
+            </w:r>
+            <w:r>
+              <w:t xml:space="preserve">Suite</w:t>
+            </w:r>
+            <w:r>
+              <w:t xml:space="preserve"> </w:t>
+            </w:r>
+            <w:r>
+              <w:t xml:space="preserve">3000</w:t>
             </w:r>
           </w:p>
           <w:p>
             <w:pPr>
-              <w:pStyle w:val="SingleSpaced"/>
+              <w:spacing w:before="0" w:after="0" w:line="276" w:lineRule="exact"/>
+              <w:ind w:left="0" w:firstLine="0"/>
+              <w:jc w:val="left"/>
             </w:pPr>
             <w:r>
-              <w:t xml:space="preserve">400 E. Kaliste Saloom Rd., Suite 3000</w:t>
+              <w:t xml:space="preserve">Lafayette,</w:t>
+            </w:r>
+            <w:r>
+              <w:t xml:space="preserve"> </w:t>
+            </w:r>
+            <w:r>
+              <w:t xml:space="preserve">LA</w:t>
+            </w:r>
+            <w:r>
+              <w:t xml:space="preserve"> </w:t>
+            </w:r>
+            <w:r>
+              <w:t xml:space="preserve">70508</w:t>
             </w:r>
           </w:p>
           <w:p>
             <w:pPr>
-              <w:pStyle w:val="SingleSpaced"/>
+              <w:spacing w:before="0" w:after="0" w:line="276" w:lineRule="exact"/>
+              <w:ind w:left="0" w:firstLine="0"/>
+              <w:jc w:val="left"/>
             </w:pPr>
             <w:r>
-              <w:t xml:space="preserve">Lafayette, LA 70508</w:t>
+              <w:t xml:space="preserve">Tel:</w:t>
+            </w:r>
+            <w:r>
+              <w:t xml:space="preserve"> </w:t>
+            </w:r>
+            <w:r>
+              <w:t xml:space="preserve">337</w:t>
+              <w:noBreakHyphen/>
+              <w:t xml:space="preserve">237</w:t>
+              <w:noBreakHyphen/>
+              <w:t xml:space="preserve">2660</w:t>
             </w:r>
           </w:p>
           <w:p>
             <w:pPr>
-              <w:pStyle w:val="SingleSpaced"/>
+              <w:spacing w:before="0" w:after="0" w:line="276" w:lineRule="exact"/>
+              <w:ind w:left="0" w:firstLine="0"/>
+              <w:jc w:val="left"/>
             </w:pPr>
             <w:r>
-              <w:t xml:space="preserve">Tel: 337-237-2660</w:t>
+              <w:t xml:space="preserve">Fax:</w:t>
+            </w:r>
+            <w:r>
+              <w:t xml:space="preserve"> </w:t>
+            </w:r>
+            <w:r>
+              <w:t xml:space="preserve">337</w:t>
+              <w:noBreakHyphen/>
+              <w:t xml:space="preserve">266</w:t>
+              <w:noBreakHyphen/>
+              <w:t xml:space="preserve">1232</w:t>
             </w:r>
           </w:p>
           <w:p>
             <w:pPr>
-              <w:pStyle w:val="SingleSpaced"/>
+              <w:spacing w:before="0" w:after="0" w:line="276" w:lineRule="exact"/>
+              <w:ind w:left="0" w:firstLine="0"/>
+              <w:jc w:val="left"/>
             </w:pPr>
             <w:r>
-              <w:t xml:space="preserve">Fax: 337-266-1232</w:t>
+              <w:t xml:space="preserve">lanza@onebane.com</w:t>
             </w:r>
           </w:p>
           <w:p>
             <w:pPr>
-              <w:pStyle w:val="SingleSpaced"/>
+              <w:spacing w:before="276" w:after="0" w:line="276" w:lineRule="exact"/>
+              <w:ind w:left="0" w:firstLine="0"/>
+              <w:jc w:val="left"/>
             </w:pPr>
             <w:r>
-              <w:t xml:space="preserve">lanza@onebane.com</w:t>
+              <w:t xml:space="preserve">Lance</w:t>
+            </w:r>
+            <w:r>
+              <w:t xml:space="preserve"> </w:t>
+            </w:r>
+            <w:r>
+              <w:t xml:space="preserve">G.</w:t>
+            </w:r>
+            <w:r>
+              <w:t xml:space="preserve"> </w:t>
+            </w:r>
+            <w:r>
+              <w:t xml:space="preserve">Johnson</w:t>
+            </w:r>
+            <w:r>
+              <w:t xml:space="preserve"> </w:t>
+            </w:r>
+            <w:r>
+              <w:t xml:space="preserve">(pro</w:t>
+            </w:r>
+            <w:r>
+              <w:t xml:space="preserve"> </w:t>
+            </w:r>
+            <w:r>
+              <w:t xml:space="preserve">hac</w:t>
+            </w:r>
+            <w:r>
+              <w:t xml:space="preserve"> </w:t>
+            </w:r>
+            <w:r>
+              <w:t xml:space="preserve">vice</w:t>
+            </w:r>
+            <w:r>
+              <w:t xml:space="preserve"> </w:t>
+            </w:r>
+            <w:r>
+              <w:t xml:space="preserve">forthcoming)</w:t>
             </w:r>
           </w:p>
           <w:p>
             <w:pPr>
-              <w:pStyle w:val="SingleSpaced"/>
+              <w:spacing w:before="0" w:after="0" w:line="276" w:lineRule="exact"/>
+              <w:ind w:left="0" w:firstLine="0"/>
+              <w:jc w:val="left"/>
             </w:pPr>
+            <w:r>
+              <w:t xml:space="preserve">JOHNSON</w:t>
+            </w:r>
+            <w:r>
+              <w:t xml:space="preserve"> </w:t>
+            </w:r>
+            <w:r>
+              <w:t xml:space="preserve">LEGAL</w:t>
+            </w:r>
+            <w:r>
+              <w:t xml:space="preserve"> </w:t>
+            </w:r>
+            <w:r>
+              <w:t xml:space="preserve">PLLC</w:t>
+            </w:r>
           </w:p>
           <w:p>
             <w:pPr>
-              <w:pStyle w:val="SingleSpaced"/>
+              <w:spacing w:before="0" w:after="0" w:line="276" w:lineRule="exact"/>
+              <w:ind w:left="0" w:firstLine="0"/>
+              <w:jc w:val="left"/>
             </w:pPr>
             <w:r>
-              <w:t xml:space="preserve">Lance G. Johnson (pro hac vice forthcoming)</w:t>
+              <w:t xml:space="preserve">12545</w:t>
+            </w:r>
+            <w:r>
+              <w:t xml:space="preserve"> </w:t>
+            </w:r>
+            <w:r>
+              <w:t xml:space="preserve">White</w:t>
+            </w:r>
+            <w:r>
+              <w:t xml:space="preserve"> </w:t>
+            </w:r>
+            <w:r>
+              <w:t xml:space="preserve">Drive</w:t>
             </w:r>
           </w:p>
           <w:p>
             <w:pPr>
-              <w:pStyle w:val="SingleSpaced"/>
+              <w:spacing w:before="0" w:after="0" w:line="276" w:lineRule="exact"/>
+              <w:ind w:left="0" w:firstLine="0"/>
+              <w:jc w:val="left"/>
             </w:pPr>
             <w:r>
-              <w:t xml:space="preserve">JOHNSON LEGAL PLLC</w:t>
+              <w:t xml:space="preserve">Fairfax,</w:t>
+            </w:r>
+            <w:r>
+              <w:t xml:space="preserve"> </w:t>
+            </w:r>
+            <w:r>
+              <w:t xml:space="preserve">Virginia</w:t>
+            </w:r>
+            <w:r>
+              <w:t xml:space="preserve"> </w:t>
+            </w:r>
+            <w:r>
+              <w:t xml:space="preserve">22030</w:t>
             </w:r>
           </w:p>
           <w:p>
             <w:pPr>
-              <w:pStyle w:val="SingleSpaced"/>
+              <w:spacing w:before="0" w:after="0" w:line="276" w:lineRule="exact"/>
+              <w:ind w:left="0" w:firstLine="0"/>
+              <w:jc w:val="left"/>
             </w:pPr>
             <w:r>
-              <w:t xml:space="preserve">12545 White Drive</w:t>
+              <w:t xml:space="preserve">Tel:</w:t>
+            </w:r>
+            <w:r>
+              <w:t xml:space="preserve"> </w:t>
+            </w:r>
+            <w:r>
+              <w:t xml:space="preserve">202</w:t>
+              <w:noBreakHyphen/>
+              <w:t xml:space="preserve">445</w:t>
+              <w:noBreakHyphen/>
+              <w:t xml:space="preserve">2000</w:t>
             </w:r>
           </w:p>
           <w:p>
             <w:pPr>
-              <w:pStyle w:val="SingleSpaced"/>
+              <w:spacing w:before="0" w:after="0" w:line="276" w:lineRule="exact"/>
+              <w:ind w:left="0" w:firstLine="0"/>
+              <w:jc w:val="left"/>
             </w:pPr>
             <w:r>
-              <w:t xml:space="preserve">Fairfax, Virginia 22030</w:t>
+              <w:t xml:space="preserve">Fax:</w:t>
+            </w:r>
+            <w:r>
+              <w:t xml:space="preserve"> </w:t>
+            </w:r>
+            <w:r>
+              <w:t xml:space="preserve">888</w:t>
+              <w:noBreakHyphen/>
+              <w:t xml:space="preserve">492</w:t>
+              <w:noBreakHyphen/>
+              <w:t xml:space="preserve">1303</w:t>
             </w:r>
           </w:p>
           <w:p>
             <w:pPr>
-              <w:pStyle w:val="SingleSpaced"/>
+              <w:spacing w:before="0" w:after="0" w:line="276" w:lineRule="exact"/>
+              <w:ind w:left="0" w:firstLine="0"/>
+              <w:jc w:val="left"/>
             </w:pPr>
             <w:r>
-              <w:t xml:space="preserve">Tel: 202-445-2000</w:t>
+              <w:t xml:space="preserve">Lance@lgjlegal.com</w:t>
             </w:r>
           </w:p>
           <w:p>
             <w:pPr>
-              <w:pStyle w:val="SingleSpaced"/>
+              <w:spacing w:before="276" w:after="0" w:line="276" w:lineRule="exact"/>
+              <w:ind w:left="0" w:firstLine="0"/>
+              <w:jc w:val="left"/>
             </w:pPr>
             <w:r>
-              <w:t xml:space="preserve">Fax: 888-492-1303</w:t>
-            </w:r>
-          </w:p>
-          <w:p>
-            <w:pPr>
-              <w:pStyle w:val="SingleSpaced"/>
-            </w:pPr>
-            <w:r>
-              <w:t xml:space="preserve">Lance@lgjlegal.com</w:t>
-            </w:r>
-          </w:p>
-          <w:p>
-            <w:pPr>
-              <w:pStyle w:val="SingleSpaced"/>
-            </w:pPr>
-          </w:p>
-          <w:p>
-            <w:pPr>
-              <w:pStyle w:val="SingleSpaced"/>
-            </w:pPr>
-            <w:r>
-              <w:t xml:space="preserve">Attorneys for Plaintiff</w:t>
+              <w:t xml:space="preserve">Attorneys</w:t>
+            </w:r>
+            <w:r>
+              <w:t xml:space="preserve"> </w:t>
+            </w:r>
+            <w:r>
+              <w:t xml:space="preserve">for</w:t>
+            </w:r>
+            <w:r>
+              <w:t xml:space="preserve"> </w:t>
+            </w:r>
+            <w:r>
+              <w:t xml:space="preserve">Plaintiff</w:t>
             </w:r>
           </w:p>
         </w:tc>
       </w:tr>
     </w:tbl>
-    <w:bookmarkEnd w:id="27"/>
     <w:sectPr>
-      <w:footerReference r:id="rId9" w:type="default"/>
-      <w:footnotePr>
-        <w:numRestart w:val="eachSect"/>
-      </w:footnotePr>
-      <w:pgSz w:h="15840" w:w="12240"/>
-      <w:pgMar w:bottom="1440" w:footer="720" w:gutter="0" w:header="720" w:left="1440" w:right="1440" w:top="1440"/>
+      <w:footerReference w:type="default" r:id="rIdFooter1"/>
+      <w:pgSz w:w="12240" w:h="15840"/>
+      <w:pgMar w:top="1440" w:right="1440" w:bottom="1440" w:left="1440" w:header="720" w:footer="432" w:gutter="0"/>
     </w:sectPr>
   </w:body>
 </w:document>
@@ -1209,59 +8432,49 @@
   <w:docDefaults>
     <w:rPrDefault>
       <w:rPr>
-        <w:rFonts w:ascii="EB Garamond" w:cs="EB Garamond" w:eastAsia="EB Garamond" w:hAnsi="EB Garamond"/>
+        <w:rFonts w:ascii="Times New Roman" w:hAnsi="Times New Roman" w:eastAsia="Times New Roman" w:cs="Times New Roman"/>
         <w:sz w:val="24"/>
         <w:szCs w:val="24"/>
-        <w:lang w:bidi="ar-SA" w:eastAsia="en-US" w:val="en-US"/>
+        <w:lang w:val="en-US" w:eastAsia="zh-CN" w:bidi="ar-SA"/>
       </w:rPr>
     </w:rPrDefault>
     <w:pPrDefault>
       <w:pPr>
-        <w:spacing w:after="0" w:line="480" w:lineRule="exact"/>
+        <w:widowControl/>
+        <w:spacing w:after="0"/>
       </w:pPr>
     </w:pPrDefault>
   </w:docDefaults>
-  <w:latentStyles w:count="276" w:defLockedState="0" w:defQFormat="0" w:defSemiHidden="0" w:defUIPriority="0" w:defUnhideWhenUsed="0"/>
-  <w:style w:default="1" w:styleId="Normal" w:type="paragraph">
+  <w:latentStyles w:defLockedState="0" w:defUIPriority="0" w:defSemiHidden="0" w:defUnhideWhenUsed="0" w:defQFormat="0" w:count="276"/>
+  <w:style w:type="paragraph" w:default="1" w:styleId="Normal">
     <w:name w:val="Normal"/>
     <w:qFormat/>
-    <w:pPr>
-      <w:spacing w:after="0" w:before="0" w:line="480" w:lineRule="exact"/>
-    </w:pPr>
-    <w:rPr>
-      <w:color w:val="000000"/>
-    </w:rPr>
   </w:style>
-  <w:style w:styleId="BodyText" w:type="paragraph">
+  <w:style w:type="paragraph" w:styleId="BodyText">
     <w:name w:val="Body Text"/>
     <w:basedOn w:val="Normal"/>
+    <w:link w:val="BodyTextChar"/>
     <w:qFormat/>
     <w:pPr>
-      <w:spacing w:after="0" w:before="0" w:line="480" w:lineRule="exact"/>
+      <w:spacing w:before="0" w:after="0" w:line="480" w:lineRule="exact"/>
       <w:ind w:firstLine="720"/>
-      <w:jc w:val="left"/>
     </w:pPr>
   </w:style>
-  <w:style w:styleId="FirstParagraph" w:type="paragraph">
+  <w:style w:type="paragraph" w:customStyle="1" w:styleId="FirstParagraph">
     <w:name w:val="First Paragraph"/>
     <w:basedOn w:val="BodyText"/>
     <w:next w:val="BodyText"/>
     <w:qFormat/>
-    <w:pPr>
-      <w:spacing w:after="0" w:before="0" w:line="480" w:lineRule="exact"/>
-      <w:ind w:firstLine="720"/>
-    </w:pPr>
   </w:style>
-  <w:style w:styleId="Compact" w:type="paragraph">
+  <w:style w:type="paragraph" w:customStyle="1" w:styleId="Compact">
     <w:name w:val="Compact"/>
     <w:basedOn w:val="BodyText"/>
     <w:qFormat/>
     <w:pPr>
-      <w:spacing w:after="0" w:before="0" w:line="480" w:lineRule="exact"/>
-      <w:ind w:firstLine="0"/>
+      <w:spacing w:before="36" w:after="36"/>
     </w:pPr>
   </w:style>
-  <w:style w:styleId="Title" w:type="paragraph">
+  <w:style w:type="paragraph" w:styleId="Title">
     <w:name w:val="Title"/>
     <w:basedOn w:val="Normal"/>
     <w:next w:val="BodyText"/>
@@ -1275,24 +8488,24 @@
       <w:jc w:val="center"/>
     </w:pPr>
     <w:rPr>
-      <w:rFonts w:asciiTheme="majorHAnsi" w:cstheme="majorBidi" w:eastAsiaTheme="majorEastAsia" w:hAnsiTheme="majorHAnsi"/>
+      <w:rFonts w:asciiTheme="majorHAnsi" w:eastAsiaTheme="majorEastAsia" w:hAnsiTheme="majorHAnsi" w:cstheme="majorBidi"/>
       <w:sz w:val="56"/>
       <w:szCs w:val="56"/>
     </w:rPr>
   </w:style>
-  <w:style w:customStyle="1" w:styleId="TitleChar" w:type="character">
+  <w:style w:type="character" w:customStyle="1" w:styleId="TitleChar">
     <w:name w:val="Title Char"/>
     <w:basedOn w:val="DefaultParagraphFont"/>
     <w:link w:val="Title"/>
     <w:uiPriority w:val="10"/>
     <w:rsid w:val="00A10FD9"/>
     <w:rPr>
-      <w:rFonts w:asciiTheme="majorHAnsi" w:cstheme="majorBidi" w:eastAsiaTheme="majorEastAsia" w:hAnsiTheme="majorHAnsi"/>
+      <w:rFonts w:asciiTheme="majorHAnsi" w:eastAsiaTheme="majorEastAsia" w:hAnsiTheme="majorHAnsi" w:cstheme="majorBidi"/>
       <w:sz w:val="56"/>
       <w:szCs w:val="56"/>
     </w:rPr>
   </w:style>
-  <w:style w:styleId="Subtitle" w:type="paragraph">
+  <w:style w:type="paragraph" w:styleId="Subtitle">
     <w:name w:val="Subtitle"/>
     <w:basedOn w:val="Title"/>
     <w:next w:val="BodyText"/>
@@ -1306,27 +8519,27 @@
       </w:numPr>
     </w:pPr>
     <w:rPr>
-      <w:rFonts w:cstheme="majorBidi" w:eastAsiaTheme="majorEastAsia"/>
+      <w:rFonts w:eastAsiaTheme="majorEastAsia" w:cstheme="majorBidi"/>
       <w:spacing w:val="15"/>
       <w:sz w:val="28"/>
       <w:szCs w:val="28"/>
     </w:rPr>
   </w:style>
-  <w:style w:customStyle="1" w:styleId="SubtitleChar" w:type="character">
+  <w:style w:type="character" w:customStyle="1" w:styleId="SubtitleChar">
     <w:name w:val="Subtitle Char"/>
     <w:basedOn w:val="DefaultParagraphFont"/>
     <w:link w:val="Subtitle"/>
     <w:uiPriority w:val="11"/>
     <w:rsid w:val="00A10FD9"/>
     <w:rPr>
-      <w:rFonts w:cstheme="majorBidi" w:eastAsiaTheme="majorEastAsia"/>
-      <w:color w:themeColor="text1" w:themeTint="A6" w:val="595959"/>
+      <w:rFonts w:eastAsiaTheme="majorEastAsia" w:cstheme="majorBidi"/>
+      <w:color w:val="595959" w:themeColor="text1" w:themeTint="A6"/>
       <w:spacing w:val="15"/>
       <w:sz w:val="28"/>
       <w:szCs w:val="28"/>
     </w:rPr>
   </w:style>
-  <w:style w:customStyle="1" w:styleId="Author" w:type="paragraph">
+  <w:style w:type="paragraph" w:customStyle="1" w:styleId="Author">
     <w:name w:val="Author"/>
     <w:basedOn w:val="Title"/>
     <w:next w:val="BodyText"/>
@@ -1340,7 +8553,7 @@
       <w:szCs w:val="24"/>
     </w:rPr>
   </w:style>
-  <w:style w:styleId="Date" w:type="paragraph">
+  <w:style w:type="paragraph" w:styleId="Date">
     <w:name w:val="Date"/>
     <w:basedOn w:val="Title"/>
     <w:next w:val="BodyText"/>
@@ -1354,7 +8567,7 @@
       <w:szCs w:val="24"/>
     </w:rPr>
   </w:style>
-  <w:style w:customStyle="1" w:styleId="AbstractTitle" w:type="paragraph">
+  <w:style w:type="paragraph" w:customStyle="1" w:styleId="AbstractTitle">
     <w:name w:val="Abstract Title"/>
     <w:basedOn w:val="Normal"/>
     <w:next w:val="Abstract"/>
@@ -1362,7 +8575,7 @@
     <w:pPr>
       <w:keepNext/>
       <w:keepLines/>
-      <w:spacing w:after="0" w:before="300"/>
+      <w:spacing w:before="300" w:after="0"/>
       <w:jc w:val="center"/>
     </w:pPr>
     <w:rPr>
@@ -1371,7 +8584,7 @@
       <w:szCs w:val="20"/>
     </w:rPr>
   </w:style>
-  <w:style w:customStyle="1" w:styleId="Abstract" w:type="paragraph">
+  <w:style w:type="paragraph" w:customStyle="1" w:styleId="Abstract">
     <w:name w:val="Abstract"/>
     <w:basedOn w:val="Normal"/>
     <w:next w:val="BodyText"/>
@@ -1379,14 +8592,14 @@
     <w:pPr>
       <w:keepNext/>
       <w:keepLines/>
-      <w:spacing w:after="300" w:before="100"/>
+      <w:spacing w:before="100" w:after="300"/>
     </w:pPr>
     <w:rPr>
       <w:sz w:val="20"/>
       <w:szCs w:val="20"/>
     </w:rPr>
   </w:style>
-  <w:style w:styleId="Bibliography" w:type="paragraph">
+  <w:style w:type="paragraph" w:styleId="Bibliography">
     <w:name w:val="Bibliography"/>
     <w:basedOn w:val="Normal"/>
     <w:next w:val="Bibliography"/>
@@ -1394,22 +8607,24 @@
     <w:pPr/>
     <w:rPr/>
   </w:style>
-  <w:style w:styleId="Heading1" w:type="paragraph">
+  <w:style w:type="paragraph" w:styleId="Heading1">
     <w:name w:val="heading 1"/>
     <w:basedOn w:val="Normal"/>
     <w:next w:val="BodyText"/>
+    <w:link w:val="Heading1Char"/>
     <w:uiPriority w:val="9"/>
     <w:qFormat/>
+    <w:rsid w:val="00A10FD9"/>
     <w:pPr>
       <w:keepNext/>
       <w:keepLines/>
-      <w:spacing w:after="0" w:before="480" w:line="480" w:lineRule="exact"/>
+      <w:spacing w:before="240" w:after="120" w:line="276" w:lineRule="exact"/>
       <w:ind w:firstLine="0"/>
       <w:jc w:val="center"/>
       <w:outlineLvl w:val="0"/>
     </w:pPr>
     <w:rPr>
-      <w:rFonts w:ascii="EB Garamond" w:cs="EB Garamond" w:eastAsia="EB Garamond" w:hAnsi="EB Garamond"/>
+      <w:rFonts w:ascii="Times New Roman" w:hAnsi="Times New Roman" w:eastAsia="Times New Roman" w:cs="Times New Roman"/>
       <w:b/>
       <w:bCs/>
       <w:caps/>
@@ -1418,22 +8633,25 @@
       <w:szCs w:val="24"/>
     </w:rPr>
   </w:style>
-  <w:style w:styleId="Heading2" w:type="paragraph">
+  <w:style w:type="paragraph" w:styleId="Heading2">
     <w:name w:val="heading 2"/>
     <w:basedOn w:val="Normal"/>
     <w:next w:val="BodyText"/>
+    <w:link w:val="Heading2Char"/>
     <w:uiPriority w:val="9"/>
+    <w:semiHidden/>
+    <w:unhideWhenUsed/>
     <w:qFormat/>
+    <w:rsid w:val="00A10FD9"/>
     <w:pPr>
       <w:keepNext/>
       <w:keepLines/>
-      <w:spacing w:after="0" w:before="480" w:line="480" w:lineRule="exact"/>
+      <w:spacing w:before="240" w:after="120" w:line="276" w:lineRule="exact"/>
       <w:ind w:firstLine="0"/>
-      <w:jc w:val="center"/>
       <w:outlineLvl w:val="1"/>
     </w:pPr>
     <w:rPr>
-      <w:rFonts w:ascii="EB Garamond" w:cs="EB Garamond" w:eastAsia="EB Garamond" w:hAnsi="EB Garamond"/>
+      <w:rFonts w:ascii="Times New Roman" w:hAnsi="Times New Roman" w:eastAsia="Times New Roman" w:cs="Times New Roman"/>
       <w:b/>
       <w:bCs/>
       <w:color w:val="000000"/>
@@ -1441,31 +8659,33 @@
       <w:szCs w:val="24"/>
     </w:rPr>
   </w:style>
-  <w:style w:styleId="Heading3" w:type="paragraph">
+  <w:style w:type="paragraph" w:styleId="Heading3">
     <w:name w:val="heading 3"/>
     <w:basedOn w:val="Normal"/>
     <w:next w:val="BodyText"/>
+    <w:link w:val="Heading3Char"/>
     <w:uiPriority w:val="9"/>
+    <w:semiHidden/>
+    <w:unhideWhenUsed/>
     <w:qFormat/>
+    <w:rsid w:val="00A10FD9"/>
     <w:pPr>
       <w:keepNext/>
       <w:keepLines/>
-      <w:spacing w:after="0" w:before="480" w:line="480" w:lineRule="exact"/>
+      <w:spacing w:before="240" w:after="120" w:line="276" w:lineRule="exact"/>
       <w:ind w:firstLine="0"/>
-      <w:jc w:val="left"/>
       <w:outlineLvl w:val="2"/>
     </w:pPr>
     <w:rPr>
-      <w:rFonts w:ascii="EB Garamond" w:cs="EB Garamond" w:eastAsia="EB Garamond" w:hAnsi="EB Garamond"/>
+      <w:rFonts w:ascii="Times New Roman" w:hAnsi="Times New Roman" w:eastAsia="Times New Roman" w:cs="Times New Roman"/>
       <w:b/>
       <w:bCs/>
-      <w:i/>
       <w:color w:val="000000"/>
       <w:sz w:val="24"/>
       <w:szCs w:val="24"/>
     </w:rPr>
   </w:style>
-  <w:style w:styleId="Heading4" w:type="paragraph">
+  <w:style w:type="paragraph" w:styleId="Heading4">
     <w:name w:val="heading 4"/>
     <w:basedOn w:val="Normal"/>
     <w:next w:val="BodyText"/>
@@ -1478,17 +8698,21 @@
     <w:pPr>
       <w:keepNext/>
       <w:keepLines/>
-      <w:spacing w:after="40" w:before="80"/>
+      <w:spacing w:before="240" w:after="120" w:line="276" w:lineRule="exact"/>
+      <w:ind w:firstLine="0"/>
       <w:outlineLvl w:val="3"/>
     </w:pPr>
     <w:rPr>
-      <w:rFonts w:cstheme="majorBidi" w:eastAsiaTheme="majorEastAsia"/>
+      <w:rFonts w:ascii="Times New Roman" w:hAnsi="Times New Roman" w:eastAsia="Times New Roman" w:cs="Times New Roman"/>
+      <w:b/>
+      <w:bCs/>
       <w:i/>
-      <w:iCs/>
-      <w:color w:themeColor="accent1" w:themeShade="BF" w:val="0F4761"/>
+      <w:color w:val="000000"/>
+      <w:sz w:val="24"/>
+      <w:szCs w:val="24"/>
     </w:rPr>
   </w:style>
-  <w:style w:styleId="Heading5" w:type="paragraph">
+  <w:style w:type="paragraph" w:styleId="Heading5">
     <w:name w:val="heading 5"/>
     <w:basedOn w:val="Normal"/>
     <w:next w:val="BodyText"/>
@@ -1501,15 +8725,21 @@
     <w:pPr>
       <w:keepNext/>
       <w:keepLines/>
-      <w:spacing w:after="40" w:before="80"/>
+      <w:spacing w:before="240" w:after="120" w:line="276" w:lineRule="exact"/>
+      <w:ind w:firstLine="0"/>
       <w:outlineLvl w:val="4"/>
     </w:pPr>
     <w:rPr>
-      <w:rFonts w:cstheme="majorBidi" w:eastAsiaTheme="majorEastAsia"/>
-      <w:color w:themeColor="accent1" w:themeShade="BF" w:val="0F4761"/>
+      <w:rFonts w:ascii="Times New Roman" w:hAnsi="Times New Roman" w:eastAsia="Times New Roman" w:cs="Times New Roman"/>
+      <w:b/>
+      <w:bCs/>
+      <w:i/>
+      <w:color w:val="000000"/>
+      <w:sz w:val="24"/>
+      <w:szCs w:val="24"/>
     </w:rPr>
   </w:style>
-  <w:style w:styleId="Heading6" w:type="paragraph">
+  <w:style w:type="paragraph" w:styleId="Heading6">
     <w:name w:val="heading 6"/>
     <w:basedOn w:val="Normal"/>
     <w:next w:val="BodyText"/>
@@ -1522,17 +8752,17 @@
     <w:pPr>
       <w:keepNext/>
       <w:keepLines/>
-      <w:spacing w:after="0" w:before="40"/>
+      <w:spacing w:before="40" w:after="0"/>
       <w:outlineLvl w:val="5"/>
     </w:pPr>
     <w:rPr>
-      <w:rFonts w:cstheme="majorBidi" w:eastAsiaTheme="majorEastAsia"/>
+      <w:rFonts w:eastAsiaTheme="majorEastAsia" w:cstheme="majorBidi"/>
       <w:i/>
       <w:iCs/>
-      <w:color w:themeColor="text1" w:themeTint="A6" w:val="595959"/>
+      <w:color w:val="595959" w:themeColor="text1" w:themeTint="A6"/>
     </w:rPr>
   </w:style>
-  <w:style w:styleId="Heading7" w:type="paragraph">
+  <w:style w:type="paragraph" w:styleId="Heading7">
     <w:name w:val="heading 7"/>
     <w:basedOn w:val="Normal"/>
     <w:next w:val="BodyText"/>
@@ -1545,15 +8775,15 @@
     <w:pPr>
       <w:keepNext/>
       <w:keepLines/>
-      <w:spacing w:after="0" w:before="40"/>
+      <w:spacing w:before="40" w:after="0"/>
       <w:outlineLvl w:val="6"/>
     </w:pPr>
     <w:rPr>
-      <w:rFonts w:cstheme="majorBidi" w:eastAsiaTheme="majorEastAsia"/>
-      <w:color w:themeColor="text1" w:themeTint="A6" w:val="595959"/>
+      <w:rFonts w:eastAsiaTheme="majorEastAsia" w:cstheme="majorBidi"/>
+      <w:color w:val="595959" w:themeColor="text1" w:themeTint="A6"/>
     </w:rPr>
   </w:style>
-  <w:style w:styleId="Heading8" w:type="paragraph">
+  <w:style w:type="paragraph" w:styleId="Heading8">
     <w:name w:val="heading 8"/>
     <w:basedOn w:val="Normal"/>
     <w:next w:val="BodyText"/>
@@ -1570,13 +8800,13 @@
       <w:outlineLvl w:val="7"/>
     </w:pPr>
     <w:rPr>
-      <w:rFonts w:cstheme="majorBidi" w:eastAsiaTheme="majorEastAsia"/>
+      <w:rFonts w:eastAsiaTheme="majorEastAsia" w:cstheme="majorBidi"/>
       <w:i/>
       <w:iCs/>
-      <w:color w:themeColor="text1" w:themeTint="D8" w:val="272727"/>
+      <w:color w:val="272727" w:themeColor="text1" w:themeTint="D8"/>
     </w:rPr>
   </w:style>
-  <w:style w:styleId="Heading9" w:type="paragraph">
+  <w:style w:type="paragraph" w:styleId="Heading9">
     <w:name w:val="heading 9"/>
     <w:basedOn w:val="Normal"/>
     <w:next w:val="BodyText"/>
@@ -1593,24 +8823,24 @@
       <w:outlineLvl w:val="8"/>
     </w:pPr>
     <w:rPr>
-      <w:rFonts w:cstheme="majorBidi" w:eastAsiaTheme="majorEastAsia"/>
-      <w:color w:themeColor="text1" w:themeTint="D8" w:val="272727"/>
+      <w:rFonts w:eastAsiaTheme="majorEastAsia" w:cstheme="majorBidi"/>
+      <w:color w:val="272727" w:themeColor="text1" w:themeTint="D8"/>
     </w:rPr>
   </w:style>
-  <w:style w:customStyle="1" w:styleId="Heading1Char" w:type="character">
+  <w:style w:type="character" w:customStyle="1" w:styleId="Heading1Char">
     <w:name w:val="Heading 1 Char"/>
     <w:basedOn w:val="DefaultParagraphFont"/>
     <w:link w:val="Heading1"/>
     <w:uiPriority w:val="9"/>
     <w:rsid w:val="00A10FD9"/>
     <w:rPr>
-      <w:rFonts w:asciiTheme="majorHAnsi" w:cstheme="majorBidi" w:eastAsiaTheme="majorEastAsia" w:hAnsiTheme="majorHAnsi"/>
-      <w:color w:themeColor="accent1" w:themeShade="BF" w:val="0F4761"/>
+      <w:rFonts w:asciiTheme="majorHAnsi" w:eastAsiaTheme="majorEastAsia" w:hAnsiTheme="majorHAnsi" w:cstheme="majorBidi"/>
+      <w:color w:val="0F4761" w:themeColor="accent1" w:themeShade="BF"/>
       <w:sz w:val="40"/>
       <w:szCs w:val="40"/>
     </w:rPr>
   </w:style>
-  <w:style w:customStyle="1" w:styleId="Heading2Char" w:type="character">
+  <w:style w:type="character" w:customStyle="1" w:styleId="Heading2Char">
     <w:name w:val="Heading 2 Char"/>
     <w:basedOn w:val="DefaultParagraphFont"/>
     <w:link w:val="Heading2"/>
@@ -1618,13 +8848,13 @@
     <w:semiHidden/>
     <w:rsid w:val="00A10FD9"/>
     <w:rPr>
-      <w:rFonts w:asciiTheme="majorHAnsi" w:cstheme="majorBidi" w:eastAsiaTheme="majorEastAsia" w:hAnsiTheme="majorHAnsi"/>
-      <w:color w:themeColor="accent1" w:themeShade="BF" w:val="0F4761"/>
+      <w:rFonts w:asciiTheme="majorHAnsi" w:eastAsiaTheme="majorEastAsia" w:hAnsiTheme="majorHAnsi" w:cstheme="majorBidi"/>
+      <w:color w:val="0F4761" w:themeColor="accent1" w:themeShade="BF"/>
       <w:sz w:val="32"/>
       <w:szCs w:val="32"/>
     </w:rPr>
   </w:style>
-  <w:style w:customStyle="1" w:styleId="Heading3Char" w:type="character">
+  <w:style w:type="character" w:customStyle="1" w:styleId="Heading3Char">
     <w:name w:val="Heading 3 Char"/>
     <w:basedOn w:val="DefaultParagraphFont"/>
     <w:link w:val="Heading3"/>
@@ -1632,13 +8862,13 @@
     <w:semiHidden/>
     <w:rsid w:val="00A10FD9"/>
     <w:rPr>
-      <w:rFonts w:cstheme="majorBidi" w:eastAsiaTheme="majorEastAsia"/>
-      <w:color w:themeColor="accent1" w:themeShade="BF" w:val="0F4761"/>
+      <w:rFonts w:eastAsiaTheme="majorEastAsia" w:cstheme="majorBidi"/>
+      <w:color w:val="0F4761" w:themeColor="accent1" w:themeShade="BF"/>
       <w:sz w:val="28"/>
       <w:szCs w:val="28"/>
     </w:rPr>
   </w:style>
-  <w:style w:customStyle="1" w:styleId="Heading4Char" w:type="character">
+  <w:style w:type="character" w:customStyle="1" w:styleId="Heading4Char">
     <w:name w:val="Heading 4 Char"/>
     <w:basedOn w:val="DefaultParagraphFont"/>
     <w:link w:val="Heading4"/>
@@ -1646,13 +8876,13 @@
     <w:semiHidden/>
     <w:rsid w:val="00A10FD9"/>
     <w:rPr>
-      <w:rFonts w:cstheme="majorBidi" w:eastAsiaTheme="majorEastAsia"/>
+      <w:rFonts w:eastAsiaTheme="majorEastAsia" w:cstheme="majorBidi"/>
       <w:i/>
       <w:iCs/>
-      <w:color w:themeColor="accent1" w:themeShade="BF" w:val="0F4761"/>
+      <w:color w:val="0F4761" w:themeColor="accent1" w:themeShade="BF"/>
     </w:rPr>
   </w:style>
-  <w:style w:customStyle="1" w:styleId="Heading5Char" w:type="character">
+  <w:style w:type="character" w:customStyle="1" w:styleId="Heading5Char">
     <w:name w:val="Heading 5 Char"/>
     <w:basedOn w:val="DefaultParagraphFont"/>
     <w:link w:val="Heading5"/>
@@ -1660,11 +8890,11 @@
     <w:semiHidden/>
     <w:rsid w:val="00A10FD9"/>
     <w:rPr>
-      <w:rFonts w:cstheme="majorBidi" w:eastAsiaTheme="majorEastAsia"/>
-      <w:color w:themeColor="accent1" w:themeShade="BF" w:val="0F4761"/>
+      <w:rFonts w:eastAsiaTheme="majorEastAsia" w:cstheme="majorBidi"/>
+      <w:color w:val="0F4761" w:themeColor="accent1" w:themeShade="BF"/>
     </w:rPr>
   </w:style>
-  <w:style w:customStyle="1" w:styleId="Heading6Char" w:type="character">
+  <w:style w:type="character" w:customStyle="1" w:styleId="Heading6Char">
     <w:name w:val="Heading 6 Char"/>
     <w:basedOn w:val="DefaultParagraphFont"/>
     <w:link w:val="Heading6"/>
@@ -1672,13 +8902,13 @@
     <w:semiHidden/>
     <w:rsid w:val="00A10FD9"/>
     <w:rPr>
-      <w:rFonts w:cstheme="majorBidi" w:eastAsiaTheme="majorEastAsia"/>
+      <w:rFonts w:eastAsiaTheme="majorEastAsia" w:cstheme="majorBidi"/>
       <w:i/>
       <w:iCs/>
-      <w:color w:themeColor="text1" w:themeTint="A6" w:val="595959"/>
+      <w:color w:val="595959" w:themeColor="text1" w:themeTint="A6"/>
     </w:rPr>
   </w:style>
-  <w:style w:customStyle="1" w:styleId="Heading7Char" w:type="character">
+  <w:style w:type="character" w:customStyle="1" w:styleId="Heading7Char">
     <w:name w:val="Heading 7 Char"/>
     <w:basedOn w:val="DefaultParagraphFont"/>
     <w:link w:val="Heading7"/>
@@ -1686,11 +8916,11 @@
     <w:semiHidden/>
     <w:rsid w:val="00A10FD9"/>
     <w:rPr>
-      <w:rFonts w:cstheme="majorBidi" w:eastAsiaTheme="majorEastAsia"/>
-      <w:color w:themeColor="text1" w:themeTint="A6" w:val="595959"/>
+      <w:rFonts w:eastAsiaTheme="majorEastAsia" w:cstheme="majorBidi"/>
+      <w:color w:val="595959" w:themeColor="text1" w:themeTint="A6"/>
     </w:rPr>
   </w:style>
-  <w:style w:customStyle="1" w:styleId="Heading8Char" w:type="character">
+  <w:style w:type="character" w:customStyle="1" w:styleId="Heading8Char">
     <w:name w:val="Heading 8 Char"/>
     <w:basedOn w:val="DefaultParagraphFont"/>
     <w:link w:val="Heading8"/>
@@ -1698,13 +8928,13 @@
     <w:semiHidden/>
     <w:rsid w:val="00A10FD9"/>
     <w:rPr>
-      <w:rFonts w:cstheme="majorBidi" w:eastAsiaTheme="majorEastAsia"/>
+      <w:rFonts w:eastAsiaTheme="majorEastAsia" w:cstheme="majorBidi"/>
       <w:i/>
       <w:iCs/>
-      <w:color w:themeColor="text1" w:themeTint="D8" w:val="272727"/>
+      <w:color w:val="272727" w:themeColor="text1" w:themeTint="D8"/>
     </w:rPr>
   </w:style>
-  <w:style w:customStyle="1" w:styleId="Heading9Char" w:type="character">
+  <w:style w:type="character" w:customStyle="1" w:styleId="Heading9Char">
     <w:name w:val="Heading 9 Char"/>
     <w:basedOn w:val="DefaultParagraphFont"/>
     <w:link w:val="Heading9"/>
@@ -1712,32 +8942,48 @@
     <w:semiHidden/>
     <w:rsid w:val="00A10FD9"/>
     <w:rPr>
-      <w:rFonts w:cstheme="majorBidi" w:eastAsiaTheme="majorEastAsia"/>
-      <w:color w:themeColor="text1" w:themeTint="D8" w:val="272727"/>
+      <w:rFonts w:eastAsiaTheme="majorEastAsia" w:cstheme="majorBidi"/>
+      <w:color w:val="272727" w:themeColor="text1" w:themeTint="D8"/>
     </w:rPr>
   </w:style>
-  <w:style w:styleId="BlockText" w:type="paragraph">
+  <w:style w:type="paragraph" w:customStyle="1" w:styleId="ListItem">
+    <w:name w:val="List Item"/>
+    <w:basedOn w:val="BodyText"/>
+    <w:qFormat/>
+    <w:pPr>
+      <w:spacing w:before="0" w:after="0" w:line="480" w:lineRule="exact"/>
+      <w:ind w:left="720" w:hanging="720"/>
+    </w:pPr>
+  </w:style>
+  <w:style w:type="paragraph" w:styleId="BlockText">
     <w:name w:val="Block Text"/>
-    <w:basedOn w:val="Normal"/>
+    <w:basedOn w:val="BodyText"/>
+    <w:next w:val="BodyText"/>
+    <w:uiPriority w:val="9"/>
+    <w:unhideWhenUsed/>
+    <w:qFormat/>
     <w:pPr>
-      <w:spacing w:after="0" w:before="0" w:line="276" w:lineRule="exact"/>
-      <w:spacing w:after="240" w:line="276" w:lineRule="exact"/>
+      <w:spacing w:before="280" w:after="280" w:line="276" w:lineRule="exact"/>
       <w:ind w:firstLine="0" w:left="720" w:right="720"/>
     </w:pPr>
   </w:style>
-  <w:style w:styleId="FootnoteText" w:type="paragraph">
-    <w:name w:val="footnote text"/>
+  <w:style w:type="paragraph" w:styleId="FootnoteText">
+    <w:name w:val="Footnote Text"/>
     <w:basedOn w:val="Normal"/>
+    <w:next w:val="FootnoteText"/>
+    <w:uiPriority w:val="9"/>
+    <w:unhideWhenUsed/>
+    <w:qFormat/>
     <w:pPr>
-      <w:spacing w:after="0" w:before="0" w:line="276" w:lineRule="exact"/>
-      <w:ind w:firstLine="0"/>
+      <w:keepLines/>
+      <w:spacing w:before="0" w:after="140" w:line="276" w:lineRule="exact"/>
     </w:pPr>
     <w:rPr>
       <w:sz w:val="24"/>
       <w:szCs w:val="24"/>
     </w:rPr>
   </w:style>
-  <w:style w:styleId="FootnoteBlockText" w:type="paragraph">
+  <w:style w:type="paragraph" w:styleId="FootnoteBlockText">
     <w:name w:val="Footnote Block Text"/>
     <w:basedOn w:val="FootnoteText"/>
     <w:next w:val="FootnoteText"/>
@@ -1745,38 +8991,29 @@
     <w:unhideWhenUsed/>
     <w:qFormat/>
     <w:pPr>
-      <w:spacing w:after="100" w:before="100"/>
-      <w:ind w:firstLine="0" w:left="480" w:right="480"/>
+      <w:spacing w:before="280" w:after="280"/>
+      <w:ind w:firstLine="0" w:left="720" w:right="720"/>
     </w:pPr>
   </w:style>
-  <w:style w:default="1" w:styleId="DefaultParagraphFont" w:type="character">
+  <w:style w:type="character" w:default="1" w:styleId="DefaultParagraphFont">
     <w:name w:val="Default Paragraph Font"/>
     <w:semiHidden/>
     <w:unhideWhenUsed/>
   </w:style>
-  <w:style w:default="1" w:styleId="Table" w:type="table">
+  <w:style w:type="table" w:default="1" w:styleId="Table">
     <w:name w:val="Table"/>
     <w:basedOn w:val="TableNormal"/>
-    <w:semiHidden/>
-    <w:unhideWhenUsed/>
     <w:qFormat/>
     <w:tblPr>
-      <w:tblInd w:type="dxa" w:w="0"/>
+      <w:tblInd w:w="0" w:type="dxa"/>
       <w:tblCellMar>
-        <w:top w:type="dxa" w:w="0"/>
-        <w:left w:type="dxa" w:w="108"/>
-        <w:bottom w:type="dxa" w:w="0"/>
-        <w:right w:type="dxa" w:w="108"/>
+        <w:top w:w="0" w:type="dxa"/>
+        <w:left w:w="108" w:type="dxa"/>
+        <w:bottom w:w="0" w:type="dxa"/>
+        <w:right w:w="108" w:type="dxa"/>
       </w:tblCellMar>
     </w:tblPr>
     <w:tblStylePr w:type="firstRow">
-      <w:tblPr>
-        <w:jc w:val="left"/>
-        <w:tblInd w:type="dxa" w:w="0"/>
-      </w:tblPr>
-      <w:trPr>
-        <w:jc w:val="left"/>
-      </w:trPr>
       <w:tcPr>
         <w:tcBorders>
           <w:bottom w:val="single"/>
@@ -1785,7 +9022,7 @@
       </w:tcPr>
     </w:tblStylePr>
   </w:style>
-  <w:style w:customStyle="1" w:styleId="DefinitionTerm" w:type="paragraph">
+  <w:style w:type="paragraph" w:customStyle="1" w:styleId="DefinitionTerm">
     <w:name w:val="Definition Term"/>
     <w:basedOn w:val="Normal"/>
     <w:next w:val="Definition"/>
@@ -1798,49 +9035,49 @@
       <w:b/>
     </w:rPr>
   </w:style>
-  <w:style w:customStyle="1" w:styleId="Definition" w:type="paragraph">
+  <w:style w:type="paragraph" w:customStyle="1" w:styleId="Definition">
     <w:name w:val="Definition"/>
     <w:basedOn w:val="Normal"/>
   </w:style>
-  <w:style w:styleId="Caption" w:type="paragraph">
+  <w:style w:type="paragraph" w:styleId="Caption">
     <w:name w:val="Caption"/>
     <w:basedOn w:val="Normal"/>
     <w:link w:val="BodyTextChar"/>
     <w:pPr>
-      <w:spacing w:after="120" w:before="0"/>
+      <w:spacing w:before="0" w:after="120"/>
     </w:pPr>
     <w:rPr>
       <w:i/>
     </w:rPr>
   </w:style>
-  <w:style w:customStyle="1" w:styleId="TableCaption" w:type="paragraph">
+  <w:style w:type="paragraph" w:customStyle="1" w:styleId="TableCaption">
     <w:name w:val="Table Caption"/>
     <w:basedOn w:val="Caption"/>
     <w:pPr>
       <w:keepNext/>
     </w:pPr>
   </w:style>
-  <w:style w:customStyle="1" w:styleId="ImageCaption" w:type="paragraph">
+  <w:style w:type="paragraph" w:customStyle="1" w:styleId="ImageCaption">
     <w:name w:val="Image Caption"/>
     <w:basedOn w:val="Caption"/>
   </w:style>
-  <w:style w:customStyle="1" w:styleId="Figure" w:type="paragraph">
+  <w:style w:type="paragraph" w:customStyle="1" w:styleId="Figure">
     <w:name w:val="Figure"/>
     <w:basedOn w:val="Normal"/>
   </w:style>
-  <w:style w:customStyle="1" w:styleId="CaptionedFigure" w:type="paragraph">
+  <w:style w:type="paragraph" w:customStyle="1" w:styleId="CaptionedFigure">
     <w:name w:val="Captioned Figure"/>
     <w:basedOn w:val="Figure"/>
     <w:pPr>
       <w:keepNext/>
     </w:pPr>
   </w:style>
-  <w:style w:customStyle="1" w:styleId="BodyTextChar" w:type="character">
+  <w:style w:type="character" w:customStyle="1" w:styleId="BodyTextChar">
     <w:name w:val="Body Text Char"/>
     <w:basedOn w:val="DefaultParagraphFont"/>
     <w:link w:val="BodyText"/>
   </w:style>
-  <w:style w:customStyle="1" w:styleId="VerbatimChar" w:type="character">
+  <w:style w:type="character" w:customStyle="1" w:styleId="VerbatimChar">
     <w:name w:val="Verbatim Char"/>
     <w:basedOn w:val="BodyTextChar"/>
     <w:rPr>
@@ -1848,25 +9085,25 @@
       <w:sz w:val="22"/>
     </w:rPr>
   </w:style>
-  <w:style w:customStyle="1" w:styleId="SectionNumber" w:type="character">
+  <w:style w:type="character" w:customStyle="1" w:styleId="SectionNumber">
     <w:name w:val="Section Number"/>
     <w:basedOn w:val="BodyTextChar"/>
   </w:style>
-  <w:style w:styleId="FootnoteReference" w:type="character">
+  <w:style w:type="character" w:styleId="FootnoteReference">
     <w:name w:val="Footnote Reference"/>
     <w:basedOn w:val="BodyTextChar"/>
     <w:rPr>
       <w:vertAlign w:val="superscript"/>
     </w:rPr>
   </w:style>
-  <w:style w:styleId="Hyperlink" w:type="character">
+  <w:style w:type="character" w:styleId="Hyperlink">
     <w:name w:val="Hyperlink"/>
     <w:basedOn w:val="BodyTextChar"/>
     <w:rPr>
-      <w:color w:themeColor="accent1" w:val="4F81BD"/>
+      <w:color w:val="000000"/>
     </w:rPr>
   </w:style>
-  <w:style w:styleId="TOCHeading" w:type="paragraph">
+  <w:style w:type="paragraph" w:styleId="TOCHeading">
     <w:name w:val="TOC Heading"/>
     <w:basedOn w:val="Heading1"/>
     <w:next w:val="BodyText"/>
@@ -1878,72 +9115,10 @@
       <w:outlineLvl w:val="9"/>
     </w:pPr>
     <w:rPr>
-      <w:rFonts w:asciiTheme="majorHAnsi" w:cstheme="majorBidi" w:eastAsiaTheme="majorEastAsia" w:hAnsiTheme="majorHAnsi"/>
+      <w:rFonts w:asciiTheme="majorHAnsi" w:eastAsiaTheme="majorEastAsia" w:hAnsiTheme="majorHAnsi" w:cstheme="majorBidi"/>
       <w:b w:val="0"/>
       <w:bCs w:val="0"/>
-      <w:color w:themeColor="accent1" w:themeShade="BF" w:val="365F91"/>
-    </w:rPr>
-  </w:style>
-  <w:style w:customStyle="1" w:styleId="SingleSpaced" w:type="paragraph">
-    <w:name w:val="Single Spaced"/>
-    <w:basedOn w:val="Normal"/>
-    <w:qFormat/>
-    <w:pPr>
-      <w:spacing w:after="0" w:before="0" w:line="276" w:lineRule="exact"/>
-      <w:ind w:firstLine="0"/>
-    </w:pPr>
-  </w:style>
-  <w:style w:customStyle="1" w:styleId="SingleCentered" w:type="paragraph">
-    <w:name w:val="Single Centered"/>
-    <w:basedOn w:val="SingleSpaced"/>
-    <w:qFormat/>
-    <w:pPr>
-      <w:jc w:val="center"/>
-    </w:pPr>
-  </w:style>
-  <w:style w:customStyle="1" w:styleId="SignatureBlock" w:type="paragraph">
-    <w:name w:val="Signature Block"/>
-    <w:basedOn w:val="SingleSpaced"/>
-    <w:qFormat/>
-    <w:pPr>
-      <w:ind w:firstLine="0" w:left="4680"/>
-    </w:pPr>
-  </w:style>
-  <w:style w:customStyle="1" w:styleId="NumberedParagraph" w:type="paragraph">
-    <w:name w:val="Numbered Paragraph"/>
-    <w:basedOn w:val="BodyText"/>
-    <w:qFormat/>
-    <w:pPr>
-      <w:tabs>
-        <w:tab w:pos="1440" w:val="left"/>
-      </w:tabs>
-      <w:ind w:firstLine="720"/>
-    </w:pPr>
-  </w:style>
-  <w:style w:customStyle="1" w:styleId="LetteredItem" w:type="paragraph">
-    <w:name w:val="Lettered Item"/>
-    <w:basedOn w:val="Normal"/>
-    <w:qFormat/>
-    <w:pPr>
-      <w:tabs>
-        <w:tab w:pos="1440" w:val="left"/>
-      </w:tabs>
-      <w:ind w:hanging="720" w:left="1440"/>
-    </w:pPr>
-  </w:style>
-  <w:style w:customStyle="1" w:styleId="CenteredBold" w:type="paragraph">
-    <w:name w:val="Centered Bold"/>
-    <w:basedOn w:val="Normal"/>
-    <w:qFormat/>
-    <w:pPr>
-      <w:keepNext/>
-      <w:spacing w:after="0" w:before="480" w:line="480" w:lineRule="exact"/>
-      <w:ind w:firstLine="0"/>
-      <w:jc w:val="center"/>
-    </w:pPr>
-    <w:rPr>
-      <w:b/>
-      <w:bCs/>
+      <w:color w:val="365F91" w:themeColor="accent1" w:themeShade="BF"/>
     </w:rPr>
   </w:style>
   <w:style w:type="paragraph" w:customStyle="1" w:styleId="SourceCode">
